--- a/docs/reports/run2_2026-10-08/HaT pheWAS concise report 10-7.docx
+++ b/docs/reports/run2_2026-10-08/HaT pheWAS concise report 10-7.docx
@@ -584,22 +584,24 @@
         <w:t xml:space="preserve"> </w:t>
       </w:r>
       <w:r>
-        <w:t xml:space="preserve">(phecode cases on 2+ dates as a percentage of HaT patients and of controls; OR adjusted; all q &lt; 1e-130):</w:t>
+        <w:t xml:space="preserve">(phecode cases on 2+ dates as a percentage of HaT patients and of controls; OR adjusted; p from the model, * Bonferroni-significant):</w:t>
       </w:r>
     </w:p>
     <w:tbl>
       <w:tblPr>
         <w:tblStyle w:val="Table"/>
-        <w:tblW w:type="pct" w:w="5000"/>
+        <w:tblW w:type="pct" w:w="4800"/>
         <w:tblLayout w:type="fixed"/>
         <w:tblLook w:firstRow="1" w:lastRow="0" w:firstColumn="0" w:lastColumn="0" w:noHBand="0" w:noVBand="0" w:val="0020"/>
       </w:tblPr>
       <w:tblGrid>
-        <w:gridCol w:w="1584"/>
-        <w:gridCol w:w="1584"/>
-        <w:gridCol w:w="1584"/>
-        <w:gridCol w:w="1584"/>
-        <w:gridCol w:w="1584"/>
+        <w:gridCol w:w="2376"/>
+        <w:gridCol w:w="1188"/>
+        <w:gridCol w:w="633"/>
+        <w:gridCol w:w="792"/>
+        <w:gridCol w:w="1188"/>
+        <w:gridCol w:w="633"/>
+        <w:gridCol w:w="792"/>
       </w:tblGrid>
       <w:tr>
         <w:trPr>
@@ -645,6 +647,17 @@
               <w:pStyle w:val="Compact"/>
             </w:pPr>
             <w:r>
+              <w:t xml:space="preserve">p before</w:t>
+            </w:r>
+          </w:p>
+        </w:tc>
+        <w:tc>
+          <w:tcPr/>
+          <w:p>
+            <w:pPr>
+              <w:pStyle w:val="Compact"/>
+            </w:pPr>
+            <w:r>
               <w:t xml:space="preserve">HaT / controls, after</w:t>
             </w:r>
           </w:p>
@@ -657,6 +670,17 @@
             </w:pPr>
             <w:r>
               <w:t xml:space="preserve">OR after</w:t>
+            </w:r>
+          </w:p>
+        </w:tc>
+        <w:tc>
+          <w:tcPr/>
+          <w:p>
+            <w:pPr>
+              <w:pStyle w:val="Compact"/>
+            </w:pPr>
+            <w:r>
+              <w:t xml:space="preserve">p after</w:t>
             </w:r>
           </w:p>
         </w:tc>
@@ -702,6 +726,17 @@
               <w:pStyle w:val="Compact"/>
             </w:pPr>
             <w:r>
+              <w:t xml:space="preserve">&lt;1e-300*</w:t>
+            </w:r>
+          </w:p>
+        </w:tc>
+        <w:tc>
+          <w:tcPr/>
+          <w:p>
+            <w:pPr>
+              <w:pStyle w:val="Compact"/>
+            </w:pPr>
+            <w:r>
               <w:t xml:space="preserve">20.8% / 0.5%</w:t>
             </w:r>
           </w:p>
@@ -714,6 +749,17 @@
             </w:pPr>
             <w:r>
               <w:t xml:space="preserve">55.1</w:t>
+            </w:r>
+          </w:p>
+        </w:tc>
+        <w:tc>
+          <w:tcPr/>
+          <w:p>
+            <w:pPr>
+              <w:pStyle w:val="Compact"/>
+            </w:pPr>
+            <w:r>
+              <w:t xml:space="preserve">&lt;1e-300*</w:t>
             </w:r>
           </w:p>
         </w:tc>
@@ -759,6 +805,17 @@
               <w:pStyle w:val="Compact"/>
             </w:pPr>
             <w:r>
+              <w:t xml:space="preserve">2.8e-98*</w:t>
+            </w:r>
+          </w:p>
+        </w:tc>
+        <w:tc>
+          <w:tcPr/>
+          <w:p>
+            <w:pPr>
+              <w:pStyle w:val="Compact"/>
+            </w:pPr>
+            <w:r>
               <w:t xml:space="preserve">9.6% / 0.1%</w:t>
             </w:r>
           </w:p>
@@ -771,6 +828,17 @@
             </w:pPr>
             <w:r>
               <w:t xml:space="preserve">123</w:t>
+            </w:r>
+          </w:p>
+        </w:tc>
+        <w:tc>
+          <w:tcPr/>
+          <w:p>
+            <w:pPr>
+              <w:pStyle w:val="Compact"/>
+            </w:pPr>
+            <w:r>
+              <w:t xml:space="preserve">1.3e-109*</w:t>
             </w:r>
           </w:p>
         </w:tc>
@@ -816,6 +884,17 @@
               <w:pStyle w:val="Compact"/>
             </w:pPr>
             <w:r>
+              <w:t xml:space="preserve">5.3e-100*</w:t>
+            </w:r>
+          </w:p>
+        </w:tc>
+        <w:tc>
+          <w:tcPr/>
+          <w:p>
+            <w:pPr>
+              <w:pStyle w:val="Compact"/>
+            </w:pPr>
+            <w:r>
               <w:t xml:space="preserve">3.1% / 0.1%</w:t>
             </w:r>
           </w:p>
@@ -828,6 +907,17 @@
             </w:pPr>
             <w:r>
               <w:t xml:space="preserve">60.5</w:t>
+            </w:r>
+          </w:p>
+        </w:tc>
+        <w:tc>
+          <w:tcPr/>
+          <w:p>
+            <w:pPr>
+              <w:pStyle w:val="Compact"/>
+            </w:pPr>
+            <w:r>
+              <w:t xml:space="preserve">4e-50*</w:t>
             </w:r>
           </w:p>
         </w:tc>
@@ -873,6 +963,17 @@
               <w:pStyle w:val="Compact"/>
             </w:pPr>
             <w:r>
+              <w:t xml:space="preserve">1.5e-190*</w:t>
+            </w:r>
+          </w:p>
+        </w:tc>
+        <w:tc>
+          <w:tcPr/>
+          <w:p>
+            <w:pPr>
+              <w:pStyle w:val="Compact"/>
+            </w:pPr>
+            <w:r>
               <w:t xml:space="preserve">8.8% / 0.2%</w:t>
             </w:r>
           </w:p>
@@ -885,6 +986,17 @@
             </w:pPr>
             <w:r>
               <w:t xml:space="preserve">44.6</w:t>
+            </w:r>
+          </w:p>
+        </w:tc>
+        <w:tc>
+          <w:tcPr/>
+          <w:p>
+            <w:pPr>
+              <w:pStyle w:val="Compact"/>
+            </w:pPr>
+            <w:r>
+              <w:t xml:space="preserve">7.8e-150*</w:t>
             </w:r>
           </w:p>
         </w:tc>
@@ -930,6 +1042,17 @@
               <w:pStyle w:val="Compact"/>
             </w:pPr>
             <w:r>
+              <w:t xml:space="preserve">4.8e-164*</w:t>
+            </w:r>
+          </w:p>
+        </w:tc>
+        <w:tc>
+          <w:tcPr/>
+          <w:p>
+            <w:pPr>
+              <w:pStyle w:val="Compact"/>
+            </w:pPr>
+            <w:r>
               <w:t xml:space="preserve">4.5% / 0.4%</w:t>
             </w:r>
           </w:p>
@@ -942,6 +1065,17 @@
             </w:pPr>
             <w:r>
               <w:t xml:space="preserve">9.3</w:t>
+            </w:r>
+          </w:p>
+        </w:tc>
+        <w:tc>
+          <w:tcPr/>
+          <w:p>
+            <w:pPr>
+              <w:pStyle w:val="Compact"/>
+            </w:pPr>
+            <w:r>
+              <w:t xml:space="preserve">1.5e-75*</w:t>
             </w:r>
           </w:p>
         </w:tc>
@@ -987,6 +1121,17 @@
               <w:pStyle w:val="Compact"/>
             </w:pPr>
             <w:r>
+              <w:t xml:space="preserve">2.5e-251*</w:t>
+            </w:r>
+          </w:p>
+        </w:tc>
+        <w:tc>
+          <w:tcPr/>
+          <w:p>
+            <w:pPr>
+              <w:pStyle w:val="Compact"/>
+            </w:pPr>
+            <w:r>
               <w:t xml:space="preserve">7.8% / 0.7%</w:t>
             </w:r>
           </w:p>
@@ -999,6 +1144,17 @@
             </w:pPr>
             <w:r>
               <w:t xml:space="preserve">11.8</w:t>
+            </w:r>
+          </w:p>
+        </w:tc>
+        <w:tc>
+          <w:tcPr/>
+          <w:p>
+            <w:pPr>
+              <w:pStyle w:val="Compact"/>
+            </w:pPr>
+            <w:r>
+              <w:t xml:space="preserve">1.1e-142*</w:t>
             </w:r>
           </w:p>
         </w:tc>
@@ -1063,6 +1219,17 @@
               <w:pStyle w:val="Compact"/>
             </w:pPr>
             <w:r>
+              <w:t xml:space="preserve">3.9e-271*</w:t>
+            </w:r>
+          </w:p>
+        </w:tc>
+        <w:tc>
+          <w:tcPr/>
+          <w:p>
+            <w:pPr>
+              <w:pStyle w:val="Compact"/>
+            </w:pPr>
+            <w:r>
               <w:t xml:space="preserve">7.5% / 0.8%</w:t>
             </w:r>
           </w:p>
@@ -1075,6 +1242,17 @@
             </w:pPr>
             <w:r>
               <w:t xml:space="preserve">10.0</w:t>
+            </w:r>
+          </w:p>
+        </w:tc>
+        <w:tc>
+          <w:tcPr/>
+          <w:p>
+            <w:pPr>
+              <w:pStyle w:val="Compact"/>
+            </w:pPr>
+            <w:r>
+              <w:t xml:space="preserve">2.6e-130*</w:t>
             </w:r>
           </w:p>
         </w:tc>
@@ -1120,6 +1298,17 @@
               <w:pStyle w:val="Compact"/>
             </w:pPr>
             <w:r>
+              <w:t xml:space="preserve">2.7e-189*</w:t>
+            </w:r>
+          </w:p>
+        </w:tc>
+        <w:tc>
+          <w:tcPr/>
+          <w:p>
+            <w:pPr>
+              <w:pStyle w:val="Compact"/>
+            </w:pPr>
+            <w:r>
               <w:t xml:space="preserve">10.1% / 0.3%</w:t>
             </w:r>
           </w:p>
@@ -1132,6 +1321,17 @@
             </w:pPr>
             <w:r>
               <w:t xml:space="preserve">36.4</w:t>
+            </w:r>
+          </w:p>
+        </w:tc>
+        <w:tc>
+          <w:tcPr/>
+          <w:p>
+            <w:pPr>
+              <w:pStyle w:val="Compact"/>
+            </w:pPr>
+            <w:r>
+              <w:t xml:space="preserve">8.1e-187*</w:t>
             </w:r>
           </w:p>
         </w:tc>
@@ -1177,6 +1377,17 @@
               <w:pStyle w:val="Compact"/>
             </w:pPr>
             <w:r>
+              <w:t xml:space="preserve">1.4e-192*</w:t>
+            </w:r>
+          </w:p>
+        </w:tc>
+        <w:tc>
+          <w:tcPr/>
+          <w:p>
+            <w:pPr>
+              <w:pStyle w:val="Compact"/>
+            </w:pPr>
+            <w:r>
               <w:t xml:space="preserve">10.3% / 0.3%</w:t>
             </w:r>
           </w:p>
@@ -1189,6 +1400,17 @@
             </w:pPr>
             <w:r>
               <w:t xml:space="preserve">39.9</w:t>
+            </w:r>
+          </w:p>
+        </w:tc>
+        <w:tc>
+          <w:tcPr/>
+          <w:p>
+            <w:pPr>
+              <w:pStyle w:val="Compact"/>
+            </w:pPr>
+            <w:r>
+              <w:t xml:space="preserve">6.1e-186*</w:t>
             </w:r>
           </w:p>
         </w:tc>
@@ -1234,6 +1456,17 @@
               <w:pStyle w:val="Compact"/>
             </w:pPr>
             <w:r>
+              <w:t xml:space="preserve">3.2e-134*</w:t>
+            </w:r>
+          </w:p>
+        </w:tc>
+        <w:tc>
+          <w:tcPr/>
+          <w:p>
+            <w:pPr>
+              <w:pStyle w:val="Compact"/>
+            </w:pPr>
+            <w:r>
               <w:t xml:space="preserve">8.1% / 0.1%</w:t>
             </w:r>
           </w:p>
@@ -1246,6 +1479,17 @@
             </w:pPr>
             <w:r>
               <w:t xml:space="preserve">57.3</w:t>
+            </w:r>
+          </w:p>
+        </w:tc>
+        <w:tc>
+          <w:tcPr/>
+          <w:p>
+            <w:pPr>
+              <w:pStyle w:val="Compact"/>
+            </w:pPr>
+            <w:r>
+              <w:t xml:space="preserve">5.5e-126*</w:t>
             </w:r>
           </w:p>
         </w:tc>
@@ -1291,6 +1535,17 @@
               <w:pStyle w:val="Compact"/>
             </w:pPr>
             <w:r>
+              <w:t xml:space="preserve">4.5e-203*</w:t>
+            </w:r>
+          </w:p>
+        </w:tc>
+        <w:tc>
+          <w:tcPr/>
+          <w:p>
+            <w:pPr>
+              <w:pStyle w:val="Compact"/>
+            </w:pPr>
+            <w:r>
               <w:t xml:space="preserve">23.8% / 7.2%</w:t>
             </w:r>
           </w:p>
@@ -1303,6 +1558,17 @@
             </w:pPr>
             <w:r>
               <w:t xml:space="preserve">3.9</w:t>
+            </w:r>
+          </w:p>
+        </w:tc>
+        <w:tc>
+          <w:tcPr/>
+          <w:p>
+            <w:pPr>
+              <w:pStyle w:val="Compact"/>
+            </w:pPr>
+            <w:r>
+              <w:t xml:space="preserve">1.2e-158*</w:t>
             </w:r>
           </w:p>
         </w:tc>
@@ -1348,6 +1614,17 @@
               <w:pStyle w:val="Compact"/>
             </w:pPr>
             <w:r>
+              <w:t xml:space="preserve">1.1e-149*</w:t>
+            </w:r>
+          </w:p>
+        </w:tc>
+        <w:tc>
+          <w:tcPr/>
+          <w:p>
+            <w:pPr>
+              <w:pStyle w:val="Compact"/>
+            </w:pPr>
+            <w:r>
               <w:t xml:space="preserve">22.9% / 7.2%</w:t>
             </w:r>
           </w:p>
@@ -1360,6 +1637,17 @@
             </w:pPr>
             <w:r>
               <w:t xml:space="preserve">3.6</w:t>
+            </w:r>
+          </w:p>
+        </w:tc>
+        <w:tc>
+          <w:tcPr/>
+          <w:p>
+            <w:pPr>
+              <w:pStyle w:val="Compact"/>
+            </w:pPr>
+            <w:r>
+              <w:t xml:space="preserve">3.9e-156*</w:t>
             </w:r>
           </w:p>
         </w:tc>
@@ -1405,6 +1693,17 @@
               <w:pStyle w:val="Compact"/>
             </w:pPr>
             <w:r>
+              <w:t xml:space="preserve">1.3e-129*</w:t>
+            </w:r>
+          </w:p>
+        </w:tc>
+        <w:tc>
+          <w:tcPr/>
+          <w:p>
+            <w:pPr>
+              <w:pStyle w:val="Compact"/>
+            </w:pPr>
+            <w:r>
               <w:t xml:space="preserve">30.8% / 12.1%</w:t>
             </w:r>
           </w:p>
@@ -1417,6 +1716,17 @@
             </w:pPr>
             <w:r>
               <w:t xml:space="preserve">3.1</w:t>
+            </w:r>
+          </w:p>
+        </w:tc>
+        <w:tc>
+          <w:tcPr/>
+          <w:p>
+            <w:pPr>
+              <w:pStyle w:val="Compact"/>
+            </w:pPr>
+            <w:r>
+              <w:t xml:space="preserve">3e-140*</w:t>
             </w:r>
           </w:p>
         </w:tc>
@@ -3060,23 +3370,38 @@
         <w:pStyle w:val="FirstParagraph"/>
       </w:pPr>
       <w:r>
-        <w:t xml:space="preserve">Every phecode in the cluster: FDR &lt; 0.05 in both windows and an OR at least twice that window’s median OR (2.92 before index, 3.51 after), with the diagnosis-related families (mast cell activation, raised tryptase, mastocytosis) left out. Children are listed under their parent; families are ordered by their strongest member. Percentages are phecode cases (2+ dates) among HaT patients and controls analysed for that phecode; female-only phecodes are percentages of women; &lt;11 = 1–10 patients, masked.</w:t>
+        <w:t xml:space="preserve">Every phecode in the cluster: FDR &lt; 0.05 in both windows and an OR at least twice that window’s median OR (2.92 before index, 3.51 after), with the diagnosis-related families (mast cell activation, raised tryptase, mastocytosis) left out. Children are listed under their parent; families are ordered by their strongest member. p: Wald test (logistic regression) or penalized likelihood-ratio test (Firth); * Bonferroni-significant (p &lt; 0.05/1,817 = 2.8e-05 before index, 0.05/1,611 = 3.1e-05 after); &lt;1e-300: below what can be represented. q (FDR) and p for every tested phecode: supplementary file</w:t>
+      </w:r>
+      <w:r>
+        <w:t xml:space="preserve"> </w:t>
+      </w:r>
+      <w:r>
+        <w:rPr>
+          <w:i/>
+          <w:iCs/>
+        </w:rPr>
+        <w:t xml:space="preserve">HaT PheWAS all phecodes p and q.csv</w:t>
+      </w:r>
+      <w:r>
+        <w:t xml:space="preserve">. Percentages are phecode cases (2+ dates) among HaT patients and controls analysed for that phecode; female-only phecodes are percentages of women; &lt;11 = 1–10 patients, masked.</w:t>
       </w:r>
     </w:p>
     <w:tbl>
       <w:tblPr>
         <w:tblStyle w:val="Table"/>
-        <w:tblW w:type="pct" w:w="5000"/>
+        <w:tblW w:type="pct" w:w="5100"/>
         <w:tblLayout w:type="fixed"/>
         <w:tblLook w:firstRow="1" w:lastRow="0" w:firstColumn="0" w:lastColumn="0" w:noHBand="0" w:noVBand="0" w:val="0020"/>
       </w:tblPr>
       <w:tblGrid>
-        <w:gridCol w:w="1320"/>
-        <w:gridCol w:w="1320"/>
-        <w:gridCol w:w="1320"/>
-        <w:gridCol w:w="1320"/>
-        <w:gridCol w:w="1320"/>
-        <w:gridCol w:w="1320"/>
+        <w:gridCol w:w="871"/>
+        <w:gridCol w:w="1980"/>
+        <w:gridCol w:w="1108"/>
+        <w:gridCol w:w="712"/>
+        <w:gridCol w:w="792"/>
+        <w:gridCol w:w="1108"/>
+        <w:gridCol w:w="712"/>
+        <w:gridCol w:w="792"/>
       </w:tblGrid>
       <w:tr>
         <w:trPr>
@@ -3122,6 +3447,17 @@
               <w:pStyle w:val="Compact"/>
             </w:pPr>
             <w:r>
+              <w:t xml:space="preserve">p pre</w:t>
+            </w:r>
+          </w:p>
+        </w:tc>
+        <w:tc>
+          <w:tcPr/>
+          <w:p>
+            <w:pPr>
+              <w:pStyle w:val="Compact"/>
+            </w:pPr>
+            <w:r>
               <w:t xml:space="preserve">HaT / controls pre</w:t>
             </w:r>
           </w:p>
@@ -3134,6 +3470,17 @@
             </w:pPr>
             <w:r>
               <w:t xml:space="preserve">OR post [95% CI]</w:t>
+            </w:r>
+          </w:p>
+        </w:tc>
+        <w:tc>
+          <w:tcPr/>
+          <w:p>
+            <w:pPr>
+              <w:pStyle w:val="Compact"/>
+            </w:pPr>
+            <w:r>
+              <w:t xml:space="preserve">p post</w:t>
             </w:r>
           </w:p>
         </w:tc>
@@ -3194,6 +3541,17 @@
               <w:pStyle w:val="Compact"/>
             </w:pPr>
             <w:r>
+              <w:t xml:space="preserve">&lt;1e-300*</w:t>
+            </w:r>
+          </w:p>
+        </w:tc>
+        <w:tc>
+          <w:tcPr/>
+          <w:p>
+            <w:pPr>
+              <w:pStyle w:val="Compact"/>
+            </w:pPr>
+            <w:r>
               <w:t xml:space="preserve">25.6% / 0.7%</w:t>
             </w:r>
           </w:p>
@@ -3206,6 +3564,17 @@
             </w:pPr>
             <w:r>
               <w:t xml:space="preserve">55.1 [45.6–66.7]</w:t>
+            </w:r>
+          </w:p>
+        </w:tc>
+        <w:tc>
+          <w:tcPr/>
+          <w:p>
+            <w:pPr>
+              <w:pStyle w:val="Compact"/>
+            </w:pPr>
+            <w:r>
+              <w:t xml:space="preserve">&lt;1e-300*</w:t>
             </w:r>
           </w:p>
         </w:tc>
@@ -3240,7 +3609,7 @@
               <w:pStyle w:val="Compact"/>
             </w:pPr>
             <w:r>
-              <w:t xml:space="preserve"> ↳ Idiopathic urticaria</w:t>
+              <w:t xml:space="preserve">↳ Idiopathic urticaria</w:t>
             </w:r>
           </w:p>
         </w:tc>
@@ -3262,6 +3631,17 @@
               <w:pStyle w:val="Compact"/>
             </w:pPr>
             <w:r>
+              <w:t xml:space="preserve">2.8e-98*</w:t>
+            </w:r>
+          </w:p>
+        </w:tc>
+        <w:tc>
+          <w:tcPr/>
+          <w:p>
+            <w:pPr>
+              <w:pStyle w:val="Compact"/>
+            </w:pPr>
+            <w:r>
               <w:t xml:space="preserve">7.2% / 0.1%</w:t>
             </w:r>
           </w:p>
@@ -3274,6 +3654,17 @@
             </w:pPr>
             <w:r>
               <w:t xml:space="preserve">123 [80.7–189]</w:t>
+            </w:r>
+          </w:p>
+        </w:tc>
+        <w:tc>
+          <w:tcPr/>
+          <w:p>
+            <w:pPr>
+              <w:pStyle w:val="Compact"/>
+            </w:pPr>
+            <w:r>
+              <w:t xml:space="preserve">1.3e-109*</w:t>
             </w:r>
           </w:p>
         </w:tc>
@@ -3308,7 +3699,7 @@
               <w:pStyle w:val="Compact"/>
             </w:pPr>
             <w:r>
-              <w:t xml:space="preserve"> ↳ Dermatographic urticaria</w:t>
+              <w:t xml:space="preserve">↳ Dermatographic urticaria</w:t>
             </w:r>
           </w:p>
         </w:tc>
@@ -3330,6 +3721,17 @@
               <w:pStyle w:val="Compact"/>
             </w:pPr>
             <w:r>
+              <w:t xml:space="preserve">2.2e-24*</w:t>
+            </w:r>
+          </w:p>
+        </w:tc>
+        <w:tc>
+          <w:tcPr/>
+          <w:p>
+            <w:pPr>
+              <w:pStyle w:val="Compact"/>
+            </w:pPr>
+            <w:r>
               <w:t xml:space="preserve">1.1% / 0.1%</w:t>
             </w:r>
           </w:p>
@@ -3342,6 +3744,17 @@
             </w:pPr>
             <w:r>
               <w:t xml:space="preserve">56.4 [20.9–153]</w:t>
+            </w:r>
+          </w:p>
+        </w:tc>
+        <w:tc>
+          <w:tcPr/>
+          <w:p>
+            <w:pPr>
+              <w:pStyle w:val="Compact"/>
+            </w:pPr>
+            <w:r>
+              <w:t xml:space="preserve">1.1e-22*</w:t>
             </w:r>
           </w:p>
         </w:tc>
@@ -3376,7 +3789,7 @@
               <w:pStyle w:val="Compact"/>
             </w:pPr>
             <w:r>
-              <w:t xml:space="preserve"> ↳ Allergic urticaria</w:t>
+              <w:t xml:space="preserve">↳ Allergic urticaria</w:t>
             </w:r>
           </w:p>
         </w:tc>
@@ -3398,6 +3811,17 @@
               <w:pStyle w:val="Compact"/>
             </w:pPr>
             <w:r>
+              <w:t xml:space="preserve">4.4e-12*</w:t>
+            </w:r>
+          </w:p>
+        </w:tc>
+        <w:tc>
+          <w:tcPr/>
+          <w:p>
+            <w:pPr>
+              <w:pStyle w:val="Compact"/>
+            </w:pPr>
+            <w:r>
               <w:t xml:space="preserve">0.5% / &lt;11</w:t>
             </w:r>
           </w:p>
@@ -3410,6 +3834,17 @@
             </w:pPr>
             <w:r>
               <w:t xml:space="preserve">12.2 [5.54–26.9]</w:t>
+            </w:r>
+          </w:p>
+        </w:tc>
+        <w:tc>
+          <w:tcPr/>
+          <w:p>
+            <w:pPr>
+              <w:pStyle w:val="Compact"/>
+            </w:pPr>
+            <w:r>
+              <w:t xml:space="preserve">4.3e-08*</w:t>
             </w:r>
           </w:p>
         </w:tc>
@@ -3470,6 +3905,17 @@
               <w:pStyle w:val="Compact"/>
             </w:pPr>
             <w:r>
+              <w:t xml:space="preserve">5.3e-100*</w:t>
+            </w:r>
+          </w:p>
+        </w:tc>
+        <w:tc>
+          <w:tcPr/>
+          <w:p>
+            <w:pPr>
+              <w:pStyle w:val="Compact"/>
+            </w:pPr>
+            <w:r>
               <w:t xml:space="preserve">6.4% / 0.1%</w:t>
             </w:r>
           </w:p>
@@ -3482,6 +3928,17 @@
             </w:pPr>
             <w:r>
               <w:t xml:space="preserve">60.5 [35.3–104]</w:t>
+            </w:r>
+          </w:p>
+        </w:tc>
+        <w:tc>
+          <w:tcPr/>
+          <w:p>
+            <w:pPr>
+              <w:pStyle w:val="Compact"/>
+            </w:pPr>
+            <w:r>
+              <w:t xml:space="preserve">4e-50*</w:t>
             </w:r>
           </w:p>
         </w:tc>
@@ -3542,6 +3999,17 @@
               <w:pStyle w:val="Compact"/>
             </w:pPr>
             <w:r>
+              <w:t xml:space="preserve">&lt;1e-300*</w:t>
+            </w:r>
+          </w:p>
+        </w:tc>
+        <w:tc>
+          <w:tcPr/>
+          <w:p>
+            <w:pPr>
+              <w:pStyle w:val="Compact"/>
+            </w:pPr>
+            <w:r>
               <w:t xml:space="preserve">63.9% / 19.0%</w:t>
             </w:r>
           </w:p>
@@ -3554,6 +4022,17 @@
             </w:pPr>
             <w:r>
               <w:t xml:space="preserve">6.43 [5.9–7.02]</w:t>
+            </w:r>
+          </w:p>
+        </w:tc>
+        <w:tc>
+          <w:tcPr/>
+          <w:p>
+            <w:pPr>
+              <w:pStyle w:val="Compact"/>
+            </w:pPr>
+            <w:r>
+              <w:t xml:space="preserve">&lt;1e-300*</w:t>
             </w:r>
           </w:p>
         </w:tc>
@@ -3588,7 +4067,7 @@
               <w:pStyle w:val="Compact"/>
             </w:pPr>
             <w:r>
-              <w:t xml:space="preserve"> ↳ Anaphylactic reaction</w:t>
+              <w:t xml:space="preserve">↳ Anaphylactic reaction</w:t>
             </w:r>
           </w:p>
         </w:tc>
@@ -3610,6 +4089,17 @@
               <w:pStyle w:val="Compact"/>
             </w:pPr>
             <w:r>
+              <w:t xml:space="preserve">1.5e-190*</w:t>
+            </w:r>
+          </w:p>
+        </w:tc>
+        <w:tc>
+          <w:tcPr/>
+          <w:p>
+            <w:pPr>
+              <w:pStyle w:val="Compact"/>
+            </w:pPr>
+            <w:r>
               <w:t xml:space="preserve">11.5% / 0.2%</w:t>
             </w:r>
           </w:p>
@@ -3622,6 +4112,17 @@
             </w:pPr>
             <w:r>
               <w:t xml:space="preserve">44.6 [33.5–59.3]</w:t>
+            </w:r>
+          </w:p>
+        </w:tc>
+        <w:tc>
+          <w:tcPr/>
+          <w:p>
+            <w:pPr>
+              <w:pStyle w:val="Compact"/>
+            </w:pPr>
+            <w:r>
+              <w:t xml:space="preserve">7.8e-150*</w:t>
             </w:r>
           </w:p>
         </w:tc>
@@ -3656,7 +4157,7 @@
               <w:pStyle w:val="Compact"/>
             </w:pPr>
             <w:r>
-              <w:t xml:space="preserve"> ↳ Food allergy</w:t>
+              <w:t xml:space="preserve">↳ Food allergy</w:t>
             </w:r>
           </w:p>
         </w:tc>
@@ -3678,6 +4179,17 @@
               <w:pStyle w:val="Compact"/>
             </w:pPr>
             <w:r>
+              <w:t xml:space="preserve">2.5e-251*</w:t>
+            </w:r>
+          </w:p>
+        </w:tc>
+        <w:tc>
+          <w:tcPr/>
+          <w:p>
+            <w:pPr>
+              <w:pStyle w:val="Compact"/>
+            </w:pPr>
+            <w:r>
               <w:t xml:space="preserve">13.0% / 1.2%</w:t>
             </w:r>
           </w:p>
@@ -3690,6 +4202,17 @@
             </w:pPr>
             <w:r>
               <w:t xml:space="preserve">11.8 [9.74–14.3]</w:t>
+            </w:r>
+          </w:p>
+        </w:tc>
+        <w:tc>
+          <w:tcPr/>
+          <w:p>
+            <w:pPr>
+              <w:pStyle w:val="Compact"/>
+            </w:pPr>
+            <w:r>
+              <w:t xml:space="preserve">1.1e-142*</w:t>
             </w:r>
           </w:p>
         </w:tc>
@@ -3724,7 +4247,7 @@
               <w:pStyle w:val="Compact"/>
             </w:pPr>
             <w:r>
-              <w:t xml:space="preserve">  ↳ Egg allergy</w:t>
+              <w:t xml:space="preserve">↳ Egg allergy</w:t>
             </w:r>
           </w:p>
         </w:tc>
@@ -3746,6 +4269,17 @@
               <w:pStyle w:val="Compact"/>
             </w:pPr>
             <w:r>
+              <w:t xml:space="preserve">4.6e-17*</w:t>
+            </w:r>
+          </w:p>
+        </w:tc>
+        <w:tc>
+          <w:tcPr/>
+          <w:p>
+            <w:pPr>
+              <w:pStyle w:val="Compact"/>
+            </w:pPr>
+            <w:r>
               <w:t xml:space="preserve">0.8% / 0.1%</w:t>
             </w:r>
           </w:p>
@@ -3758,6 +4292,17 @@
             </w:pPr>
             <w:r>
               <w:t xml:space="preserve">13.7 [7.59–24.8]</w:t>
+            </w:r>
+          </w:p>
+        </w:tc>
+        <w:tc>
+          <w:tcPr/>
+          <w:p>
+            <w:pPr>
+              <w:pStyle w:val="Compact"/>
+            </w:pPr>
+            <w:r>
+              <w:t xml:space="preserve">9.8e-16*</w:t>
             </w:r>
           </w:p>
         </w:tc>
@@ -3792,7 +4337,7 @@
               <w:pStyle w:val="Compact"/>
             </w:pPr>
             <w:r>
-              <w:t xml:space="preserve">  ↳ Peanut allergy</w:t>
+              <w:t xml:space="preserve">↳ Peanut allergy</w:t>
             </w:r>
           </w:p>
         </w:tc>
@@ -3814,6 +4359,17 @@
               <w:pStyle w:val="Compact"/>
             </w:pPr>
             <w:r>
+              <w:t xml:space="preserve">2.5e-24*</w:t>
+            </w:r>
+          </w:p>
+        </w:tc>
+        <w:tc>
+          <w:tcPr/>
+          <w:p>
+            <w:pPr>
+              <w:pStyle w:val="Compact"/>
+            </w:pPr>
+            <w:r>
               <w:t xml:space="preserve">1.3% / 0.2%</w:t>
             </w:r>
           </w:p>
@@ -3826,6 +4382,17 @@
             </w:pPr>
             <w:r>
               <w:t xml:space="preserve">8.08 [4.94–13.2]</w:t>
+            </w:r>
+          </w:p>
+        </w:tc>
+        <w:tc>
+          <w:tcPr/>
+          <w:p>
+            <w:pPr>
+              <w:pStyle w:val="Compact"/>
+            </w:pPr>
+            <w:r>
+              <w:t xml:space="preserve">8.8e-17*</w:t>
             </w:r>
           </w:p>
         </w:tc>
@@ -3860,7 +4427,7 @@
               <w:pStyle w:val="Compact"/>
             </w:pPr>
             <w:r>
-              <w:t xml:space="preserve">  ↳ Milk allergy</w:t>
+              <w:t xml:space="preserve">↳ Milk allergy</w:t>
             </w:r>
           </w:p>
         </w:tc>
@@ -3882,6 +4449,17 @@
               <w:pStyle w:val="Compact"/>
             </w:pPr>
             <w:r>
+              <w:t xml:space="preserve">1.7e-19*</w:t>
+            </w:r>
+          </w:p>
+        </w:tc>
+        <w:tc>
+          <w:tcPr/>
+          <w:p>
+            <w:pPr>
+              <w:pStyle w:val="Compact"/>
+            </w:pPr>
+            <w:r>
               <w:t xml:space="preserve">1.1% / 0.2%</w:t>
             </w:r>
           </w:p>
@@ -3894,6 +4472,17 @@
             </w:pPr>
             <w:r>
               <w:t xml:space="preserve">8 [4.44–14.4]</w:t>
+            </w:r>
+          </w:p>
+        </w:tc>
+        <w:tc>
+          <w:tcPr/>
+          <w:p>
+            <w:pPr>
+              <w:pStyle w:val="Compact"/>
+            </w:pPr>
+            <w:r>
+              <w:t xml:space="preserve">4.5e-12*</w:t>
             </w:r>
           </w:p>
         </w:tc>
@@ -3928,7 +4517,7 @@
               <w:pStyle w:val="Compact"/>
             </w:pPr>
             <w:r>
-              <w:t xml:space="preserve">  ↳ Seafood allergy</w:t>
+              <w:t xml:space="preserve">↳ Seafood allergy</w:t>
             </w:r>
           </w:p>
         </w:tc>
@@ -3950,6 +4539,17 @@
               <w:pStyle w:val="Compact"/>
             </w:pPr>
             <w:r>
+              <w:t xml:space="preserve">7.5e-22*</w:t>
+            </w:r>
+          </w:p>
+        </w:tc>
+        <w:tc>
+          <w:tcPr/>
+          <w:p>
+            <w:pPr>
+              <w:pStyle w:val="Compact"/>
+            </w:pPr>
+            <w:r>
               <w:t xml:space="preserve">1.4% / 0.2%</w:t>
             </w:r>
           </w:p>
@@ -3962,6 +4562,17 @@
             </w:pPr>
             <w:r>
               <w:t xml:space="preserve">7.4 [4.72–11.6]</w:t>
+            </w:r>
+          </w:p>
+        </w:tc>
+        <w:tc>
+          <w:tcPr/>
+          <w:p>
+            <w:pPr>
+              <w:pStyle w:val="Compact"/>
+            </w:pPr>
+            <w:r>
+              <w:t xml:space="preserve">3.1e-18*</w:t>
             </w:r>
           </w:p>
         </w:tc>
@@ -3996,7 +4607,7 @@
               <w:pStyle w:val="Compact"/>
             </w:pPr>
             <w:r>
-              <w:t xml:space="preserve"> ↳ Allergy to insects</w:t>
+              <w:t xml:space="preserve">↳ Allergy to insects</w:t>
             </w:r>
           </w:p>
         </w:tc>
@@ -4018,6 +4629,17 @@
               <w:pStyle w:val="Compact"/>
             </w:pPr>
             <w:r>
+              <w:t xml:space="preserve">3.9e-271*</w:t>
+            </w:r>
+          </w:p>
+        </w:tc>
+        <w:tc>
+          <w:tcPr/>
+          <w:p>
+            <w:pPr>
+              <w:pStyle w:val="Compact"/>
+            </w:pPr>
+            <w:r>
               <w:t xml:space="preserve">14.5% / 1.3%</w:t>
             </w:r>
           </w:p>
@@ -4030,6 +4652,17 @@
             </w:pPr>
             <w:r>
               <w:t xml:space="preserve">9.97 [8.28–12]</w:t>
+            </w:r>
+          </w:p>
+        </w:tc>
+        <w:tc>
+          <w:tcPr/>
+          <w:p>
+            <w:pPr>
+              <w:pStyle w:val="Compact"/>
+            </w:pPr>
+            <w:r>
+              <w:t xml:space="preserve">2.6e-130*</w:t>
             </w:r>
           </w:p>
         </w:tc>
@@ -4064,7 +4697,7 @@
               <w:pStyle w:val="Compact"/>
             </w:pPr>
             <w:r>
-              <w:t xml:space="preserve"> ↳ Drug and medical agent allergy</w:t>
+              <w:t xml:space="preserve">↳ Drug and medical agent allergy</w:t>
             </w:r>
           </w:p>
         </w:tc>
@@ -4086,6 +4719,17 @@
               <w:pStyle w:val="Compact"/>
             </w:pPr>
             <w:r>
+              <w:t xml:space="preserve">8.9e-115*</w:t>
+            </w:r>
+          </w:p>
+        </w:tc>
+        <w:tc>
+          <w:tcPr/>
+          <w:p>
+            <w:pPr>
+              <w:pStyle w:val="Compact"/>
+            </w:pPr>
+            <w:r>
               <w:t xml:space="preserve">18.5% / 6.7%</w:t>
             </w:r>
           </w:p>
@@ -4098,6 +4742,17 @@
             </w:pPr>
             <w:r>
               <w:t xml:space="preserve">3.73 [3.3–4.21]</w:t>
+            </w:r>
+          </w:p>
+        </w:tc>
+        <w:tc>
+          <w:tcPr/>
+          <w:p>
+            <w:pPr>
+              <w:pStyle w:val="Compact"/>
+            </w:pPr>
+            <w:r>
+              <w:t xml:space="preserve">2.5e-99*</w:t>
             </w:r>
           </w:p>
         </w:tc>
@@ -4132,7 +4787,7 @@
               <w:pStyle w:val="Compact"/>
             </w:pPr>
             <w:r>
-              <w:t xml:space="preserve">  ↳ Allergy to anesthetic agent</w:t>
+              <w:t xml:space="preserve">↳ Allergy to anesthetic agent</w:t>
             </w:r>
           </w:p>
         </w:tc>
@@ -4154,6 +4809,17 @@
               <w:pStyle w:val="Compact"/>
             </w:pPr>
             <w:r>
+              <w:t xml:space="preserve">7.3e-06*</w:t>
+            </w:r>
+          </w:p>
+        </w:tc>
+        <w:tc>
+          <w:tcPr/>
+          <w:p>
+            <w:pPr>
+              <w:pStyle w:val="Compact"/>
+            </w:pPr>
+            <w:r>
               <w:t xml:space="preserve">0.3% / 0.1%</w:t>
             </w:r>
           </w:p>
@@ -4166,6 +4832,17 @@
             </w:pPr>
             <w:r>
               <w:t xml:space="preserve">10.6 [4.94–22.8]</w:t>
+            </w:r>
+          </w:p>
+        </w:tc>
+        <w:tc>
+          <w:tcPr/>
+          <w:p>
+            <w:pPr>
+              <w:pStyle w:val="Compact"/>
+            </w:pPr>
+            <w:r>
+              <w:t xml:space="preserve">7.5e-08*</w:t>
             </w:r>
           </w:p>
         </w:tc>
@@ -4200,7 +4877,7 @@
               <w:pStyle w:val="Compact"/>
             </w:pPr>
             <w:r>
-              <w:t xml:space="preserve">  ↳ Allergy to analgesic agent</w:t>
+              <w:t xml:space="preserve">↳ Allergy to analgesic agent</w:t>
             </w:r>
           </w:p>
         </w:tc>
@@ -4222,6 +4899,17 @@
               <w:pStyle w:val="Compact"/>
             </w:pPr>
             <w:r>
+              <w:t xml:space="preserve">1.2e-26*</w:t>
+            </w:r>
+          </w:p>
+        </w:tc>
+        <w:tc>
+          <w:tcPr/>
+          <w:p>
+            <w:pPr>
+              <w:pStyle w:val="Compact"/>
+            </w:pPr>
+            <w:r>
               <w:t xml:space="preserve">2.6% / 0.7%</w:t>
             </w:r>
           </w:p>
@@ -4234,6 +4922,17 @@
             </w:pPr>
             <w:r>
               <w:t xml:space="preserve">4.63 [3.52–6.09]</w:t>
+            </w:r>
+          </w:p>
+        </w:tc>
+        <w:tc>
+          <w:tcPr/>
+          <w:p>
+            <w:pPr>
+              <w:pStyle w:val="Compact"/>
+            </w:pPr>
+            <w:r>
+              <w:t xml:space="preserve">5.7e-28*</w:t>
             </w:r>
           </w:p>
         </w:tc>
@@ -4268,7 +4967,7 @@
               <w:pStyle w:val="Compact"/>
             </w:pPr>
             <w:r>
-              <w:t xml:space="preserve">  ↳ Allergy to serum and vaccine</w:t>
+              <w:t xml:space="preserve">↳ Allergy to serum and vaccine</w:t>
             </w:r>
           </w:p>
         </w:tc>
@@ -4290,6 +4989,17 @@
               <w:pStyle w:val="Compact"/>
             </w:pPr>
             <w:r>
+              <w:t xml:space="preserve">3e-05</w:t>
+            </w:r>
+          </w:p>
+        </w:tc>
+        <w:tc>
+          <w:tcPr/>
+          <w:p>
+            <w:pPr>
+              <w:pStyle w:val="Compact"/>
+            </w:pPr>
+            <w:r>
               <w:t xml:space="preserve">0.4% / 0.1%</w:t>
             </w:r>
           </w:p>
@@ -4302,6 +5012,17 @@
             </w:pPr>
             <w:r>
               <w:t xml:space="preserve">5.74 [3.06–10.7]</w:t>
+            </w:r>
+          </w:p>
+        </w:tc>
+        <w:tc>
+          <w:tcPr/>
+          <w:p>
+            <w:pPr>
+              <w:pStyle w:val="Compact"/>
+            </w:pPr>
+            <w:r>
+              <w:t xml:space="preserve">2e-06*</w:t>
             </w:r>
           </w:p>
         </w:tc>
@@ -4336,7 +5057,7 @@
               <w:pStyle w:val="Compact"/>
             </w:pPr>
             <w:r>
-              <w:t xml:space="preserve"> ↳ Allergy to radiographic dye</w:t>
+              <w:t xml:space="preserve">↳ Allergy to radiographic dye</w:t>
             </w:r>
           </w:p>
         </w:tc>
@@ -4358,6 +5079,17 @@
               <w:pStyle w:val="Compact"/>
             </w:pPr>
             <w:r>
+              <w:t xml:space="preserve">3.5e-23*</w:t>
+            </w:r>
+          </w:p>
+        </w:tc>
+        <w:tc>
+          <w:tcPr/>
+          <w:p>
+            <w:pPr>
+              <w:pStyle w:val="Compact"/>
+            </w:pPr>
+            <w:r>
               <w:t xml:space="preserve">1.5% / 0.3%</w:t>
             </w:r>
           </w:p>
@@ -4370,6 +5102,17 @@
             </w:pPr>
             <w:r>
               <w:t xml:space="preserve">6.78 [4.83–9.53]</w:t>
+            </w:r>
+          </w:p>
+        </w:tc>
+        <w:tc>
+          <w:tcPr/>
+          <w:p>
+            <w:pPr>
+              <w:pStyle w:val="Compact"/>
+            </w:pPr>
+            <w:r>
+              <w:t xml:space="preserve">2.6e-28*</w:t>
             </w:r>
           </w:p>
         </w:tc>
@@ -4404,7 +5147,7 @@
               <w:pStyle w:val="Compact"/>
             </w:pPr>
             <w:r>
-              <w:t xml:space="preserve"> ↳ Latex allergy</w:t>
+              <w:t xml:space="preserve">↳ Latex allergy</w:t>
             </w:r>
           </w:p>
         </w:tc>
@@ -4426,6 +5169,17 @@
               <w:pStyle w:val="Compact"/>
             </w:pPr>
             <w:r>
+              <w:t xml:space="preserve">2.8e-24*</w:t>
+            </w:r>
+          </w:p>
+        </w:tc>
+        <w:tc>
+          <w:tcPr/>
+          <w:p>
+            <w:pPr>
+              <w:pStyle w:val="Compact"/>
+            </w:pPr>
+            <w:r>
               <w:t xml:space="preserve">2.1% / 0.5%</w:t>
             </w:r>
           </w:p>
@@ -4438,6 +5192,17 @@
             </w:pPr>
             <w:r>
               <w:t xml:space="preserve">5.32 [3.81–7.42]</w:t>
+            </w:r>
+          </w:p>
+        </w:tc>
+        <w:tc>
+          <w:tcPr/>
+          <w:p>
+            <w:pPr>
+              <w:pStyle w:val="Compact"/>
+            </w:pPr>
+            <w:r>
+              <w:t xml:space="preserve">9.1e-23*</w:t>
             </w:r>
           </w:p>
         </w:tc>
@@ -4472,7 +5237,7 @@
               <w:pStyle w:val="Compact"/>
             </w:pPr>
             <w:r>
-              <w:t xml:space="preserve"> ↳ Allergies related to other diseases/symptoms</w:t>
+              <w:t xml:space="preserve">↳ Allergies related to other diseases/symptoms</w:t>
             </w:r>
           </w:p>
         </w:tc>
@@ -4494,6 +5259,17 @@
               <w:pStyle w:val="Compact"/>
             </w:pPr>
             <w:r>
+              <w:t xml:space="preserve">9.6e-204*</w:t>
+            </w:r>
+          </w:p>
+        </w:tc>
+        <w:tc>
+          <w:tcPr/>
+          <w:p>
+            <w:pPr>
+              <w:pStyle w:val="Compact"/>
+            </w:pPr>
+            <w:r>
               <w:t xml:space="preserve">28.4% / 9.0%</w:t>
             </w:r>
           </w:p>
@@ -4506,6 +5282,17 @@
             </w:pPr>
             <w:r>
               <w:t xml:space="preserve">4.01 [3.6–4.47]</w:t>
+            </w:r>
+          </w:p>
+        </w:tc>
+        <w:tc>
+          <w:tcPr/>
+          <w:p>
+            <w:pPr>
+              <w:pStyle w:val="Compact"/>
+            </w:pPr>
+            <w:r>
+              <w:t xml:space="preserve">6.2e-141*</w:t>
             </w:r>
           </w:p>
         </w:tc>
@@ -4566,6 +5353,17 @@
               <w:pStyle w:val="Compact"/>
             </w:pPr>
             <w:r>
+              <w:t xml:space="preserve">8.4e-105*</w:t>
+            </w:r>
+          </w:p>
+        </w:tc>
+        <w:tc>
+          <w:tcPr/>
+          <w:p>
+            <w:pPr>
+              <w:pStyle w:val="Compact"/>
+            </w:pPr>
+            <w:r>
               <w:t xml:space="preserve">6.2% / 0.8%</w:t>
             </w:r>
           </w:p>
@@ -4578,6 +5376,17 @@
             </w:pPr>
             <w:r>
               <w:t xml:space="preserve">11.4 [9.29–13.9]</w:t>
+            </w:r>
+          </w:p>
+        </w:tc>
+        <w:tc>
+          <w:tcPr/>
+          <w:p>
+            <w:pPr>
+              <w:pStyle w:val="Compact"/>
+            </w:pPr>
+            <w:r>
+              <w:t xml:space="preserve">1.2e-121*</w:t>
             </w:r>
           </w:p>
         </w:tc>
@@ -4612,7 +5421,7 @@
               <w:pStyle w:val="Compact"/>
             </w:pPr>
             <w:r>
-              <w:t xml:space="preserve"> ↳ Familial dysautonomia [Riley-Day] (G90.1)</w:t>
+              <w:t xml:space="preserve">↳ Familial dysautonomia [Riley-Day] (G90.1)</w:t>
             </w:r>
           </w:p>
         </w:tc>
@@ -4634,6 +5443,17 @@
               <w:pStyle w:val="Compact"/>
             </w:pPr>
             <w:r>
+              <w:t xml:space="preserve">1.2e-91*</w:t>
+            </w:r>
+          </w:p>
+        </w:tc>
+        <w:tc>
+          <w:tcPr/>
+          <w:p>
+            <w:pPr>
+              <w:pStyle w:val="Compact"/>
+            </w:pPr>
+            <w:r>
               <w:t xml:space="preserve">5.2% / 0.1%</w:t>
             </w:r>
           </w:p>
@@ -4646,6 +5466,17 @@
             </w:pPr>
             <w:r>
               <w:t xml:space="preserve">46.9 [32.3–68]</w:t>
+            </w:r>
+          </w:p>
+        </w:tc>
+        <w:tc>
+          <w:tcPr/>
+          <w:p>
+            <w:pPr>
+              <w:pStyle w:val="Compact"/>
+            </w:pPr>
+            <w:r>
+              <w:t xml:space="preserve">1.2e-91*</w:t>
             </w:r>
           </w:p>
         </w:tc>
@@ -4706,6 +5537,17 @@
               <w:pStyle w:val="Compact"/>
             </w:pPr>
             <w:r>
+              <w:t xml:space="preserve">1.2e-148*</w:t>
+            </w:r>
+          </w:p>
+        </w:tc>
+        <w:tc>
+          <w:tcPr/>
+          <w:p>
+            <w:pPr>
+              <w:pStyle w:val="Compact"/>
+            </w:pPr>
+            <w:r>
               <w:t xml:space="preserve">7.6% / 0.3%</w:t>
             </w:r>
           </w:p>
@@ -4718,6 +5560,17 @@
             </w:pPr>
             <w:r>
               <w:t xml:space="preserve">38.4 [29.1–50.8]</w:t>
+            </w:r>
+          </w:p>
+        </w:tc>
+        <w:tc>
+          <w:tcPr/>
+          <w:p>
+            <w:pPr>
+              <w:pStyle w:val="Compact"/>
+            </w:pPr>
+            <w:r>
+              <w:t xml:space="preserve">6e-145*</w:t>
             </w:r>
           </w:p>
         </w:tc>
@@ -4752,7 +5605,7 @@
               <w:pStyle w:val="Compact"/>
             </w:pPr>
             <w:r>
-              <w:t xml:space="preserve"> ↳ Hereditary connective tissue diseases</w:t>
+              <w:t xml:space="preserve">↳ Hereditary connective tissue diseases</w:t>
             </w:r>
           </w:p>
         </w:tc>
@@ -4774,6 +5627,17 @@
               <w:pStyle w:val="Compact"/>
             </w:pPr>
             <w:r>
+              <w:t xml:space="preserve">1.4e-137*</w:t>
+            </w:r>
+          </w:p>
+        </w:tc>
+        <w:tc>
+          <w:tcPr/>
+          <w:p>
+            <w:pPr>
+              <w:pStyle w:val="Compact"/>
+            </w:pPr>
+            <w:r>
               <w:t xml:space="preserve">7.4% / 0.2%</w:t>
             </w:r>
           </w:p>
@@ -4786,6 +5650,17 @@
             </w:pPr>
             <w:r>
               <w:t xml:space="preserve">56.6 [40.8–78.6]</w:t>
+            </w:r>
+          </w:p>
+        </w:tc>
+        <w:tc>
+          <w:tcPr/>
+          <w:p>
+            <w:pPr>
+              <w:pStyle w:val="Compact"/>
+            </w:pPr>
+            <w:r>
+              <w:t xml:space="preserve">4.7e-128*</w:t>
             </w:r>
           </w:p>
         </w:tc>
@@ -4820,7 +5695,7 @@
               <w:pStyle w:val="Compact"/>
             </w:pPr>
             <w:r>
-              <w:t xml:space="preserve">  ↳ Ehlers–Danlos syndrome</w:t>
+              <w:t xml:space="preserve">↳ Ehlers–Danlos syndrome</w:t>
             </w:r>
           </w:p>
         </w:tc>
@@ -4842,6 +5717,17 @@
               <w:pStyle w:val="Compact"/>
             </w:pPr>
             <w:r>
+              <w:t xml:space="preserve">3.2e-134*</w:t>
+            </w:r>
+          </w:p>
+        </w:tc>
+        <w:tc>
+          <w:tcPr/>
+          <w:p>
+            <w:pPr>
+              <w:pStyle w:val="Compact"/>
+            </w:pPr>
+            <w:r>
               <w:t xml:space="preserve">7.4% / 0.2%</w:t>
             </w:r>
           </w:p>
@@ -4854,6 +5740,17 @@
             </w:pPr>
             <w:r>
               <w:t xml:space="preserve">57.3 [41.1–79.9]</w:t>
+            </w:r>
+          </w:p>
+        </w:tc>
+        <w:tc>
+          <w:tcPr/>
+          <w:p>
+            <w:pPr>
+              <w:pStyle w:val="Compact"/>
+            </w:pPr>
+            <w:r>
+              <w:t xml:space="preserve">5.5e-126*</w:t>
             </w:r>
           </w:p>
         </w:tc>
@@ -4914,6 +5811,17 @@
               <w:pStyle w:val="Compact"/>
             </w:pPr>
             <w:r>
+              <w:t xml:space="preserve">1.9e-211*</w:t>
+            </w:r>
+          </w:p>
+        </w:tc>
+        <w:tc>
+          <w:tcPr/>
+          <w:p>
+            <w:pPr>
+              <w:pStyle w:val="Compact"/>
+            </w:pPr>
+            <w:r>
               <w:t xml:space="preserve">13.0% / 1.7%</w:t>
             </w:r>
           </w:p>
@@ -4926,6 +5834,17 @@
             </w:pPr>
             <w:r>
               <w:t xml:space="preserve">13.3 [11.4–15.5]</w:t>
+            </w:r>
+          </w:p>
+        </w:tc>
+        <w:tc>
+          <w:tcPr/>
+          <w:p>
+            <w:pPr>
+              <w:pStyle w:val="Compact"/>
+            </w:pPr>
+            <w:r>
+              <w:t xml:space="preserve">3e-238*</w:t>
             </w:r>
           </w:p>
         </w:tc>
@@ -4960,7 +5879,7 @@
               <w:pStyle w:val="Compact"/>
             </w:pPr>
             <w:r>
-              <w:t xml:space="preserve"> ↳ Disorder of ligament</w:t>
+              <w:t xml:space="preserve">↳ Disorder of ligament</w:t>
             </w:r>
           </w:p>
         </w:tc>
@@ -4982,6 +5901,17 @@
               <w:pStyle w:val="Compact"/>
             </w:pPr>
             <w:r>
+              <w:t xml:space="preserve">7.2e-199*</w:t>
+            </w:r>
+          </w:p>
+        </w:tc>
+        <w:tc>
+          <w:tcPr/>
+          <w:p>
+            <w:pPr>
+              <w:pStyle w:val="Compact"/>
+            </w:pPr>
+            <w:r>
               <w:t xml:space="preserve">10.0% / 0.4%</w:t>
             </w:r>
           </w:p>
@@ -4994,6 +5924,17 @@
             </w:pPr>
             <w:r>
               <w:t xml:space="preserve">38.7 [30.4–49.4]</w:t>
+            </w:r>
+          </w:p>
+        </w:tc>
+        <w:tc>
+          <w:tcPr/>
+          <w:p>
+            <w:pPr>
+              <w:pStyle w:val="Compact"/>
+            </w:pPr>
+            <w:r>
+              <w:t xml:space="preserve">3.1e-190*</w:t>
             </w:r>
           </w:p>
         </w:tc>
@@ -5028,7 +5969,7 @@
               <w:pStyle w:val="Compact"/>
             </w:pPr>
             <w:r>
-              <w:t xml:space="preserve">  ↳ Hypermobility syndrome</w:t>
+              <w:t xml:space="preserve">↳ Hypermobility syndrome</w:t>
             </w:r>
           </w:p>
         </w:tc>
@@ -5050,6 +5991,17 @@
               <w:pStyle w:val="Compact"/>
             </w:pPr>
             <w:r>
+              <w:t xml:space="preserve">1.4e-192*</w:t>
+            </w:r>
+          </w:p>
+        </w:tc>
+        <w:tc>
+          <w:tcPr/>
+          <w:p>
+            <w:pPr>
+              <w:pStyle w:val="Compact"/>
+            </w:pPr>
+            <w:r>
               <w:t xml:space="preserve">9.9% / 0.3%</w:t>
             </w:r>
           </w:p>
@@ -5062,6 +6014,17 @@
             </w:pPr>
             <w:r>
               <w:t xml:space="preserve">39.9 [31.2–51.2]</w:t>
+            </w:r>
+          </w:p>
+        </w:tc>
+        <w:tc>
+          <w:tcPr/>
+          <w:p>
+            <w:pPr>
+              <w:pStyle w:val="Compact"/>
+            </w:pPr>
+            <w:r>
+              <w:t xml:space="preserve">6.1e-186*</w:t>
             </w:r>
           </w:p>
         </w:tc>
@@ -5096,7 +6059,7 @@
               <w:pStyle w:val="Compact"/>
             </w:pPr>
             <w:r>
-              <w:t xml:space="preserve"> ↳ Spinal instabilities</w:t>
+              <w:t xml:space="preserve">↳ Spinal instabilities</w:t>
             </w:r>
           </w:p>
         </w:tc>
@@ -5118,6 +6081,17 @@
               <w:pStyle w:val="Compact"/>
             </w:pPr>
             <w:r>
+              <w:t xml:space="preserve">2.4e-09*</w:t>
+            </w:r>
+          </w:p>
+        </w:tc>
+        <w:tc>
+          <w:tcPr/>
+          <w:p>
+            <w:pPr>
+              <w:pStyle w:val="Compact"/>
+            </w:pPr>
+            <w:r>
               <w:t xml:space="preserve">0.6% / 0.1%</w:t>
             </w:r>
           </w:p>
@@ -5130,6 +6104,17 @@
             </w:pPr>
             <w:r>
               <w:t xml:space="preserve">10.2 [5.64–18.3]</w:t>
+            </w:r>
+          </w:p>
+        </w:tc>
+        <w:tc>
+          <w:tcPr/>
+          <w:p>
+            <w:pPr>
+              <w:pStyle w:val="Compact"/>
+            </w:pPr>
+            <w:r>
+              <w:t xml:space="preserve">3.9e-13*</w:t>
             </w:r>
           </w:p>
         </w:tc>
@@ -5164,7 +6149,7 @@
               <w:pStyle w:val="Compact"/>
             </w:pPr>
             <w:r>
-              <w:t xml:space="preserve"> ↳ Articular cartilage disorder</w:t>
+              <w:t xml:space="preserve">↳ Articular cartilage disorder</w:t>
             </w:r>
           </w:p>
         </w:tc>
@@ -5186,6 +6171,17 @@
               <w:pStyle w:val="Compact"/>
             </w:pPr>
             <w:r>
+              <w:t xml:space="preserve">4.2e-05</w:t>
+            </w:r>
+          </w:p>
+        </w:tc>
+        <w:tc>
+          <w:tcPr/>
+          <w:p>
+            <w:pPr>
+              <w:pStyle w:val="Compact"/>
+            </w:pPr>
+            <w:r>
               <w:t xml:space="preserve">0.4% / 0.1%</w:t>
             </w:r>
           </w:p>
@@ -5198,6 +6194,17 @@
             </w:pPr>
             <w:r>
               <w:t xml:space="preserve">4.23 [2.22–8.03]</w:t>
+            </w:r>
+          </w:p>
+        </w:tc>
+        <w:tc>
+          <w:tcPr/>
+          <w:p>
+            <w:pPr>
+              <w:pStyle w:val="Compact"/>
+            </w:pPr>
+            <w:r>
+              <w:t xml:space="preserve">0.00016</w:t>
             </w:r>
           </w:p>
         </w:tc>
@@ -5258,6 +6265,17 @@
               <w:pStyle w:val="Compact"/>
             </w:pPr>
             <w:r>
+              <w:t xml:space="preserve">4.7e-258*</w:t>
+            </w:r>
+          </w:p>
+        </w:tc>
+        <w:tc>
+          <w:tcPr/>
+          <w:p>
+            <w:pPr>
+              <w:pStyle w:val="Compact"/>
+            </w:pPr>
+            <w:r>
               <w:t xml:space="preserve">12.8% / 0.6%</w:t>
             </w:r>
           </w:p>
@@ -5270,6 +6288,17 @@
             </w:pPr>
             <w:r>
               <w:t xml:space="preserve">24.3 [20.1–29.2]</w:t>
+            </w:r>
+          </w:p>
+        </w:tc>
+        <w:tc>
+          <w:tcPr/>
+          <w:p>
+            <w:pPr>
+              <w:pStyle w:val="Compact"/>
+            </w:pPr>
+            <w:r>
+              <w:t xml:space="preserve">8.4e-248*</w:t>
             </w:r>
           </w:p>
         </w:tc>
@@ -5304,7 +6333,7 @@
               <w:pStyle w:val="Compact"/>
             </w:pPr>
             <w:r>
-              <w:t xml:space="preserve"> ↳ Postural orthostatic tachycardia syndrome</w:t>
+              <w:t xml:space="preserve">↳ Postural orthostatic tachycardia syndrome</w:t>
             </w:r>
           </w:p>
         </w:tc>
@@ -5326,6 +6355,17 @@
               <w:pStyle w:val="Compact"/>
             </w:pPr>
             <w:r>
+              <w:t xml:space="preserve">2.7e-189*</w:t>
+            </w:r>
+          </w:p>
+        </w:tc>
+        <w:tc>
+          <w:tcPr/>
+          <w:p>
+            <w:pPr>
+              <w:pStyle w:val="Compact"/>
+            </w:pPr>
+            <w:r>
               <w:t xml:space="preserve">9.5% / 0.4%</w:t>
             </w:r>
           </w:p>
@@ -5338,6 +6378,17 @@
             </w:pPr>
             <w:r>
               <w:t xml:space="preserve">36.4 [28.6–46.4]</w:t>
+            </w:r>
+          </w:p>
+        </w:tc>
+        <w:tc>
+          <w:tcPr/>
+          <w:p>
+            <w:pPr>
+              <w:pStyle w:val="Compact"/>
+            </w:pPr>
+            <w:r>
+              <w:t xml:space="preserve">8.1e-187*</w:t>
             </w:r>
           </w:p>
         </w:tc>
@@ -5372,7 +6423,7 @@
               <w:pStyle w:val="Compact"/>
             </w:pPr>
             <w:r>
-              <w:t xml:space="preserve"> ↳ Complex regional pain syndrome</w:t>
+              <w:t xml:space="preserve">↳ Complex regional pain syndrome</w:t>
             </w:r>
           </w:p>
         </w:tc>
@@ -5394,6 +6445,17 @@
               <w:pStyle w:val="Compact"/>
             </w:pPr>
             <w:r>
+              <w:t xml:space="preserve">8.3e-11*</w:t>
+            </w:r>
+          </w:p>
+        </w:tc>
+        <w:tc>
+          <w:tcPr/>
+          <w:p>
+            <w:pPr>
+              <w:pStyle w:val="Compact"/>
+            </w:pPr>
+            <w:r>
               <w:t xml:space="preserve">0.8% / 0.1%</w:t>
             </w:r>
           </w:p>
@@ -5406,6 +6468,17 @@
             </w:pPr>
             <w:r>
               <w:t xml:space="preserve">5.1 [3.16–8.23]</w:t>
+            </w:r>
+          </w:p>
+        </w:tc>
+        <w:tc>
+          <w:tcPr/>
+          <w:p>
+            <w:pPr>
+              <w:pStyle w:val="Compact"/>
+            </w:pPr>
+            <w:r>
+              <w:t xml:space="preserve">2.6e-11*</w:t>
             </w:r>
           </w:p>
         </w:tc>
@@ -5466,6 +6539,17 @@
               <w:pStyle w:val="Compact"/>
             </w:pPr>
             <w:r>
+              <w:t xml:space="preserve">2e-98*</w:t>
+            </w:r>
+          </w:p>
+        </w:tc>
+        <w:tc>
+          <w:tcPr/>
+          <w:p>
+            <w:pPr>
+              <w:pStyle w:val="Compact"/>
+            </w:pPr>
+            <w:r>
               <w:t xml:space="preserve">4.9% / 0.2%</w:t>
             </w:r>
           </w:p>
@@ -5478,6 +6562,17 @@
             </w:pPr>
             <w:r>
               <w:t xml:space="preserve">37.7 [25–56.9]</w:t>
+            </w:r>
+          </w:p>
+        </w:tc>
+        <w:tc>
+          <w:tcPr/>
+          <w:p>
+            <w:pPr>
+              <w:pStyle w:val="Compact"/>
+            </w:pPr>
+            <w:r>
+              <w:t xml:space="preserve">1.1e-66*</w:t>
             </w:r>
           </w:p>
         </w:tc>
@@ -5538,6 +6633,17 @@
               <w:pStyle w:val="Compact"/>
             </w:pPr>
             <w:r>
+              <w:t xml:space="preserve">8.8e-89*</w:t>
+            </w:r>
+          </w:p>
+        </w:tc>
+        <w:tc>
+          <w:tcPr/>
+          <w:p>
+            <w:pPr>
+              <w:pStyle w:val="Compact"/>
+            </w:pPr>
+            <w:r>
               <w:t xml:space="preserve">7.1% / 1.5%</w:t>
             </w:r>
           </w:p>
@@ -5550,6 +6656,17 @@
             </w:pPr>
             <w:r>
               <w:t xml:space="preserve">6.29 [5.36–7.38]</w:t>
+            </w:r>
+          </w:p>
+        </w:tc>
+        <w:tc>
+          <w:tcPr/>
+          <w:p>
+            <w:pPr>
+              <w:pStyle w:val="Compact"/>
+            </w:pPr>
+            <w:r>
+              <w:t xml:space="preserve">2.7e-112*</w:t>
             </w:r>
           </w:p>
         </w:tc>
@@ -5584,7 +6701,7 @@
               <w:pStyle w:val="Compact"/>
             </w:pPr>
             <w:r>
-              <w:t xml:space="preserve"> ↳ Common variable immunodeficiency</w:t>
+              <w:t xml:space="preserve">↳ Common variable immunodeficiency</w:t>
             </w:r>
           </w:p>
         </w:tc>
@@ -5606,6 +6723,17 @@
               <w:pStyle w:val="Compact"/>
             </w:pPr>
             <w:r>
+              <w:t xml:space="preserve">3.1e-21*</w:t>
+            </w:r>
+          </w:p>
+        </w:tc>
+        <w:tc>
+          <w:tcPr/>
+          <w:p>
+            <w:pPr>
+              <w:pStyle w:val="Compact"/>
+            </w:pPr>
+            <w:r>
               <w:t xml:space="preserve">1.0% / 0.1%</w:t>
             </w:r>
           </w:p>
@@ -5618,6 +6746,17 @@
             </w:pPr>
             <w:r>
               <w:t xml:space="preserve">19 [10.7–33.7]</w:t>
+            </w:r>
+          </w:p>
+        </w:tc>
+        <w:tc>
+          <w:tcPr/>
+          <w:p>
+            <w:pPr>
+              <w:pStyle w:val="Compact"/>
+            </w:pPr>
+            <w:r>
+              <w:t xml:space="preserve">1.2e-23*</w:t>
             </w:r>
           </w:p>
         </w:tc>
@@ -5652,7 +6791,7 @@
               <w:pStyle w:val="Compact"/>
             </w:pPr>
             <w:r>
-              <w:t xml:space="preserve"> ↳ Selective deficiency of IgG subclasses</w:t>
+              <w:t xml:space="preserve">↳ Selective deficiency of IgG subclasses</w:t>
             </w:r>
           </w:p>
         </w:tc>
@@ -5674,6 +6813,17 @@
               <w:pStyle w:val="Compact"/>
             </w:pPr>
             <w:r>
+              <w:t xml:space="preserve">5.1e-14*</w:t>
+            </w:r>
+          </w:p>
+        </w:tc>
+        <w:tc>
+          <w:tcPr/>
+          <w:p>
+            <w:pPr>
+              <w:pStyle w:val="Compact"/>
+            </w:pPr>
+            <w:r>
               <w:t xml:space="preserve">0.6% / 0.0%</w:t>
             </w:r>
           </w:p>
@@ -5686,6 +6836,17 @@
             </w:pPr>
             <w:r>
               <w:t xml:space="preserve">12.6 [6.63–23.9]</w:t>
+            </w:r>
+          </w:p>
+        </w:tc>
+        <w:tc>
+          <w:tcPr/>
+          <w:p>
+            <w:pPr>
+              <w:pStyle w:val="Compact"/>
+            </w:pPr>
+            <w:r>
+              <w:t xml:space="preserve">3.4e-13*</w:t>
             </w:r>
           </w:p>
         </w:tc>
@@ -5720,7 +6881,7 @@
               <w:pStyle w:val="Compact"/>
             </w:pPr>
             <w:r>
-              <w:t xml:space="preserve"> ↳ Hypogammaglobulinemia NOS</w:t>
+              <w:t xml:space="preserve">↳ Hypogammaglobulinemia NOS</w:t>
             </w:r>
           </w:p>
         </w:tc>
@@ -5742,6 +6903,17 @@
               <w:pStyle w:val="Compact"/>
             </w:pPr>
             <w:r>
+              <w:t xml:space="preserve">1.2e-36*</w:t>
+            </w:r>
+          </w:p>
+        </w:tc>
+        <w:tc>
+          <w:tcPr/>
+          <w:p>
+            <w:pPr>
+              <w:pStyle w:val="Compact"/>
+            </w:pPr>
+            <w:r>
               <w:t xml:space="preserve">1.9% / 0.2%</w:t>
             </w:r>
           </w:p>
@@ -5754,6 +6926,17 @@
             </w:pPr>
             <w:r>
               <w:t xml:space="preserve">10.3 [7.2–14.8]</w:t>
+            </w:r>
+          </w:p>
+        </w:tc>
+        <w:tc>
+          <w:tcPr/>
+          <w:p>
+            <w:pPr>
+              <w:pStyle w:val="Compact"/>
+            </w:pPr>
+            <w:r>
+              <w:t xml:space="preserve">7.1e-37*</w:t>
             </w:r>
           </w:p>
         </w:tc>
@@ -5788,7 +6971,7 @@
               <w:pStyle w:val="Compact"/>
             </w:pPr>
             <w:r>
-              <w:t xml:space="preserve"> ↳ Selective IgA deficiency</w:t>
+              <w:t xml:space="preserve">↳ Selective IgA deficiency</w:t>
             </w:r>
           </w:p>
         </w:tc>
@@ -5810,6 +6993,17 @@
               <w:pStyle w:val="Compact"/>
             </w:pPr>
             <w:r>
+              <w:t xml:space="preserve">5.5e-12*</w:t>
+            </w:r>
+          </w:p>
+        </w:tc>
+        <w:tc>
+          <w:tcPr/>
+          <w:p>
+            <w:pPr>
+              <w:pStyle w:val="Compact"/>
+            </w:pPr>
+            <w:r>
               <w:t xml:space="preserve">0.6% / 0.1%</w:t>
             </w:r>
           </w:p>
@@ -5822,6 +7016,17 @@
             </w:pPr>
             <w:r>
               <w:t xml:space="preserve">13.2 [6.1–28.5]</w:t>
+            </w:r>
+          </w:p>
+        </w:tc>
+        <w:tc>
+          <w:tcPr/>
+          <w:p>
+            <w:pPr>
+              <w:pStyle w:val="Compact"/>
+            </w:pPr>
+            <w:r>
+              <w:t xml:space="preserve">8.3e-10*</w:t>
             </w:r>
           </w:p>
         </w:tc>
@@ -5856,7 +7061,7 @@
               <w:pStyle w:val="Compact"/>
             </w:pPr>
             <w:r>
-              <w:t xml:space="preserve"> ↳ Immunodeficiency NOS</w:t>
+              <w:t xml:space="preserve">↳ Immunodeficiency NOS</w:t>
             </w:r>
           </w:p>
         </w:tc>
@@ -5878,6 +7083,17 @@
               <w:pStyle w:val="Compact"/>
             </w:pPr>
             <w:r>
+              <w:t xml:space="preserve">4.2e-37*</w:t>
+            </w:r>
+          </w:p>
+        </w:tc>
+        <w:tc>
+          <w:tcPr/>
+          <w:p>
+            <w:pPr>
+              <w:pStyle w:val="Compact"/>
+            </w:pPr>
+            <w:r>
               <w:t xml:space="preserve">3.4% / 0.8%</w:t>
             </w:r>
           </w:p>
@@ -5890,6 +7106,17 @@
             </w:pPr>
             <w:r>
               <w:t xml:space="preserve">5.29 [4.24–6.61]</w:t>
+            </w:r>
+          </w:p>
+        </w:tc>
+        <w:tc>
+          <w:tcPr/>
+          <w:p>
+            <w:pPr>
+              <w:pStyle w:val="Compact"/>
+            </w:pPr>
+            <w:r>
+              <w:t xml:space="preserve">6e-49*</w:t>
             </w:r>
           </w:p>
         </w:tc>
@@ -5950,6 +7177,17 @@
               <w:pStyle w:val="Compact"/>
             </w:pPr>
             <w:r>
+              <w:t xml:space="preserve">1.1e-10*</w:t>
+            </w:r>
+          </w:p>
+        </w:tc>
+        <w:tc>
+          <w:tcPr/>
+          <w:p>
+            <w:pPr>
+              <w:pStyle w:val="Compact"/>
+            </w:pPr>
+            <w:r>
               <w:t xml:space="preserve">0.5% / 0.1%</w:t>
             </w:r>
           </w:p>
@@ -5962,6 +7200,17 @@
             </w:pPr>
             <w:r>
               <w:t xml:space="preserve">16.7 [9.07–30.6]</w:t>
+            </w:r>
+          </w:p>
+        </w:tc>
+        <w:tc>
+          <w:tcPr/>
+          <w:p>
+            <w:pPr>
+              <w:pStyle w:val="Compact"/>
+            </w:pPr>
+            <w:r>
+              <w:t xml:space="preserve">1.2e-19*</w:t>
             </w:r>
           </w:p>
         </w:tc>
@@ -5996,7 +7245,7 @@
               <w:pStyle w:val="Compact"/>
             </w:pPr>
             <w:r>
-              <w:t xml:space="preserve"> ↳ Alpha-1-antitrypsin deficiency</w:t>
+              <w:t xml:space="preserve">↳ Alpha-1-antitrypsin deficiency</w:t>
             </w:r>
           </w:p>
         </w:tc>
@@ -6018,6 +7267,17 @@
               <w:pStyle w:val="Compact"/>
             </w:pPr>
             <w:r>
+              <w:t xml:space="preserve">1.5e-13*</w:t>
+            </w:r>
+          </w:p>
+        </w:tc>
+        <w:tc>
+          <w:tcPr/>
+          <w:p>
+            <w:pPr>
+              <w:pStyle w:val="Compact"/>
+            </w:pPr>
+            <w:r>
               <w:t xml:space="preserve">0.5% / &lt;11</w:t>
             </w:r>
           </w:p>
@@ -6030,6 +7290,17 @@
             </w:pPr>
             <w:r>
               <w:t xml:space="preserve">22.3 [11.7–42.7]</w:t>
+            </w:r>
+          </w:p>
+        </w:tc>
+        <w:tc>
+          <w:tcPr/>
+          <w:p>
+            <w:pPr>
+              <w:pStyle w:val="Compact"/>
+            </w:pPr>
+            <w:r>
+              <w:t xml:space="preserve">9.8e-22*</w:t>
             </w:r>
           </w:p>
         </w:tc>
@@ -6090,6 +7361,17 @@
               <w:pStyle w:val="Compact"/>
             </w:pPr>
             <w:r>
+              <w:t xml:space="preserve">6.4e-12*</w:t>
+            </w:r>
+          </w:p>
+        </w:tc>
+        <w:tc>
+          <w:tcPr/>
+          <w:p>
+            <w:pPr>
+              <w:pStyle w:val="Compact"/>
+            </w:pPr>
+            <w:r>
               <w:t xml:space="preserve">0.5% / 0.0%</w:t>
             </w:r>
           </w:p>
@@ -6102,6 +7384,17 @@
             </w:pPr>
             <w:r>
               <w:t xml:space="preserve">22.4 [9.4–53.6]</w:t>
+            </w:r>
+          </w:p>
+        </w:tc>
+        <w:tc>
+          <w:tcPr/>
+          <w:p>
+            <w:pPr>
+              <w:pStyle w:val="Compact"/>
+            </w:pPr>
+            <w:r>
+              <w:t xml:space="preserve">5.1e-11*</w:t>
             </w:r>
           </w:p>
         </w:tc>
@@ -6162,6 +7455,17 @@
               <w:pStyle w:val="Compact"/>
             </w:pPr>
             <w:r>
+              <w:t xml:space="preserve">5.5e-29*</w:t>
+            </w:r>
+          </w:p>
+        </w:tc>
+        <w:tc>
+          <w:tcPr/>
+          <w:p>
+            <w:pPr>
+              <w:pStyle w:val="Compact"/>
+            </w:pPr>
+            <w:r>
               <w:t xml:space="preserve">3.6% / 1.1%</w:t>
             </w:r>
           </w:p>
@@ -6174,6 +7478,17 @@
             </w:pPr>
             <w:r>
               <w:t xml:space="preserve">3.95 [3.11–5.01]</w:t>
+            </w:r>
+          </w:p>
+        </w:tc>
+        <w:tc>
+          <w:tcPr/>
+          <w:p>
+            <w:pPr>
+              <w:pStyle w:val="Compact"/>
+            </w:pPr>
+            <w:r>
+              <w:t xml:space="preserve">2.2e-29*</w:t>
             </w:r>
           </w:p>
         </w:tc>
@@ -6208,7 +7523,7 @@
               <w:pStyle w:val="Compact"/>
             </w:pPr>
             <w:r>
-              <w:t xml:space="preserve"> ↳ Small intestinal bacterial overgrowth</w:t>
+              <w:t xml:space="preserve">↳ Small intestinal bacterial overgrowth</w:t>
             </w:r>
           </w:p>
         </w:tc>
@@ -6230,6 +7545,17 @@
               <w:pStyle w:val="Compact"/>
             </w:pPr>
             <w:r>
+              <w:t xml:space="preserve">5.5e-32*</w:t>
+            </w:r>
+          </w:p>
+        </w:tc>
+        <w:tc>
+          <w:tcPr/>
+          <w:p>
+            <w:pPr>
+              <w:pStyle w:val="Compact"/>
+            </w:pPr>
+            <w:r>
               <w:t xml:space="preserve">1.6% / 0.1%</w:t>
             </w:r>
           </w:p>
@@ -6242,6 +7568,17 @@
             </w:pPr>
             <w:r>
               <w:t xml:space="preserve">13 [8.07–20.9]</w:t>
+            </w:r>
+          </w:p>
+        </w:tc>
+        <w:tc>
+          <w:tcPr/>
+          <w:p>
+            <w:pPr>
+              <w:pStyle w:val="Compact"/>
+            </w:pPr>
+            <w:r>
+              <w:t xml:space="preserve">5.5e-26*</w:t>
             </w:r>
           </w:p>
         </w:tc>
@@ -6302,6 +7639,17 @@
               <w:pStyle w:val="Compact"/>
             </w:pPr>
             <w:r>
+              <w:t xml:space="preserve">1.2e-54*</w:t>
+            </w:r>
+          </w:p>
+        </w:tc>
+        <w:tc>
+          <w:tcPr/>
+          <w:p>
+            <w:pPr>
+              <w:pStyle w:val="Compact"/>
+            </w:pPr>
+            <w:r>
               <w:t xml:space="preserve">2.5% / 0.2%</w:t>
             </w:r>
           </w:p>
@@ -6314,6 +7662,17 @@
             </w:pPr>
             <w:r>
               <w:t xml:space="preserve">11.3 [7.14–17.9]</w:t>
+            </w:r>
+          </w:p>
+        </w:tc>
+        <w:tc>
+          <w:tcPr/>
+          <w:p>
+            <w:pPr>
+              <w:pStyle w:val="Compact"/>
+            </w:pPr>
+            <w:r>
+              <w:t xml:space="preserve">3.3e-25*</w:t>
             </w:r>
           </w:p>
         </w:tc>
@@ -6374,6 +7733,17 @@
               <w:pStyle w:val="Compact"/>
             </w:pPr>
             <w:r>
+              <w:t xml:space="preserve">1e-71*</w:t>
+            </w:r>
+          </w:p>
+        </w:tc>
+        <w:tc>
+          <w:tcPr/>
+          <w:p>
+            <w:pPr>
+              <w:pStyle w:val="Compact"/>
+            </w:pPr>
+            <w:r>
               <w:t xml:space="preserve">6.9% / 1.7%</w:t>
             </w:r>
           </w:p>
@@ -6386,6 +7756,17 @@
             </w:pPr>
             <w:r>
               <w:t xml:space="preserve">4.77 [4.02–5.67]</w:t>
+            </w:r>
+          </w:p>
+        </w:tc>
+        <w:tc>
+          <w:tcPr/>
+          <w:p>
+            <w:pPr>
+              <w:pStyle w:val="Compact"/>
+            </w:pPr>
+            <w:r>
+              <w:t xml:space="preserve">4e-71*</w:t>
             </w:r>
           </w:p>
         </w:tc>
@@ -6420,7 +7801,7 @@
               <w:pStyle w:val="Compact"/>
             </w:pPr>
             <w:r>
-              <w:t xml:space="preserve"> ↳ Autoinflammatory syndromes</w:t>
+              <w:t xml:space="preserve">↳ Autoinflammatory syndromes</w:t>
             </w:r>
           </w:p>
         </w:tc>
@@ -6442,6 +7823,17 @@
               <w:pStyle w:val="Compact"/>
             </w:pPr>
             <w:r>
+              <w:t xml:space="preserve">4.9e-12*</w:t>
+            </w:r>
+          </w:p>
+        </w:tc>
+        <w:tc>
+          <w:tcPr/>
+          <w:p>
+            <w:pPr>
+              <w:pStyle w:val="Compact"/>
+            </w:pPr>
+            <w:r>
               <w:t xml:space="preserve">0.6% / 0.0%</w:t>
             </w:r>
           </w:p>
@@ -6454,6 +7846,17 @@
             </w:pPr>
             <w:r>
               <w:t xml:space="preserve">30.3 [13.1–70]</w:t>
+            </w:r>
+          </w:p>
+        </w:tc>
+        <w:tc>
+          <w:tcPr/>
+          <w:p>
+            <w:pPr>
+              <w:pStyle w:val="Compact"/>
+            </w:pPr>
+            <w:r>
+              <w:t xml:space="preserve">6.7e-17*</w:t>
             </w:r>
           </w:p>
         </w:tc>
@@ -6488,7 +7891,7 @@
               <w:pStyle w:val="Compact"/>
             </w:pPr>
             <w:r>
-              <w:t xml:space="preserve"> ↳ Sicca syndrome [Sjogren syndrome]</w:t>
+              <w:t xml:space="preserve">↳ Sicca syndrome [Sjogren syndrome]</w:t>
             </w:r>
           </w:p>
         </w:tc>
@@ -6510,6 +7913,17 @@
               <w:pStyle w:val="Compact"/>
             </w:pPr>
             <w:r>
+              <w:t xml:space="preserve">1.5e-31*</w:t>
+            </w:r>
+          </w:p>
+        </w:tc>
+        <w:tc>
+          <w:tcPr/>
+          <w:p>
+            <w:pPr>
+              <w:pStyle w:val="Compact"/>
+            </w:pPr>
+            <w:r>
               <w:t xml:space="preserve">2.5% / 0.5%</w:t>
             </w:r>
           </w:p>
@@ -6522,6 +7936,17 @@
             </w:pPr>
             <w:r>
               <w:t xml:space="preserve">6.06 [4.6–7.97]</w:t>
+            </w:r>
+          </w:p>
+        </w:tc>
+        <w:tc>
+          <w:tcPr/>
+          <w:p>
+            <w:pPr>
+              <w:pStyle w:val="Compact"/>
+            </w:pPr>
+            <w:r>
+              <w:t xml:space="preserve">7.4e-38*</w:t>
             </w:r>
           </w:p>
         </w:tc>
@@ -6582,6 +8007,17 @@
               <w:pStyle w:val="Compact"/>
             </w:pPr>
             <w:r>
+              <w:t xml:space="preserve">2.3e-112*</w:t>
+            </w:r>
+          </w:p>
+        </w:tc>
+        <w:tc>
+          <w:tcPr/>
+          <w:p>
+            <w:pPr>
+              <w:pStyle w:val="Compact"/>
+            </w:pPr>
+            <w:r>
               <w:t xml:space="preserve">5.8% / 0.6%</w:t>
             </w:r>
           </w:p>
@@ -6594,6 +8030,17 @@
             </w:pPr>
             <w:r>
               <w:t xml:space="preserve">18.1 [14.2–23.1]</w:t>
+            </w:r>
+          </w:p>
+        </w:tc>
+        <w:tc>
+          <w:tcPr/>
+          <w:p>
+            <w:pPr>
+              <w:pStyle w:val="Compact"/>
+            </w:pPr>
+            <w:r>
+              <w:t xml:space="preserve">5.3e-120*</w:t>
             </w:r>
           </w:p>
         </w:tc>
@@ -6654,6 +8101,17 @@
               <w:pStyle w:val="Compact"/>
             </w:pPr>
             <w:r>
+              <w:t xml:space="preserve">1.6e-49*</w:t>
+            </w:r>
+          </w:p>
+        </w:tc>
+        <w:tc>
+          <w:tcPr/>
+          <w:p>
+            <w:pPr>
+              <w:pStyle w:val="Compact"/>
+            </w:pPr>
+            <w:r>
               <w:t xml:space="preserve">2.5% / 0.2%</w:t>
             </w:r>
           </w:p>
@@ -6666,6 +8124,17 @@
             </w:pPr>
             <w:r>
               <w:t xml:space="preserve">15.1 [10.9–20.9]</w:t>
+            </w:r>
+          </w:p>
+        </w:tc>
+        <w:tc>
+          <w:tcPr/>
+          <w:p>
+            <w:pPr>
+              <w:pStyle w:val="Compact"/>
+            </w:pPr>
+            <w:r>
+              <w:t xml:space="preserve">5.5e-60*</w:t>
             </w:r>
           </w:p>
         </w:tc>
@@ -6700,7 +8169,7 @@
               <w:pStyle w:val="Compact"/>
             </w:pPr>
             <w:r>
-              <w:t xml:space="preserve"> ↳ Eosinophilic esophagitis</w:t>
+              <w:t xml:space="preserve">↳ Eosinophilic esophagitis</w:t>
             </w:r>
           </w:p>
         </w:tc>
@@ -6722,6 +8191,17 @@
               <w:pStyle w:val="Compact"/>
             </w:pPr>
             <w:r>
+              <w:t xml:space="preserve">1.7e-45*</w:t>
+            </w:r>
+          </w:p>
+        </w:tc>
+        <w:tc>
+          <w:tcPr/>
+          <w:p>
+            <w:pPr>
+              <w:pStyle w:val="Compact"/>
+            </w:pPr>
+            <w:r>
               <w:t xml:space="preserve">2.3% / 0.2%</w:t>
             </w:r>
           </w:p>
@@ -6734,6 +8214,17 @@
             </w:pPr>
             <w:r>
               <w:t xml:space="preserve">13.9 [9.96–19.5]</w:t>
+            </w:r>
+          </w:p>
+        </w:tc>
+        <w:tc>
+          <w:tcPr/>
+          <w:p>
+            <w:pPr>
+              <w:pStyle w:val="Compact"/>
+            </w:pPr>
+            <w:r>
+              <w:t xml:space="preserve">3.2e-53*</w:t>
             </w:r>
           </w:p>
         </w:tc>
@@ -6794,6 +8285,17 @@
               <w:pStyle w:val="Compact"/>
             </w:pPr>
             <w:r>
+              <w:t xml:space="preserve">&lt;1e-300*</w:t>
+            </w:r>
+          </w:p>
+        </w:tc>
+        <w:tc>
+          <w:tcPr/>
+          <w:p>
+            <w:pPr>
+              <w:pStyle w:val="Compact"/>
+            </w:pPr>
+            <w:r>
               <w:t xml:space="preserve">31.4% / 6.3%</w:t>
             </w:r>
           </w:p>
@@ -6806,6 +8308,17 @@
             </w:pPr>
             <w:r>
               <w:t xml:space="preserve">5.11 [4.55–5.75]</w:t>
+            </w:r>
+          </w:p>
+        </w:tc>
+        <w:tc>
+          <w:tcPr/>
+          <w:p>
+            <w:pPr>
+              <w:pStyle w:val="Compact"/>
+            </w:pPr>
+            <w:r>
+              <w:t xml:space="preserve">7.2e-163*</w:t>
             </w:r>
           </w:p>
         </w:tc>
@@ -6840,7 +8353,7 @@
               <w:pStyle w:val="Compact"/>
             </w:pPr>
             <w:r>
-              <w:t xml:space="preserve"> ↳ Flushing</w:t>
+              <w:t xml:space="preserve">↳ Flushing</w:t>
             </w:r>
           </w:p>
         </w:tc>
@@ -6862,6 +8375,17 @@
               <w:pStyle w:val="Compact"/>
             </w:pPr>
             <w:r>
+              <w:t xml:space="preserve">4.8e-164*</w:t>
+            </w:r>
+          </w:p>
+        </w:tc>
+        <w:tc>
+          <w:tcPr/>
+          <w:p>
+            <w:pPr>
+              <w:pStyle w:val="Compact"/>
+            </w:pPr>
+            <w:r>
               <w:t xml:space="preserve">8.5% / 0.7%</w:t>
             </w:r>
           </w:p>
@@ -6874,6 +8398,17 @@
             </w:pPr>
             <w:r>
               <w:t xml:space="preserve">9.26 [7.3–11.7]</w:t>
+            </w:r>
+          </w:p>
+        </w:tc>
+        <w:tc>
+          <w:tcPr/>
+          <w:p>
+            <w:pPr>
+              <w:pStyle w:val="Compact"/>
+            </w:pPr>
+            <w:r>
+              <w:t xml:space="preserve">1.5e-75*</w:t>
             </w:r>
           </w:p>
         </w:tc>
@@ -6908,7 +8443,7 @@
               <w:pStyle w:val="Compact"/>
             </w:pPr>
             <w:r>
-              <w:t xml:space="preserve"> ↳ Pruritus</w:t>
+              <w:t xml:space="preserve">↳ Pruritus</w:t>
             </w:r>
           </w:p>
         </w:tc>
@@ -6930,6 +8465,17 @@
               <w:pStyle w:val="Compact"/>
             </w:pPr>
             <w:r>
+              <w:t xml:space="preserve">8.9e-120*</w:t>
+            </w:r>
+          </w:p>
+        </w:tc>
+        <w:tc>
+          <w:tcPr/>
+          <w:p>
+            <w:pPr>
+              <w:pStyle w:val="Compact"/>
+            </w:pPr>
+            <w:r>
               <w:t xml:space="preserve">7.9% / 1.2%</w:t>
             </w:r>
           </w:p>
@@ -6942,6 +8488,17 @@
             </w:pPr>
             <w:r>
               <w:t xml:space="preserve">6.11 [4.96–7.53]</w:t>
+            </w:r>
+          </w:p>
+        </w:tc>
+        <w:tc>
+          <w:tcPr/>
+          <w:p>
+            <w:pPr>
+              <w:pStyle w:val="Compact"/>
+            </w:pPr>
+            <w:r>
+              <w:t xml:space="preserve">4e-65*</w:t>
             </w:r>
           </w:p>
         </w:tc>
@@ -6976,7 +8533,7 @@
               <w:pStyle w:val="Compact"/>
             </w:pPr>
             <w:r>
-              <w:t xml:space="preserve"> ↳ Rash and other nonspecific skin eruption</w:t>
+              <w:t xml:space="preserve">↳ Rash and other nonspecific skin eruption</w:t>
             </w:r>
           </w:p>
         </w:tc>
@@ -6998,6 +8555,17 @@
               <w:pStyle w:val="Compact"/>
             </w:pPr>
             <w:r>
+              <w:t xml:space="preserve">5.7e-162*</w:t>
+            </w:r>
+          </w:p>
+        </w:tc>
+        <w:tc>
+          <w:tcPr/>
+          <w:p>
+            <w:pPr>
+              <w:pStyle w:val="Compact"/>
+            </w:pPr>
+            <w:r>
               <w:t xml:space="preserve">14.7% / 3.1%</w:t>
             </w:r>
           </w:p>
@@ -7010,6 +8578,17 @@
             </w:pPr>
             <w:r>
               <w:t xml:space="preserve">3.52 [2.98–4.16]</w:t>
+            </w:r>
+          </w:p>
+        </w:tc>
+        <w:tc>
+          <w:tcPr/>
+          <w:p>
+            <w:pPr>
+              <w:pStyle w:val="Compact"/>
+            </w:pPr>
+            <w:r>
+              <w:t xml:space="preserve">3.6e-49*</w:t>
             </w:r>
           </w:p>
         </w:tc>
@@ -7070,6 +8649,17 @@
               <w:pStyle w:val="Compact"/>
             </w:pPr>
             <w:r>
+              <w:t xml:space="preserve">4.3e-14*</w:t>
+            </w:r>
+          </w:p>
+        </w:tc>
+        <w:tc>
+          <w:tcPr/>
+          <w:p>
+            <w:pPr>
+              <w:pStyle w:val="Compact"/>
+            </w:pPr>
+            <w:r>
               <w:t xml:space="preserve">0.7% / 0.1%</w:t>
             </w:r>
           </w:p>
@@ -7082,6 +8672,17 @@
             </w:pPr>
             <w:r>
               <w:t xml:space="preserve">8.99 [4.99–16.2]</w:t>
+            </w:r>
+          </w:p>
+        </w:tc>
+        <w:tc>
+          <w:tcPr/>
+          <w:p>
+            <w:pPr>
+              <w:pStyle w:val="Compact"/>
+            </w:pPr>
+            <w:r>
+              <w:t xml:space="preserve">6e-11*</w:t>
             </w:r>
           </w:p>
         </w:tc>
@@ -7142,6 +8743,17 @@
               <w:pStyle w:val="Compact"/>
             </w:pPr>
             <w:r>
+              <w:t xml:space="preserve">1e-08*</w:t>
+            </w:r>
+          </w:p>
+        </w:tc>
+        <w:tc>
+          <w:tcPr/>
+          <w:p>
+            <w:pPr>
+              <w:pStyle w:val="Compact"/>
+            </w:pPr>
+            <w:r>
               <w:t xml:space="preserve">0.5% / 0.1%</w:t>
             </w:r>
           </w:p>
@@ -7154,6 +8766,17 @@
             </w:pPr>
             <w:r>
               <w:t xml:space="preserve">12.5 [6.17–25.4]</w:t>
+            </w:r>
+          </w:p>
+        </w:tc>
+        <w:tc>
+          <w:tcPr/>
+          <w:p>
+            <w:pPr>
+              <w:pStyle w:val="Compact"/>
+            </w:pPr>
+            <w:r>
+              <w:t xml:space="preserve">9.8e-11*</w:t>
             </w:r>
           </w:p>
         </w:tc>
@@ -7214,6 +8837,17 @@
               <w:pStyle w:val="Compact"/>
             </w:pPr>
             <w:r>
+              <w:t xml:space="preserve">6e-13*</w:t>
+            </w:r>
+          </w:p>
+        </w:tc>
+        <w:tc>
+          <w:tcPr/>
+          <w:p>
+            <w:pPr>
+              <w:pStyle w:val="Compact"/>
+            </w:pPr>
+            <w:r>
               <w:t xml:space="preserve">0.6% / 0.1%</w:t>
             </w:r>
           </w:p>
@@ -7226,6 +8860,17 @@
             </w:pPr>
             <w:r>
               <w:t xml:space="preserve">7.76 [4.57–13.2]</w:t>
+            </w:r>
+          </w:p>
+        </w:tc>
+        <w:tc>
+          <w:tcPr/>
+          <w:p>
+            <w:pPr>
+              <w:pStyle w:val="Compact"/>
+            </w:pPr>
+            <w:r>
+              <w:t xml:space="preserve">3.1e-14*</w:t>
             </w:r>
           </w:p>
         </w:tc>
@@ -7286,6 +8931,17 @@
               <w:pStyle w:val="Compact"/>
             </w:pPr>
             <w:r>
+              <w:t xml:space="preserve">4e-31*</w:t>
+            </w:r>
+          </w:p>
+        </w:tc>
+        <w:tc>
+          <w:tcPr/>
+          <w:p>
+            <w:pPr>
+              <w:pStyle w:val="Compact"/>
+            </w:pPr>
+            <w:r>
               <w:t xml:space="preserve">3.3% / 0.9%</w:t>
             </w:r>
           </w:p>
@@ -7298,6 +8954,17 @@
             </w:pPr>
             <w:r>
               <w:t xml:space="preserve">4.15 [3.26–5.29]</w:t>
+            </w:r>
+          </w:p>
+        </w:tc>
+        <w:tc>
+          <w:tcPr/>
+          <w:p>
+            <w:pPr>
+              <w:pStyle w:val="Compact"/>
+            </w:pPr>
+            <w:r>
+              <w:t xml:space="preserve">1e-30*</w:t>
             </w:r>
           </w:p>
         </w:tc>
@@ -7332,7 +8999,7 @@
               <w:pStyle w:val="Compact"/>
             </w:pPr>
             <w:r>
-              <w:t xml:space="preserve"> ↳ Adrenal hyperfunction</w:t>
+              <w:t xml:space="preserve">↳ Adrenal hyperfunction</w:t>
             </w:r>
           </w:p>
         </w:tc>
@@ -7354,6 +9021,17 @@
               <w:pStyle w:val="Compact"/>
             </w:pPr>
             <w:r>
+              <w:t xml:space="preserve">6.7e-14*</w:t>
+            </w:r>
+          </w:p>
+        </w:tc>
+        <w:tc>
+          <w:tcPr/>
+          <w:p>
+            <w:pPr>
+              <w:pStyle w:val="Compact"/>
+            </w:pPr>
+            <w:r>
               <w:t xml:space="preserve">0.9% / 0.2%</w:t>
             </w:r>
           </w:p>
@@ -7366,6 +9044,17 @@
             </w:pPr>
             <w:r>
               <w:t xml:space="preserve">5.96 [3.49–10.2]</w:t>
+            </w:r>
+          </w:p>
+        </w:tc>
+        <w:tc>
+          <w:tcPr/>
+          <w:p>
+            <w:pPr>
+              <w:pStyle w:val="Compact"/>
+            </w:pPr>
+            <w:r>
+              <w:t xml:space="preserve">5.6e-11*</w:t>
             </w:r>
           </w:p>
         </w:tc>
@@ -7400,7 +9089,7 @@
               <w:pStyle w:val="Compact"/>
             </w:pPr>
             <w:r>
-              <w:t xml:space="preserve">  ↳ Cushing’s syndrome</w:t>
+              <w:t xml:space="preserve">↳ Cushing’s syndrome</w:t>
             </w:r>
           </w:p>
         </w:tc>
@@ -7422,6 +9111,17 @@
               <w:pStyle w:val="Compact"/>
             </w:pPr>
             <w:r>
+              <w:t xml:space="preserve">4.3e-10*</w:t>
+            </w:r>
+          </w:p>
+        </w:tc>
+        <w:tc>
+          <w:tcPr/>
+          <w:p>
+            <w:pPr>
+              <w:pStyle w:val="Compact"/>
+            </w:pPr>
+            <w:r>
               <w:t xml:space="preserve">0.5% / 0.1%</w:t>
             </w:r>
           </w:p>
@@ -7434,6 +9134,17 @@
             </w:pPr>
             <w:r>
               <w:t xml:space="preserve">7.76 [3.74–16.1]</w:t>
+            </w:r>
+          </w:p>
+        </w:tc>
+        <w:tc>
+          <w:tcPr/>
+          <w:p>
+            <w:pPr>
+              <w:pStyle w:val="Compact"/>
+            </w:pPr>
+            <w:r>
+              <w:t xml:space="preserve">1.1e-06*</w:t>
             </w:r>
           </w:p>
         </w:tc>
@@ -7468,7 +9179,7 @@
               <w:pStyle w:val="Compact"/>
             </w:pPr>
             <w:r>
-              <w:t xml:space="preserve">  ↳ Hyperaldosteronism</w:t>
+              <w:t xml:space="preserve">↳ Hyperaldosteronism</w:t>
             </w:r>
           </w:p>
         </w:tc>
@@ -7490,6 +9201,17 @@
               <w:pStyle w:val="Compact"/>
             </w:pPr>
             <w:r>
+              <w:t xml:space="preserve">1.2e-05*</w:t>
+            </w:r>
+          </w:p>
+        </w:tc>
+        <w:tc>
+          <w:tcPr/>
+          <w:p>
+            <w:pPr>
+              <w:pStyle w:val="Compact"/>
+            </w:pPr>
+            <w:r>
               <w:t xml:space="preserve">0.3% / 0.1%</w:t>
             </w:r>
           </w:p>
@@ -7502,6 +9224,17 @@
             </w:pPr>
             <w:r>
               <w:t xml:space="preserve">4.35 [2.11–8.98]</w:t>
+            </w:r>
+          </w:p>
+        </w:tc>
+        <w:tc>
+          <w:tcPr/>
+          <w:p>
+            <w:pPr>
+              <w:pStyle w:val="Compact"/>
+            </w:pPr>
+            <w:r>
+              <w:t xml:space="preserve">0.001</w:t>
             </w:r>
           </w:p>
         </w:tc>
@@ -7536,7 +9269,7 @@
               <w:pStyle w:val="Compact"/>
             </w:pPr>
             <w:r>
-              <w:t xml:space="preserve"> ↳ Adrenocortical insufficiency [Addison’s disease]</w:t>
+              <w:t xml:space="preserve">↳ Adrenocortical insufficiency [Addison’s disease]</w:t>
             </w:r>
           </w:p>
         </w:tc>
@@ -7558,6 +9291,17 @@
               <w:pStyle w:val="Compact"/>
             </w:pPr>
             <w:r>
+              <w:t xml:space="preserve">2.1e-27*</w:t>
+            </w:r>
+          </w:p>
+        </w:tc>
+        <w:tc>
+          <w:tcPr/>
+          <w:p>
+            <w:pPr>
+              <w:pStyle w:val="Compact"/>
+            </w:pPr>
+            <w:r>
               <w:t xml:space="preserve">1.8% / 0.3%</w:t>
             </w:r>
           </w:p>
@@ -7570,6 +9314,17 @@
             </w:pPr>
             <w:r>
               <w:t xml:space="preserve">6.22 [4.54–8.52]</w:t>
+            </w:r>
+          </w:p>
+        </w:tc>
+        <w:tc>
+          <w:tcPr/>
+          <w:p>
+            <w:pPr>
+              <w:pStyle w:val="Compact"/>
+            </w:pPr>
+            <w:r>
+              <w:t xml:space="preserve">4e-30*</w:t>
             </w:r>
           </w:p>
         </w:tc>
@@ -7630,6 +9385,17 @@
               <w:pStyle w:val="Compact"/>
             </w:pPr>
             <w:r>
+              <w:t xml:space="preserve">4.5e-203*</w:t>
+            </w:r>
+          </w:p>
+        </w:tc>
+        <w:tc>
+          <w:tcPr/>
+          <w:p>
+            <w:pPr>
+              <w:pStyle w:val="Compact"/>
+            </w:pPr>
+            <w:r>
               <w:t xml:space="preserve">36.1% / 13.4%</w:t>
             </w:r>
           </w:p>
@@ -7642,6 +9408,17 @@
             </w:pPr>
             <w:r>
               <w:t xml:space="preserve">3.85 [3.49–4.25]</w:t>
+            </w:r>
+          </w:p>
+        </w:tc>
+        <w:tc>
+          <w:tcPr/>
+          <w:p>
+            <w:pPr>
+              <w:pStyle w:val="Compact"/>
+            </w:pPr>
+            <w:r>
+              <w:t xml:space="preserve">1.2e-158*</w:t>
             </w:r>
           </w:p>
         </w:tc>
@@ -7676,7 +9453,7 @@
               <w:pStyle w:val="Compact"/>
             </w:pPr>
             <w:r>
-              <w:t xml:space="preserve"> ↳ Chronic rhinitis</w:t>
+              <w:t xml:space="preserve">↳ Chronic rhinitis</w:t>
             </w:r>
           </w:p>
         </w:tc>
@@ -7698,6 +9475,17 @@
               <w:pStyle w:val="Compact"/>
             </w:pPr>
             <w:r>
+              <w:t xml:space="preserve">4.8e-102*</w:t>
+            </w:r>
+          </w:p>
+        </w:tc>
+        <w:tc>
+          <w:tcPr/>
+          <w:p>
+            <w:pPr>
+              <w:pStyle w:val="Compact"/>
+            </w:pPr>
+            <w:r>
               <w:t xml:space="preserve">6.6% / 1.0%</w:t>
             </w:r>
           </w:p>
@@ -7710,6 +9498,17 @@
             </w:pPr>
             <w:r>
               <w:t xml:space="preserve">9.86 [7.87–12.4]</w:t>
+            </w:r>
+          </w:p>
+        </w:tc>
+        <w:tc>
+          <w:tcPr/>
+          <w:p>
+            <w:pPr>
+              <w:pStyle w:val="Compact"/>
+            </w:pPr>
+            <w:r>
+              <w:t xml:space="preserve">1.7e-87*</w:t>
             </w:r>
           </w:p>
         </w:tc>
@@ -7744,7 +9543,7 @@
               <w:pStyle w:val="Compact"/>
             </w:pPr>
             <w:r>
-              <w:t xml:space="preserve"> ↳ Allergic rhinitis</w:t>
+              <w:t xml:space="preserve">↳ Allergic rhinitis</w:t>
             </w:r>
           </w:p>
         </w:tc>
@@ -7766,6 +9565,17 @@
               <w:pStyle w:val="Compact"/>
             </w:pPr>
             <w:r>
+              <w:t xml:space="preserve">2.4e-155*</w:t>
+            </w:r>
+          </w:p>
+        </w:tc>
+        <w:tc>
+          <w:tcPr/>
+          <w:p>
+            <w:pPr>
+              <w:pStyle w:val="Compact"/>
+            </w:pPr>
+            <w:r>
               <w:t xml:space="preserve">23.7% / 8.0%</w:t>
             </w:r>
           </w:p>
@@ -7778,6 +9588,17 @@
             </w:pPr>
             <w:r>
               <w:t xml:space="preserve">3.54 [3.16–3.97]</w:t>
+            </w:r>
+          </w:p>
+        </w:tc>
+        <w:tc>
+          <w:tcPr/>
+          <w:p>
+            <w:pPr>
+              <w:pStyle w:val="Compact"/>
+            </w:pPr>
+            <w:r>
+              <w:t xml:space="preserve">2.9e-104*</w:t>
             </w:r>
           </w:p>
         </w:tc>
@@ -7812,7 +9633,7 @@
               <w:pStyle w:val="Compact"/>
             </w:pPr>
             <w:r>
-              <w:t xml:space="preserve">  ↳ Allergic rhinitis, due to animal hair and dander</w:t>
+              <w:t xml:space="preserve">↳ Allergic rhinitis, due to animal hair and dander</w:t>
             </w:r>
           </w:p>
         </w:tc>
@@ -7834,6 +9655,17 @@
               <w:pStyle w:val="Compact"/>
             </w:pPr>
             <w:r>
+              <w:t xml:space="preserve">8.8e-27*</w:t>
+            </w:r>
+          </w:p>
+        </w:tc>
+        <w:tc>
+          <w:tcPr/>
+          <w:p>
+            <w:pPr>
+              <w:pStyle w:val="Compact"/>
+            </w:pPr>
+            <w:r>
               <w:t xml:space="preserve">1.6% / 0.2%</w:t>
             </w:r>
           </w:p>
@@ -7846,6 +9678,17 @@
             </w:pPr>
             <w:r>
               <w:t xml:space="preserve">9.38 [6.25–14.1]</w:t>
+            </w:r>
+          </w:p>
+        </w:tc>
+        <w:tc>
+          <w:tcPr/>
+          <w:p>
+            <w:pPr>
+              <w:pStyle w:val="Compact"/>
+            </w:pPr>
+            <w:r>
+              <w:t xml:space="preserve">3.1e-27*</w:t>
             </w:r>
           </w:p>
         </w:tc>
@@ -7880,7 +9723,7 @@
               <w:pStyle w:val="Compact"/>
             </w:pPr>
             <w:r>
-              <w:t xml:space="preserve"> ↳ Vasomotor rhinitis</w:t>
+              <w:t xml:space="preserve">↳ Vasomotor rhinitis</w:t>
             </w:r>
           </w:p>
         </w:tc>
@@ -7902,6 +9745,17 @@
               <w:pStyle w:val="Compact"/>
             </w:pPr>
             <w:r>
+              <w:t xml:space="preserve">1.4e-07*</w:t>
+            </w:r>
+          </w:p>
+        </w:tc>
+        <w:tc>
+          <w:tcPr/>
+          <w:p>
+            <w:pPr>
+              <w:pStyle w:val="Compact"/>
+            </w:pPr>
+            <w:r>
               <w:t xml:space="preserve">0.5% / 0.1%</w:t>
             </w:r>
           </w:p>
@@ -7914,6 +9768,17 @@
             </w:pPr>
             <w:r>
               <w:t xml:space="preserve">6.43 [3.77–11]</w:t>
+            </w:r>
+          </w:p>
+        </w:tc>
+        <w:tc>
+          <w:tcPr/>
+          <w:p>
+            <w:pPr>
+              <w:pStyle w:val="Compact"/>
+            </w:pPr>
+            <w:r>
+              <w:t xml:space="preserve">1.9e-09*</w:t>
             </w:r>
           </w:p>
         </w:tc>
@@ -7974,6 +9839,17 @@
               <w:pStyle w:val="Compact"/>
             </w:pPr>
             <w:r>
+              <w:t xml:space="preserve">1.7e-12*</w:t>
+            </w:r>
+          </w:p>
+        </w:tc>
+        <w:tc>
+          <w:tcPr/>
+          <w:p>
+            <w:pPr>
+              <w:pStyle w:val="Compact"/>
+            </w:pPr>
+            <w:r>
               <w:t xml:space="preserve">1.4% / 0.4%</w:t>
             </w:r>
           </w:p>
@@ -7986,6 +9862,17 @@
             </w:pPr>
             <w:r>
               <w:t xml:space="preserve">3.58 [2.58–4.97]</w:t>
+            </w:r>
+          </w:p>
+        </w:tc>
+        <w:tc>
+          <w:tcPr/>
+          <w:p>
+            <w:pPr>
+              <w:pStyle w:val="Compact"/>
+            </w:pPr>
+            <w:r>
+              <w:t xml:space="preserve">2.2e-14*</w:t>
             </w:r>
           </w:p>
         </w:tc>
@@ -8020,7 +9907,7 @@
               <w:pStyle w:val="Compact"/>
             </w:pPr>
             <w:r>
-              <w:t xml:space="preserve"> ↳ Cerebrospinal fluid leak</w:t>
+              <w:t xml:space="preserve">↳ Cerebrospinal fluid leak</w:t>
             </w:r>
           </w:p>
         </w:tc>
@@ -8042,6 +9929,17 @@
               <w:pStyle w:val="Compact"/>
             </w:pPr>
             <w:r>
+              <w:t xml:space="preserve">3.7e-10*</w:t>
+            </w:r>
+          </w:p>
+        </w:tc>
+        <w:tc>
+          <w:tcPr/>
+          <w:p>
+            <w:pPr>
+              <w:pStyle w:val="Compact"/>
+            </w:pPr>
+            <w:r>
               <w:t xml:space="preserve">0.5% / 0.1%</w:t>
             </w:r>
           </w:p>
@@ -8054,6 +9952,17 @@
             </w:pPr>
             <w:r>
               <w:t xml:space="preserve">15.8 [7.37–33.8]</w:t>
+            </w:r>
+          </w:p>
+        </w:tc>
+        <w:tc>
+          <w:tcPr/>
+          <w:p>
+            <w:pPr>
+              <w:pStyle w:val="Compact"/>
+            </w:pPr>
+            <w:r>
+              <w:t xml:space="preserve">2e-11*</w:t>
             </w:r>
           </w:p>
         </w:tc>
@@ -8088,7 +9997,7 @@
               <w:pStyle w:val="Compact"/>
             </w:pPr>
             <w:r>
-              <w:t xml:space="preserve"> ↳ Benign intracranial hypertension</w:t>
+              <w:t xml:space="preserve">↳ Benign intracranial hypertension</w:t>
             </w:r>
           </w:p>
         </w:tc>
@@ -8110,6 +10019,17 @@
               <w:pStyle w:val="Compact"/>
             </w:pPr>
             <w:r>
+              <w:t xml:space="preserve">3.2e-08*</w:t>
+            </w:r>
+          </w:p>
+        </w:tc>
+        <w:tc>
+          <w:tcPr/>
+          <w:p>
+            <w:pPr>
+              <w:pStyle w:val="Compact"/>
+            </w:pPr>
+            <w:r>
               <w:t xml:space="preserve">0.7% / 0.2%</w:t>
             </w:r>
           </w:p>
@@ -8122,6 +10042,17 @@
             </w:pPr>
             <w:r>
               <w:t xml:space="preserve">4.31 [2.77–6.71]</w:t>
+            </w:r>
+          </w:p>
+        </w:tc>
+        <w:tc>
+          <w:tcPr/>
+          <w:p>
+            <w:pPr>
+              <w:pStyle w:val="Compact"/>
+            </w:pPr>
+            <w:r>
+              <w:t xml:space="preserve">9.3e-11*</w:t>
             </w:r>
           </w:p>
         </w:tc>
@@ -8182,6 +10113,17 @@
               <w:pStyle w:val="Compact"/>
             </w:pPr>
             <w:r>
+              <w:t xml:space="preserve">7.8e-06*</w:t>
+            </w:r>
+          </w:p>
+        </w:tc>
+        <w:tc>
+          <w:tcPr/>
+          <w:p>
+            <w:pPr>
+              <w:pStyle w:val="Compact"/>
+            </w:pPr>
+            <w:r>
               <w:t xml:space="preserve">0.6% / 0.2%</w:t>
             </w:r>
           </w:p>
@@ -8194,6 +10136,17 @@
             </w:pPr>
             <w:r>
               <w:t xml:space="preserve">4.07 [2.42–6.83]</w:t>
+            </w:r>
+          </w:p>
+        </w:tc>
+        <w:tc>
+          <w:tcPr/>
+          <w:p>
+            <w:pPr>
+              <w:pStyle w:val="Compact"/>
+            </w:pPr>
+            <w:r>
+              <w:t xml:space="preserve">1.1e-07*</w:t>
             </w:r>
           </w:p>
         </w:tc>
@@ -8228,7 +10181,7 @@
               <w:pStyle w:val="Compact"/>
             </w:pPr>
             <w:r>
-              <w:t xml:space="preserve"> ↳ Disturbances of sulphur-bearing amino-acid metabolism</w:t>
+              <w:t xml:space="preserve">↳ Disturbances of sulphur-bearing amino-acid metabolism</w:t>
             </w:r>
           </w:p>
         </w:tc>
@@ -8250,6 +10203,17 @@
               <w:pStyle w:val="Compact"/>
             </w:pPr>
             <w:r>
+              <w:t xml:space="preserve">1.8e-07*</w:t>
+            </w:r>
+          </w:p>
+        </w:tc>
+        <w:tc>
+          <w:tcPr/>
+          <w:p>
+            <w:pPr>
+              <w:pStyle w:val="Compact"/>
+            </w:pPr>
+            <w:r>
               <w:t xml:space="preserve">0.4% / 0.1%</w:t>
             </w:r>
           </w:p>
@@ -8262,6 +10226,17 @@
             </w:pPr>
             <w:r>
               <w:t xml:space="preserve">8.16 [4.25–15.7]</w:t>
+            </w:r>
+          </w:p>
+        </w:tc>
+        <w:tc>
+          <w:tcPr/>
+          <w:p>
+            <w:pPr>
+              <w:pStyle w:val="Compact"/>
+            </w:pPr>
+            <w:r>
+              <w:t xml:space="preserve">1.6e-08*</w:t>
             </w:r>
           </w:p>
         </w:tc>
@@ -8322,6 +10297,17 @@
               <w:pStyle w:val="Compact"/>
             </w:pPr>
             <w:r>
+              <w:t xml:space="preserve">1.2e-37*</w:t>
+            </w:r>
+          </w:p>
+        </w:tc>
+        <w:tc>
+          <w:tcPr/>
+          <w:p>
+            <w:pPr>
+              <w:pStyle w:val="Compact"/>
+            </w:pPr>
+            <w:r>
               <w:t xml:space="preserve">2.4% / 0.4%</w:t>
             </w:r>
           </w:p>
@@ -8334,6 +10320,17 @@
             </w:pPr>
             <w:r>
               <w:t xml:space="preserve">12.2 [8.52–17.6]</w:t>
+            </w:r>
+          </w:p>
+        </w:tc>
+        <w:tc>
+          <w:tcPr/>
+          <w:p>
+            <w:pPr>
+              <w:pStyle w:val="Compact"/>
+            </w:pPr>
+            <w:r>
+              <w:t xml:space="preserve">7.7e-42*</w:t>
             </w:r>
           </w:p>
         </w:tc>
@@ -8394,6 +10391,17 @@
               <w:pStyle w:val="Compact"/>
             </w:pPr>
             <w:r>
+              <w:t xml:space="preserve">4.9e-13*</w:t>
+            </w:r>
+          </w:p>
+        </w:tc>
+        <w:tc>
+          <w:tcPr/>
+          <w:p>
+            <w:pPr>
+              <w:pStyle w:val="Compact"/>
+            </w:pPr>
+            <w:r>
               <w:t xml:space="preserve">0.8% / 0.1%</w:t>
             </w:r>
           </w:p>
@@ -8406,6 +10414,17 @@
             </w:pPr>
             <w:r>
               <w:t xml:space="preserve">6.41 [3.62–11.4]</w:t>
+            </w:r>
+          </w:p>
+        </w:tc>
+        <w:tc>
+          <w:tcPr/>
+          <w:p>
+            <w:pPr>
+              <w:pStyle w:val="Compact"/>
+            </w:pPr>
+            <w:r>
+              <w:t xml:space="preserve">2.5e-08*</w:t>
             </w:r>
           </w:p>
         </w:tc>
@@ -8440,7 +10459,7 @@
               <w:pStyle w:val="Compact"/>
             </w:pPr>
             <w:r>
-              <w:t xml:space="preserve"> ↳ Lyme disease</w:t>
+              <w:t xml:space="preserve">↳ Lyme disease</w:t>
             </w:r>
           </w:p>
         </w:tc>
@@ -8462,6 +10481,17 @@
               <w:pStyle w:val="Compact"/>
             </w:pPr>
             <w:r>
+              <w:t xml:space="preserve">6.4e-08*</w:t>
+            </w:r>
+          </w:p>
+        </w:tc>
+        <w:tc>
+          <w:tcPr/>
+          <w:p>
+            <w:pPr>
+              <w:pStyle w:val="Compact"/>
+            </w:pPr>
+            <w:r>
               <w:t xml:space="preserve">0.5% / 0.1%</w:t>
             </w:r>
           </w:p>
@@ -8474,6 +10504,17 @@
             </w:pPr>
             <w:r>
               <w:t xml:space="preserve">4.88 [2.5–9.54]</w:t>
+            </w:r>
+          </w:p>
+        </w:tc>
+        <w:tc>
+          <w:tcPr/>
+          <w:p>
+            <w:pPr>
+              <w:pStyle w:val="Compact"/>
+            </w:pPr>
+            <w:r>
+              <w:t xml:space="preserve">9.3e-05</w:t>
             </w:r>
           </w:p>
         </w:tc>
@@ -8534,6 +10575,17 @@
               <w:pStyle w:val="Compact"/>
             </w:pPr>
             <w:r>
+              <w:t xml:space="preserve">5.4e-07*</w:t>
+            </w:r>
+          </w:p>
+        </w:tc>
+        <w:tc>
+          <w:tcPr/>
+          <w:p>
+            <w:pPr>
+              <w:pStyle w:val="Compact"/>
+            </w:pPr>
+            <w:r>
               <w:t xml:space="preserve">0.6% / 0.1%</w:t>
             </w:r>
           </w:p>
@@ -8546,6 +10598,17 @@
             </w:pPr>
             <w:r>
               <w:t xml:space="preserve">7.7 [3.69–16]</w:t>
+            </w:r>
+          </w:p>
+        </w:tc>
+        <w:tc>
+          <w:tcPr/>
+          <w:p>
+            <w:pPr>
+              <w:pStyle w:val="Compact"/>
+            </w:pPr>
+            <w:r>
+              <w:t xml:space="preserve">1.2e-06*</w:t>
             </w:r>
           </w:p>
         </w:tc>
@@ -8606,6 +10669,17 @@
               <w:pStyle w:val="Compact"/>
             </w:pPr>
             <w:r>
+              <w:t xml:space="preserve">3e-08*</w:t>
+            </w:r>
+          </w:p>
+        </w:tc>
+        <w:tc>
+          <w:tcPr/>
+          <w:p>
+            <w:pPr>
+              <w:pStyle w:val="Compact"/>
+            </w:pPr>
+            <w:r>
               <w:t xml:space="preserve">0.5% / 0.1%</w:t>
             </w:r>
           </w:p>
@@ -8618,6 +10692,17 @@
             </w:pPr>
             <w:r>
               <w:t xml:space="preserve">4.35 [2.45–7.75]</w:t>
+            </w:r>
+          </w:p>
+        </w:tc>
+        <w:tc>
+          <w:tcPr/>
+          <w:p>
+            <w:pPr>
+              <w:pStyle w:val="Compact"/>
+            </w:pPr>
+            <w:r>
+              <w:t xml:space="preserve">5.8e-07*</w:t>
             </w:r>
           </w:p>
         </w:tc>
@@ -8652,7 +10737,7 @@
               <w:pStyle w:val="Compact"/>
             </w:pPr>
             <w:r>
-              <w:t xml:space="preserve"> ↳ Malignant neoplasm of the liver</w:t>
+              <w:t xml:space="preserve">↳ Malignant neoplasm of the liver</w:t>
             </w:r>
           </w:p>
         </w:tc>
@@ -8674,6 +10759,17 @@
               <w:pStyle w:val="Compact"/>
             </w:pPr>
             <w:r>
+              <w:t xml:space="preserve">2e-09*</w:t>
+            </w:r>
+          </w:p>
+        </w:tc>
+        <w:tc>
+          <w:tcPr/>
+          <w:p>
+            <w:pPr>
+              <w:pStyle w:val="Compact"/>
+            </w:pPr>
+            <w:r>
               <w:t xml:space="preserve">0.5% / 0.1%</w:t>
             </w:r>
           </w:p>
@@ -8686,6 +10782,17 @@
             </w:pPr>
             <w:r>
               <w:t xml:space="preserve">5.93 [3.17–11.1]</w:t>
+            </w:r>
+          </w:p>
+        </w:tc>
+        <w:tc>
+          <w:tcPr/>
+          <w:p>
+            <w:pPr>
+              <w:pStyle w:val="Compact"/>
+            </w:pPr>
+            <w:r>
+              <w:t xml:space="preserve">2.7e-08*</w:t>
             </w:r>
           </w:p>
         </w:tc>
@@ -8746,6 +10853,17 @@
               <w:pStyle w:val="Compact"/>
             </w:pPr>
             <w:r>
+              <w:t xml:space="preserve">2e-10*</w:t>
+            </w:r>
+          </w:p>
+        </w:tc>
+        <w:tc>
+          <w:tcPr/>
+          <w:p>
+            <w:pPr>
+              <w:pStyle w:val="Compact"/>
+            </w:pPr>
+            <w:r>
               <w:t xml:space="preserve">0.6% / 0.1%</w:t>
             </w:r>
           </w:p>
@@ -8758,6 +10876,17 @@
             </w:pPr>
             <w:r>
               <w:t xml:space="preserve">5.9 [2.74–12.7]</w:t>
+            </w:r>
+          </w:p>
+        </w:tc>
+        <w:tc>
+          <w:tcPr/>
+          <w:p>
+            <w:pPr>
+              <w:pStyle w:val="Compact"/>
+            </w:pPr>
+            <w:r>
+              <w:t xml:space="preserve">5.6e-06*</w:t>
             </w:r>
           </w:p>
         </w:tc>
@@ -8818,6 +10947,17 @@
               <w:pStyle w:val="Compact"/>
             </w:pPr>
             <w:r>
+              <w:t xml:space="preserve">3.6e-89*</w:t>
+            </w:r>
+          </w:p>
+        </w:tc>
+        <w:tc>
+          <w:tcPr/>
+          <w:p>
+            <w:pPr>
+              <w:pStyle w:val="Compact"/>
+            </w:pPr>
+            <w:r>
               <w:t xml:space="preserve">6.5% / 1.1%</w:t>
             </w:r>
           </w:p>
@@ -8830,6 +10970,17 @@
             </w:pPr>
             <w:r>
               <w:t xml:space="preserve">6.93 [5.65–8.49]</w:t>
+            </w:r>
+          </w:p>
+        </w:tc>
+        <w:tc>
+          <w:tcPr/>
+          <w:p>
+            <w:pPr>
+              <w:pStyle w:val="Compact"/>
+            </w:pPr>
+            <w:r>
+              <w:t xml:space="preserve">8.4e-78*</w:t>
             </w:r>
           </w:p>
         </w:tc>
@@ -8864,7 +11015,7 @@
               <w:pStyle w:val="Compact"/>
             </w:pPr>
             <w:r>
-              <w:t xml:space="preserve"> ↳ Celiac disease</w:t>
+              <w:t xml:space="preserve">↳ Celiac disease</w:t>
             </w:r>
           </w:p>
         </w:tc>
@@ -8886,6 +11037,17 @@
               <w:pStyle w:val="Compact"/>
             </w:pPr>
             <w:r>
+              <w:t xml:space="preserve">1.3e-29*</w:t>
+            </w:r>
+          </w:p>
+        </w:tc>
+        <w:tc>
+          <w:tcPr/>
+          <w:p>
+            <w:pPr>
+              <w:pStyle w:val="Compact"/>
+            </w:pPr>
+            <w:r>
               <w:t xml:space="preserve">2.1% / 0.4%</w:t>
             </w:r>
           </w:p>
@@ -8898,6 +11060,17 @@
             </w:pPr>
             <w:r>
               <w:t xml:space="preserve">6.24 [4.46–8.73]</w:t>
+            </w:r>
+          </w:p>
+        </w:tc>
+        <w:tc>
+          <w:tcPr/>
+          <w:p>
+            <w:pPr>
+              <w:pStyle w:val="Compact"/>
+            </w:pPr>
+            <w:r>
+              <w:t xml:space="preserve">1.4e-26*</w:t>
             </w:r>
           </w:p>
         </w:tc>
@@ -8958,6 +11131,17 @@
               <w:pStyle w:val="Compact"/>
             </w:pPr>
             <w:r>
+              <w:t xml:space="preserve">3.5e-15*</w:t>
+            </w:r>
+          </w:p>
+        </w:tc>
+        <w:tc>
+          <w:tcPr/>
+          <w:p>
+            <w:pPr>
+              <w:pStyle w:val="Compact"/>
+            </w:pPr>
+            <w:r>
               <w:t xml:space="preserve">1.0% / 0.2%</w:t>
             </w:r>
           </w:p>
@@ -8970,6 +11154,17 @@
             </w:pPr>
             <w:r>
               <w:t xml:space="preserve">5.71 [3.16–10.3]</w:t>
+            </w:r>
+          </w:p>
+        </w:tc>
+        <w:tc>
+          <w:tcPr/>
+          <w:p>
+            <w:pPr>
+              <w:pStyle w:val="Compact"/>
+            </w:pPr>
+            <w:r>
+              <w:t xml:space="preserve">4.1e-07*</w:t>
             </w:r>
           </w:p>
         </w:tc>
@@ -9030,6 +11225,17 @@
               <w:pStyle w:val="Compact"/>
             </w:pPr>
             <w:r>
+              <w:t xml:space="preserve">4.1e-12*</w:t>
+            </w:r>
+          </w:p>
+        </w:tc>
+        <w:tc>
+          <w:tcPr/>
+          <w:p>
+            <w:pPr>
+              <w:pStyle w:val="Compact"/>
+            </w:pPr>
+            <w:r>
               <w:t xml:space="preserve">0.9% / 0.1%</w:t>
             </w:r>
           </w:p>
@@ -9042,6 +11248,17 @@
             </w:pPr>
             <w:r>
               <w:t xml:space="preserve">6.88 [4.17–11.3]</w:t>
+            </w:r>
+          </w:p>
+        </w:tc>
+        <w:tc>
+          <w:tcPr/>
+          <w:p>
+            <w:pPr>
+              <w:pStyle w:val="Compact"/>
+            </w:pPr>
+            <w:r>
+              <w:t xml:space="preserve">6.3e-12*</w:t>
             </w:r>
           </w:p>
         </w:tc>
@@ -9102,6 +11319,17 @@
               <w:pStyle w:val="Compact"/>
             </w:pPr>
             <w:r>
+              <w:t xml:space="preserve">8.5e-114*</w:t>
+            </w:r>
+          </w:p>
+        </w:tc>
+        <w:tc>
+          <w:tcPr/>
+          <w:p>
+            <w:pPr>
+              <w:pStyle w:val="Compact"/>
+            </w:pPr>
+            <w:r>
               <w:t xml:space="preserve">9.0% / 1.7%</w:t>
             </w:r>
           </w:p>
@@ -9114,6 +11342,17 @@
             </w:pPr>
             <w:r>
               <w:t xml:space="preserve">6.53 [5.45–7.83]</w:t>
+            </w:r>
+          </w:p>
+        </w:tc>
+        <w:tc>
+          <w:tcPr/>
+          <w:p>
+            <w:pPr>
+              <w:pStyle w:val="Compact"/>
+            </w:pPr>
+            <w:r>
+              <w:t xml:space="preserve">5.2e-92*</w:t>
             </w:r>
           </w:p>
         </w:tc>
@@ -9174,6 +11413,17 @@
               <w:pStyle w:val="Compact"/>
             </w:pPr>
             <w:r>
+              <w:t xml:space="preserve">8.1e-40*</w:t>
+            </w:r>
+          </w:p>
+        </w:tc>
+        <w:tc>
+          <w:tcPr/>
+          <w:p>
+            <w:pPr>
+              <w:pStyle w:val="Compact"/>
+            </w:pPr>
+            <w:r>
               <w:t xml:space="preserve">2.9% / 0.5%</w:t>
             </w:r>
           </w:p>
@@ -9186,6 +11436,17 @@
             </w:pPr>
             <w:r>
               <w:t xml:space="preserve">5.65 [4.2–7.59]</w:t>
+            </w:r>
+          </w:p>
+        </w:tc>
+        <w:tc>
+          <w:tcPr/>
+          <w:p>
+            <w:pPr>
+              <w:pStyle w:val="Compact"/>
+            </w:pPr>
+            <w:r>
+              <w:t xml:space="preserve">1.9e-30*</w:t>
             </w:r>
           </w:p>
         </w:tc>
@@ -9220,7 +11481,7 @@
               <w:pStyle w:val="Compact"/>
             </w:pPr>
             <w:r>
-              <w:t xml:space="preserve"> ↳ Laryngeal spasm</w:t>
+              <w:t xml:space="preserve">↳ Laryngeal spasm</w:t>
             </w:r>
           </w:p>
         </w:tc>
@@ -9242,6 +11503,17 @@
               <w:pStyle w:val="Compact"/>
             </w:pPr>
             <w:r>
+              <w:t xml:space="preserve">2.2e-06*</w:t>
+            </w:r>
+          </w:p>
+        </w:tc>
+        <w:tc>
+          <w:tcPr/>
+          <w:p>
+            <w:pPr>
+              <w:pStyle w:val="Compact"/>
+            </w:pPr>
+            <w:r>
               <w:t xml:space="preserve">0.3% / 0.0%</w:t>
             </w:r>
           </w:p>
@@ -9254,6 +11526,17 @@
             </w:pPr>
             <w:r>
               <w:t xml:space="preserve">4.97 [2.33–10.6]</w:t>
+            </w:r>
+          </w:p>
+        </w:tc>
+        <w:tc>
+          <w:tcPr/>
+          <w:p>
+            <w:pPr>
+              <w:pStyle w:val="Compact"/>
+            </w:pPr>
+            <w:r>
+              <w:t xml:space="preserve">0.0006</w:t>
             </w:r>
           </w:p>
         </w:tc>
@@ -9314,6 +11597,17 @@
               <w:pStyle w:val="Compact"/>
             </w:pPr>
             <w:r>
+              <w:t xml:space="preserve">1.5e-52*</w:t>
+            </w:r>
+          </w:p>
+        </w:tc>
+        <w:tc>
+          <w:tcPr/>
+          <w:p>
+            <w:pPr>
+              <w:pStyle w:val="Compact"/>
+            </w:pPr>
+            <w:r>
               <w:t xml:space="preserve">5.5% / 1.5%</w:t>
             </w:r>
           </w:p>
@@ -9326,6 +11620,17 @@
             </w:pPr>
             <w:r>
               <w:t xml:space="preserve">5.56 [4.61–6.72]</w:t>
+            </w:r>
+          </w:p>
+        </w:tc>
+        <w:tc>
+          <w:tcPr/>
+          <w:p>
+            <w:pPr>
+              <w:pStyle w:val="Compact"/>
+            </w:pPr>
+            <w:r>
+              <w:t xml:space="preserve">4.3e-71*</w:t>
             </w:r>
           </w:p>
         </w:tc>
@@ -9360,7 +11665,7 @@
               <w:pStyle w:val="Compact"/>
             </w:pPr>
             <w:r>
-              <w:t xml:space="preserve"> ↳ Gastroparesis</w:t>
+              <w:t xml:space="preserve">↳ Gastroparesis</w:t>
             </w:r>
           </w:p>
         </w:tc>
@@ -9382,6 +11687,17 @@
               <w:pStyle w:val="Compact"/>
             </w:pPr>
             <w:r>
+              <w:t xml:space="preserve">5.6e-42*</w:t>
+            </w:r>
+          </w:p>
+        </w:tc>
+        <w:tc>
+          <w:tcPr/>
+          <w:p>
+            <w:pPr>
+              <w:pStyle w:val="Compact"/>
+            </w:pPr>
+            <w:r>
               <w:t xml:space="preserve">3.2% / 0.6%</w:t>
             </w:r>
           </w:p>
@@ -9394,6 +11710,17 @@
             </w:pPr>
             <w:r>
               <w:t xml:space="preserve">7.25 [5.67–9.28]</w:t>
+            </w:r>
+          </w:p>
+        </w:tc>
+        <w:tc>
+          <w:tcPr/>
+          <w:p>
+            <w:pPr>
+              <w:pStyle w:val="Compact"/>
+            </w:pPr>
+            <w:r>
+              <w:t xml:space="preserve">8.3e-56*</w:t>
             </w:r>
           </w:p>
         </w:tc>
@@ -9454,6 +11781,17 @@
               <w:pStyle w:val="Compact"/>
             </w:pPr>
             <w:r>
+              <w:t xml:space="preserve">8e-15*</w:t>
+            </w:r>
+          </w:p>
+        </w:tc>
+        <w:tc>
+          <w:tcPr/>
+          <w:p>
+            <w:pPr>
+              <w:pStyle w:val="Compact"/>
+            </w:pPr>
+            <w:r>
               <w:t xml:space="preserve">1.0% / 0.2%</w:t>
             </w:r>
           </w:p>
@@ -9466,6 +11804,17 @@
             </w:pPr>
             <w:r>
               <w:t xml:space="preserve">6.63 [4.27–10.3]</w:t>
+            </w:r>
+          </w:p>
+        </w:tc>
+        <w:tc>
+          <w:tcPr/>
+          <w:p>
+            <w:pPr>
+              <w:pStyle w:val="Compact"/>
+            </w:pPr>
+            <w:r>
+              <w:t xml:space="preserve">3.5e-17*</w:t>
             </w:r>
           </w:p>
         </w:tc>
@@ -9526,6 +11875,17 @@
               <w:pStyle w:val="Compact"/>
             </w:pPr>
             <w:r>
+              <w:t xml:space="preserve">2.2e-31*</w:t>
+            </w:r>
+          </w:p>
+        </w:tc>
+        <w:tc>
+          <w:tcPr/>
+          <w:p>
+            <w:pPr>
+              <w:pStyle w:val="Compact"/>
+            </w:pPr>
+            <w:r>
               <w:t xml:space="preserve">2.4% / 0.5%</w:t>
             </w:r>
           </w:p>
@@ -9538,6 +11898,17 @@
             </w:pPr>
             <w:r>
               <w:t xml:space="preserve">7.97 [5.68–11.2]</w:t>
+            </w:r>
+          </w:p>
+        </w:tc>
+        <w:tc>
+          <w:tcPr/>
+          <w:p>
+            <w:pPr>
+              <w:pStyle w:val="Compact"/>
+            </w:pPr>
+            <w:r>
+              <w:t xml:space="preserve">4e-33*</w:t>
             </w:r>
           </w:p>
         </w:tc>
@@ -9598,6 +11969,17 @@
               <w:pStyle w:val="Compact"/>
             </w:pPr>
             <w:r>
+              <w:t xml:space="preserve">5.9e-07*</w:t>
+            </w:r>
+          </w:p>
+        </w:tc>
+        <w:tc>
+          <w:tcPr/>
+          <w:p>
+            <w:pPr>
+              <w:pStyle w:val="Compact"/>
+            </w:pPr>
+            <w:r>
               <w:t xml:space="preserve">0.4% / 0.1%</w:t>
             </w:r>
           </w:p>
@@ -9610,6 +11992,17 @@
             </w:pPr>
             <w:r>
               <w:t xml:space="preserve">4.74 [2.44–9.21]</w:t>
+            </w:r>
+          </w:p>
+        </w:tc>
+        <w:tc>
+          <w:tcPr/>
+          <w:p>
+            <w:pPr>
+              <w:pStyle w:val="Compact"/>
+            </w:pPr>
+            <w:r>
+              <w:t xml:space="preserve">4.5e-06*</w:t>
             </w:r>
           </w:p>
         </w:tc>
@@ -9670,6 +12063,17 @@
               <w:pStyle w:val="Compact"/>
             </w:pPr>
             <w:r>
+              <w:t xml:space="preserve">1.1e-52*</w:t>
+            </w:r>
+          </w:p>
+        </w:tc>
+        <w:tc>
+          <w:tcPr/>
+          <w:p>
+            <w:pPr>
+              <w:pStyle w:val="Compact"/>
+            </w:pPr>
+            <w:r>
               <w:t xml:space="preserve">4.1% / 0.8%</w:t>
             </w:r>
           </w:p>
@@ -9682,6 +12086,17 @@
             </w:pPr>
             <w:r>
               <w:t xml:space="preserve">4.7 [3.69–5.97]</w:t>
+            </w:r>
+          </w:p>
+        </w:tc>
+        <w:tc>
+          <w:tcPr/>
+          <w:p>
+            <w:pPr>
+              <w:pStyle w:val="Compact"/>
+            </w:pPr>
+            <w:r>
+              <w:t xml:space="preserve">1.2e-36*</w:t>
             </w:r>
           </w:p>
         </w:tc>
@@ -9742,6 +12157,17 @@
               <w:pStyle w:val="Compact"/>
             </w:pPr>
             <w:r>
+              <w:t xml:space="preserve">5.9e-83*</w:t>
+            </w:r>
+          </w:p>
+        </w:tc>
+        <w:tc>
+          <w:tcPr/>
+          <w:p>
+            <w:pPr>
+              <w:pStyle w:val="Compact"/>
+            </w:pPr>
+            <w:r>
               <w:t xml:space="preserve">8.0% / 1.9%</w:t>
             </w:r>
           </w:p>
@@ -9754,6 +12180,17 @@
             </w:pPr>
             <w:r>
               <w:t xml:space="preserve">5.03 [4.18–6.05]</w:t>
+            </w:r>
+          </w:p>
+        </w:tc>
+        <w:tc>
+          <w:tcPr/>
+          <w:p>
+            <w:pPr>
+              <w:pStyle w:val="Compact"/>
+            </w:pPr>
+            <w:r>
+              <w:t xml:space="preserve">1.5e-65*</w:t>
             </w:r>
           </w:p>
         </w:tc>
@@ -9788,7 +12225,7 @@
               <w:pStyle w:val="Compact"/>
             </w:pPr>
             <w:r>
-              <w:t xml:space="preserve"> ↳ Other and unspecified nonspecific immunological findings</w:t>
+              <w:t xml:space="preserve">↳ Other and unspecified nonspecific immunological findings</w:t>
             </w:r>
           </w:p>
         </w:tc>
@@ -9810,6 +12247,17 @@
               <w:pStyle w:val="Compact"/>
             </w:pPr>
             <w:r>
+              <w:t xml:space="preserve">4.6e-84*</w:t>
+            </w:r>
+          </w:p>
+        </w:tc>
+        <w:tc>
+          <w:tcPr/>
+          <w:p>
+            <w:pPr>
+              <w:pStyle w:val="Compact"/>
+            </w:pPr>
+            <w:r>
               <w:t xml:space="preserve">7.4% / 1.6%</w:t>
             </w:r>
           </w:p>
@@ -9822,6 +12270,17 @@
             </w:pPr>
             <w:r>
               <w:t xml:space="preserve">5.14 [4.21–6.27]</w:t>
+            </w:r>
+          </w:p>
+        </w:tc>
+        <w:tc>
+          <w:tcPr/>
+          <w:p>
+            <w:pPr>
+              <w:pStyle w:val="Compact"/>
+            </w:pPr>
+            <w:r>
+              <w:t xml:space="preserve">4.9e-58*</w:t>
             </w:r>
           </w:p>
         </w:tc>
@@ -9882,6 +12341,17 @@
               <w:pStyle w:val="Compact"/>
             </w:pPr>
             <w:r>
+              <w:t xml:space="preserve">1.7e-08*</w:t>
+            </w:r>
+          </w:p>
+        </w:tc>
+        <w:tc>
+          <w:tcPr/>
+          <w:p>
+            <w:pPr>
+              <w:pStyle w:val="Compact"/>
+            </w:pPr>
+            <w:r>
               <w:t xml:space="preserve">0.9% / 0.3%</w:t>
             </w:r>
           </w:p>
@@ -9894,6 +12364,17 @@
             </w:pPr>
             <w:r>
               <w:t xml:space="preserve">4.63 [3.05–7.02]</w:t>
+            </w:r>
+          </w:p>
+        </w:tc>
+        <w:tc>
+          <w:tcPr/>
+          <w:p>
+            <w:pPr>
+              <w:pStyle w:val="Compact"/>
+            </w:pPr>
+            <w:r>
+              <w:t xml:space="preserve">6.3e-13*</w:t>
             </w:r>
           </w:p>
         </w:tc>
@@ -9928,7 +12409,7 @@
               <w:pStyle w:val="Compact"/>
             </w:pPr>
             <w:r>
-              <w:t xml:space="preserve"> ↳ Nerve plexus lesions</w:t>
+              <w:t xml:space="preserve">↳ Nerve plexus lesions</w:t>
             </w:r>
           </w:p>
         </w:tc>
@@ -9950,6 +12431,17 @@
               <w:pStyle w:val="Compact"/>
             </w:pPr>
             <w:r>
+              <w:t xml:space="preserve">1.7e-10*</w:t>
+            </w:r>
+          </w:p>
+        </w:tc>
+        <w:tc>
+          <w:tcPr/>
+          <w:p>
+            <w:pPr>
+              <w:pStyle w:val="Compact"/>
+            </w:pPr>
+            <w:r>
               <w:t xml:space="preserve">0.7% / 0.2%</w:t>
             </w:r>
           </w:p>
@@ -9962,6 +12454,17 @@
             </w:pPr>
             <w:r>
               <w:t xml:space="preserve">6.08 [3.65–10.1]</w:t>
+            </w:r>
+          </w:p>
+        </w:tc>
+        <w:tc>
+          <w:tcPr/>
+          <w:p>
+            <w:pPr>
+              <w:pStyle w:val="Compact"/>
+            </w:pPr>
+            <w:r>
+              <w:t xml:space="preserve">3.6e-12*</w:t>
             </w:r>
           </w:p>
         </w:tc>
@@ -10022,6 +12525,17 @@
               <w:pStyle w:val="Compact"/>
             </w:pPr>
             <w:r>
+              <w:t xml:space="preserve">3.8e-16*</w:t>
+            </w:r>
+          </w:p>
+        </w:tc>
+        <w:tc>
+          <w:tcPr/>
+          <w:p>
+            <w:pPr>
+              <w:pStyle w:val="Compact"/>
+            </w:pPr>
+            <w:r>
               <w:t xml:space="preserve">0.8% / 0.1%</w:t>
             </w:r>
           </w:p>
@@ -10034,6 +12548,17 @@
             </w:pPr>
             <w:r>
               <w:t xml:space="preserve">4.48 [2.27–8.84]</w:t>
+            </w:r>
+          </w:p>
+        </w:tc>
+        <w:tc>
+          <w:tcPr/>
+          <w:p>
+            <w:pPr>
+              <w:pStyle w:val="Compact"/>
+            </w:pPr>
+            <w:r>
+              <w:t xml:space="preserve">1.6e-05*</w:t>
             </w:r>
           </w:p>
         </w:tc>
@@ -10094,6 +12619,17 @@
               <w:pStyle w:val="Compact"/>
             </w:pPr>
             <w:r>
+              <w:t xml:space="preserve">2.5e-91*</w:t>
+            </w:r>
+          </w:p>
+        </w:tc>
+        <w:tc>
+          <w:tcPr/>
+          <w:p>
+            <w:pPr>
+              <w:pStyle w:val="Compact"/>
+            </w:pPr>
+            <w:r>
               <w:t xml:space="preserve">8.8% / 2.1%</w:t>
             </w:r>
           </w:p>
@@ -10106,6 +12642,17 @@
             </w:pPr>
             <w:r>
               <w:t xml:space="preserve">4.37 [3.63–5.25]</w:t>
+            </w:r>
+          </w:p>
+        </w:tc>
+        <w:tc>
+          <w:tcPr/>
+          <w:p>
+            <w:pPr>
+              <w:pStyle w:val="Compact"/>
+            </w:pPr>
+            <w:r>
+              <w:t xml:space="preserve">1.6e-55*</w:t>
             </w:r>
           </w:p>
         </w:tc>
@@ -10166,6 +12713,17 @@
               <w:pStyle w:val="Compact"/>
             </w:pPr>
             <w:r>
+              <w:t xml:space="preserve">1.7e-30*</w:t>
+            </w:r>
+          </w:p>
+        </w:tc>
+        <w:tc>
+          <w:tcPr/>
+          <w:p>
+            <w:pPr>
+              <w:pStyle w:val="Compact"/>
+            </w:pPr>
+            <w:r>
               <w:t xml:space="preserve">2.7% / 0.6%</w:t>
             </w:r>
           </w:p>
@@ -10178,6 +12736,17 @@
             </w:pPr>
             <w:r>
               <w:t xml:space="preserve">4.92 [3.71–6.52]</w:t>
+            </w:r>
+          </w:p>
+        </w:tc>
+        <w:tc>
+          <w:tcPr/>
+          <w:p>
+            <w:pPr>
+              <w:pStyle w:val="Compact"/>
+            </w:pPr>
+            <w:r>
+              <w:t xml:space="preserve">2e-28*</w:t>
             </w:r>
           </w:p>
         </w:tc>
@@ -10238,6 +12807,17 @@
               <w:pStyle w:val="Compact"/>
             </w:pPr>
             <w:r>
+              <w:t xml:space="preserve">1.9e-16*</w:t>
+            </w:r>
+          </w:p>
+        </w:tc>
+        <w:tc>
+          <w:tcPr/>
+          <w:p>
+            <w:pPr>
+              <w:pStyle w:val="Compact"/>
+            </w:pPr>
+            <w:r>
               <w:t xml:space="preserve">1.3% / 0.3%</w:t>
             </w:r>
           </w:p>
@@ -10250,6 +12830,17 @@
             </w:pPr>
             <w:r>
               <w:t xml:space="preserve">4.43 [2.94–6.66]</w:t>
+            </w:r>
+          </w:p>
+        </w:tc>
+        <w:tc>
+          <w:tcPr/>
+          <w:p>
+            <w:pPr>
+              <w:pStyle w:val="Compact"/>
+            </w:pPr>
+            <w:r>
+              <w:t xml:space="preserve">1e-12*</w:t>
             </w:r>
           </w:p>
         </w:tc>
@@ -10284,7 +12875,7 @@
               <w:pStyle w:val="Compact"/>
             </w:pPr>
             <w:r>
-              <w:t xml:space="preserve"> ↳ Trigeminal neuralgia</w:t>
+              <w:t xml:space="preserve">↳ Trigeminal neuralgia</w:t>
             </w:r>
           </w:p>
         </w:tc>
@@ -10306,6 +12897,17 @@
               <w:pStyle w:val="Compact"/>
             </w:pPr>
             <w:r>
+              <w:t xml:space="preserve">2.2e-11*</w:t>
+            </w:r>
+          </w:p>
+        </w:tc>
+        <w:tc>
+          <w:tcPr/>
+          <w:p>
+            <w:pPr>
+              <w:pStyle w:val="Compact"/>
+            </w:pPr>
+            <w:r>
               <w:t xml:space="preserve">0.9% / 0.2%</w:t>
             </w:r>
           </w:p>
@@ -10318,6 +12920,17 @@
             </w:pPr>
             <w:r>
               <w:t xml:space="preserve">3.77 [2.37–6.01]</w:t>
+            </w:r>
+          </w:p>
+        </w:tc>
+        <w:tc>
+          <w:tcPr/>
+          <w:p>
+            <w:pPr>
+              <w:pStyle w:val="Compact"/>
+            </w:pPr>
+            <w:r>
+              <w:t xml:space="preserve">2.2e-08*</w:t>
             </w:r>
           </w:p>
         </w:tc>
@@ -10378,6 +12991,17 @@
               <w:pStyle w:val="Compact"/>
             </w:pPr>
             <w:r>
+              <w:t xml:space="preserve">1.1e-33*</w:t>
+            </w:r>
+          </w:p>
+        </w:tc>
+        <w:tc>
+          <w:tcPr/>
+          <w:p>
+            <w:pPr>
+              <w:pStyle w:val="Compact"/>
+            </w:pPr>
+            <w:r>
               <w:t xml:space="preserve">3.3% / 0.8%</w:t>
             </w:r>
           </w:p>
@@ -10390,6 +13014,17 @@
             </w:pPr>
             <w:r>
               <w:t xml:space="preserve">4.08 [3.07–5.41]</w:t>
+            </w:r>
+          </w:p>
+        </w:tc>
+        <w:tc>
+          <w:tcPr/>
+          <w:p>
+            <w:pPr>
+              <w:pStyle w:val="Compact"/>
+            </w:pPr>
+            <w:r>
+              <w:t xml:space="preserve">2.5e-22*</w:t>
             </w:r>
           </w:p>
         </w:tc>
@@ -10424,7 +13059,7 @@
               <w:pStyle w:val="Compact"/>
             </w:pPr>
             <w:r>
-              <w:t xml:space="preserve"> ↳ Hyperhidrosis</w:t>
+              <w:t xml:space="preserve">↳ Hyperhidrosis</w:t>
             </w:r>
           </w:p>
         </w:tc>
@@ -10446,6 +13081,17 @@
               <w:pStyle w:val="Compact"/>
             </w:pPr>
             <w:r>
+              <w:t xml:space="preserve">3.3e-30*</w:t>
+            </w:r>
+          </w:p>
+        </w:tc>
+        <w:tc>
+          <w:tcPr/>
+          <w:p>
+            <w:pPr>
+              <w:pStyle w:val="Compact"/>
+            </w:pPr>
+            <w:r>
               <w:t xml:space="preserve">2.7% / 0.6%</w:t>
             </w:r>
           </w:p>
@@ -10458,6 +13104,17 @@
             </w:pPr>
             <w:r>
               <w:t xml:space="preserve">4.09 [2.99–5.61]</w:t>
+            </w:r>
+          </w:p>
+        </w:tc>
+        <w:tc>
+          <w:tcPr/>
+          <w:p>
+            <w:pPr>
+              <w:pStyle w:val="Compact"/>
+            </w:pPr>
+            <w:r>
+              <w:t xml:space="preserve">1.7e-18*</w:t>
             </w:r>
           </w:p>
         </w:tc>
@@ -10492,7 +13149,7 @@
               <w:pStyle w:val="Compact"/>
             </w:pPr>
             <w:r>
-              <w:t xml:space="preserve">  ↳ Generalized hyperhidrosis</w:t>
+              <w:t xml:space="preserve">↳ Generalized hyperhidrosis</w:t>
             </w:r>
           </w:p>
         </w:tc>
@@ -10514,6 +13171,17 @@
               <w:pStyle w:val="Compact"/>
             </w:pPr>
             <w:r>
+              <w:t xml:space="preserve">2.1e-31*</w:t>
+            </w:r>
+          </w:p>
+        </w:tc>
+        <w:tc>
+          <w:tcPr/>
+          <w:p>
+            <w:pPr>
+              <w:pStyle w:val="Compact"/>
+            </w:pPr>
+            <w:r>
               <w:t xml:space="preserve">2.7% / 0.6%</w:t>
             </w:r>
           </w:p>
@@ -10526,6 +13194,17 @@
             </w:pPr>
             <w:r>
               <w:t xml:space="preserve">4.24 [3.08–5.84]</w:t>
+            </w:r>
+          </w:p>
+        </w:tc>
+        <w:tc>
+          <w:tcPr/>
+          <w:p>
+            <w:pPr>
+              <w:pStyle w:val="Compact"/>
+            </w:pPr>
+            <w:r>
+              <w:t xml:space="preserve">6.9e-19*</w:t>
             </w:r>
           </w:p>
         </w:tc>
@@ -10586,6 +13265,17 @@
               <w:pStyle w:val="Compact"/>
             </w:pPr>
             <w:r>
+              <w:t xml:space="preserve">7.1e-17*</w:t>
+            </w:r>
+          </w:p>
+        </w:tc>
+        <w:tc>
+          <w:tcPr/>
+          <w:p>
+            <w:pPr>
+              <w:pStyle w:val="Compact"/>
+            </w:pPr>
+            <w:r>
               <w:t xml:space="preserve">1.4% / 0.3%</w:t>
             </w:r>
           </w:p>
@@ -10598,6 +13288,17 @@
             </w:pPr>
             <w:r>
               <w:t xml:space="preserve">4.64 [3.07–7]</w:t>
+            </w:r>
+          </w:p>
+        </w:tc>
+        <w:tc>
+          <w:tcPr/>
+          <w:p>
+            <w:pPr>
+              <w:pStyle w:val="Compact"/>
+            </w:pPr>
+            <w:r>
+              <w:t xml:space="preserve">3e-13*</w:t>
             </w:r>
           </w:p>
         </w:tc>
@@ -10658,6 +13359,17 @@
               <w:pStyle w:val="Compact"/>
             </w:pPr>
             <w:r>
+              <w:t xml:space="preserve">0.00061</w:t>
+            </w:r>
+          </w:p>
+        </w:tc>
+        <w:tc>
+          <w:tcPr/>
+          <w:p>
+            <w:pPr>
+              <w:pStyle w:val="Compact"/>
+            </w:pPr>
+            <w:r>
               <w:t xml:space="preserve">&lt;11 / 0.1%</w:t>
             </w:r>
           </w:p>
@@ -10670,6 +13382,17 @@
             </w:pPr>
             <w:r>
               <w:t xml:space="preserve">4.17 [1.93–9]</w:t>
+            </w:r>
+          </w:p>
+        </w:tc>
+        <w:tc>
+          <w:tcPr/>
+          <w:p>
+            <w:pPr>
+              <w:pStyle w:val="Compact"/>
+            </w:pPr>
+            <w:r>
+              <w:t xml:space="preserve">0.0028</w:t>
             </w:r>
           </w:p>
         </w:tc>
@@ -10730,6 +13453,17 @@
               <w:pStyle w:val="Compact"/>
             </w:pPr>
             <w:r>
+              <w:t xml:space="preserve">4.8e-105*</w:t>
+            </w:r>
+          </w:p>
+        </w:tc>
+        <w:tc>
+          <w:tcPr/>
+          <w:p>
+            <w:pPr>
+              <w:pStyle w:val="Compact"/>
+            </w:pPr>
+            <w:r>
               <w:t xml:space="preserve">11.1% / 2.8%</w:t>
             </w:r>
           </w:p>
@@ -10742,6 +13476,17 @@
             </w:pPr>
             <w:r>
               <w:t xml:space="preserve">4.68 [4.02–5.45]</w:t>
+            </w:r>
+          </w:p>
+        </w:tc>
+        <w:tc>
+          <w:tcPr/>
+          <w:p>
+            <w:pPr>
+              <w:pStyle w:val="Compact"/>
+            </w:pPr>
+            <w:r>
+              <w:t xml:space="preserve">3.7e-88*</w:t>
             </w:r>
           </w:p>
         </w:tc>
@@ -10776,7 +13521,7 @@
               <w:pStyle w:val="Compact"/>
             </w:pPr>
             <w:r>
-              <w:t xml:space="preserve"> ↳ Irritable bowel syndrome</w:t>
+              <w:t xml:space="preserve">↳ Irritable bowel syndrome</w:t>
             </w:r>
           </w:p>
         </w:tc>
@@ -10798,6 +13543,17 @@
               <w:pStyle w:val="Compact"/>
             </w:pPr>
             <w:r>
+              <w:t xml:space="preserve">2.3e-88*</w:t>
+            </w:r>
+          </w:p>
+        </w:tc>
+        <w:tc>
+          <w:tcPr/>
+          <w:p>
+            <w:pPr>
+              <w:pStyle w:val="Compact"/>
+            </w:pPr>
+            <w:r>
               <w:t xml:space="preserve">9.9% / 2.6%</w:t>
             </w:r>
           </w:p>
@@ -10810,6 +13566,17 @@
             </w:pPr>
             <w:r>
               <w:t xml:space="preserve">4.45 [3.8–5.22]</w:t>
+            </w:r>
+          </w:p>
+        </w:tc>
+        <w:tc>
+          <w:tcPr/>
+          <w:p>
+            <w:pPr>
+              <w:pStyle w:val="Compact"/>
+            </w:pPr>
+            <w:r>
+              <w:t xml:space="preserve">1.4e-76*</w:t>
             </w:r>
           </w:p>
         </w:tc>
@@ -10870,6 +13637,17 @@
               <w:pStyle w:val="Compact"/>
             </w:pPr>
             <w:r>
+              <w:t xml:space="preserve">4.7e-25*</w:t>
+            </w:r>
+          </w:p>
+        </w:tc>
+        <w:tc>
+          <w:tcPr/>
+          <w:p>
+            <w:pPr>
+              <w:pStyle w:val="Compact"/>
+            </w:pPr>
+            <w:r>
               <w:t xml:space="preserve">2.3% / 0.5%</w:t>
             </w:r>
           </w:p>
@@ -10882,6 +13660,17 @@
             </w:pPr>
             <w:r>
               <w:t xml:space="preserve">4.95 [3.55–6.92]</w:t>
+            </w:r>
+          </w:p>
+        </w:tc>
+        <w:tc>
+          <w:tcPr/>
+          <w:p>
+            <w:pPr>
+              <w:pStyle w:val="Compact"/>
+            </w:pPr>
+            <w:r>
+              <w:t xml:space="preserve">6.4e-21*</w:t>
             </w:r>
           </w:p>
         </w:tc>
@@ -10942,6 +13731,17 @@
               <w:pStyle w:val="Compact"/>
             </w:pPr>
             <w:r>
+              <w:t xml:space="preserve">7.8e-10*</w:t>
+            </w:r>
+          </w:p>
+        </w:tc>
+        <w:tc>
+          <w:tcPr/>
+          <w:p>
+            <w:pPr>
+              <w:pStyle w:val="Compact"/>
+            </w:pPr>
+            <w:r>
               <w:t xml:space="preserve">0.8% / 0.2%</w:t>
             </w:r>
           </w:p>
@@ -10954,6 +13754,17 @@
             </w:pPr>
             <w:r>
               <w:t xml:space="preserve">7.04 [4.36–11.4]</w:t>
+            </w:r>
+          </w:p>
+        </w:tc>
+        <w:tc>
+          <w:tcPr/>
+          <w:p>
+            <w:pPr>
+              <w:pStyle w:val="Compact"/>
+            </w:pPr>
+            <w:r>
+              <w:t xml:space="preserve">1.3e-15*</w:t>
             </w:r>
           </w:p>
         </w:tc>
@@ -11014,6 +13825,17 @@
               <w:pStyle w:val="Compact"/>
             </w:pPr>
             <w:r>
+              <w:t xml:space="preserve">2e-16*</w:t>
+            </w:r>
+          </w:p>
+        </w:tc>
+        <w:tc>
+          <w:tcPr/>
+          <w:p>
+            <w:pPr>
+              <w:pStyle w:val="Compact"/>
+            </w:pPr>
+            <w:r>
               <w:t xml:space="preserve">1.5% / 0.4%</w:t>
             </w:r>
           </w:p>
@@ -11026,6 +13848,17 @@
             </w:pPr>
             <w:r>
               <w:t xml:space="preserve">5.33 [3.74–7.59]</w:t>
+            </w:r>
+          </w:p>
+        </w:tc>
+        <w:tc>
+          <w:tcPr/>
+          <w:p>
+            <w:pPr>
+              <w:pStyle w:val="Compact"/>
+            </w:pPr>
+            <w:r>
+              <w:t xml:space="preserve">2e-20*</w:t>
             </w:r>
           </w:p>
         </w:tc>
@@ -11086,6 +13919,17 @@
               <w:pStyle w:val="Compact"/>
             </w:pPr>
             <w:r>
+              <w:t xml:space="preserve">3.5e-14*</w:t>
+            </w:r>
+          </w:p>
+        </w:tc>
+        <w:tc>
+          <w:tcPr/>
+          <w:p>
+            <w:pPr>
+              <w:pStyle w:val="Compact"/>
+            </w:pPr>
+            <w:r>
               <w:t xml:space="preserve">1.3% / 0.3%</w:t>
             </w:r>
           </w:p>
@@ -11098,6 +13942,17 @@
             </w:pPr>
             <w:r>
               <w:t xml:space="preserve">6.46 [4.21–9.92]</w:t>
+            </w:r>
+          </w:p>
+        </w:tc>
+        <w:tc>
+          <w:tcPr/>
+          <w:p>
+            <w:pPr>
+              <w:pStyle w:val="Compact"/>
+            </w:pPr>
+            <w:r>
+              <w:t xml:space="preserve">1.5e-17*</w:t>
             </w:r>
           </w:p>
         </w:tc>
@@ -11158,6 +14013,17 @@
               <w:pStyle w:val="Compact"/>
             </w:pPr>
             <w:r>
+              <w:t xml:space="preserve">1.4e-12*</w:t>
+            </w:r>
+          </w:p>
+        </w:tc>
+        <w:tc>
+          <w:tcPr/>
+          <w:p>
+            <w:pPr>
+              <w:pStyle w:val="Compact"/>
+            </w:pPr>
+            <w:r>
               <w:t xml:space="preserve">1.4% / 0.4%</w:t>
             </w:r>
           </w:p>
@@ -11170,6 +14036,17 @@
             </w:pPr>
             <w:r>
               <w:t xml:space="preserve">4.27 [2.91–6.27]</w:t>
+            </w:r>
+          </w:p>
+        </w:tc>
+        <w:tc>
+          <w:tcPr/>
+          <w:p>
+            <w:pPr>
+              <w:pStyle w:val="Compact"/>
+            </w:pPr>
+            <w:r>
+              <w:t xml:space="preserve">2.3e-11*</w:t>
             </w:r>
           </w:p>
         </w:tc>
@@ -11204,7 +14081,7 @@
               <w:pStyle w:val="Compact"/>
             </w:pPr>
             <w:r>
-              <w:t xml:space="preserve"> ↳ Dry mouth</w:t>
+              <w:t xml:space="preserve">↳ Dry mouth</w:t>
             </w:r>
           </w:p>
         </w:tc>
@@ -11226,6 +14103,17 @@
               <w:pStyle w:val="Compact"/>
             </w:pPr>
             <w:r>
+              <w:t xml:space="preserve">5.2e-09*</w:t>
+            </w:r>
+          </w:p>
+        </w:tc>
+        <w:tc>
+          <w:tcPr/>
+          <w:p>
+            <w:pPr>
+              <w:pStyle w:val="Compact"/>
+            </w:pPr>
+            <w:r>
               <w:t xml:space="preserve">0.9% / 0.2%</w:t>
             </w:r>
           </w:p>
@@ -11238,6 +14126,17 @@
             </w:pPr>
             <w:r>
               <w:t xml:space="preserve">5.4 [3.43–8.53]</w:t>
+            </w:r>
+          </w:p>
+        </w:tc>
+        <w:tc>
+          <w:tcPr/>
+          <w:p>
+            <w:pPr>
+              <w:pStyle w:val="Compact"/>
+            </w:pPr>
+            <w:r>
+              <w:t xml:space="preserve">7e-11*</w:t>
             </w:r>
           </w:p>
         </w:tc>
@@ -11298,6 +14197,17 @@
               <w:pStyle w:val="Compact"/>
             </w:pPr>
             <w:r>
+              <w:t xml:space="preserve">2e-05*</w:t>
+            </w:r>
+          </w:p>
+        </w:tc>
+        <w:tc>
+          <w:tcPr/>
+          <w:p>
+            <w:pPr>
+              <w:pStyle w:val="Compact"/>
+            </w:pPr>
+            <w:r>
               <w:t xml:space="preserve">0.4% / 0.1%</w:t>
             </w:r>
           </w:p>
@@ -11310,6 +14220,17 @@
             </w:pPr>
             <w:r>
               <w:t xml:space="preserve">3.9 [2.07–7.35]</w:t>
+            </w:r>
+          </w:p>
+        </w:tc>
+        <w:tc>
+          <w:tcPr/>
+          <w:p>
+            <w:pPr>
+              <w:pStyle w:val="Compact"/>
+            </w:pPr>
+            <w:r>
+              <w:t xml:space="preserve">2.5e-05*</w:t>
             </w:r>
           </w:p>
         </w:tc>
@@ -11344,7 +14265,7 @@
               <w:pStyle w:val="Compact"/>
             </w:pPr>
             <w:r>
-              <w:t xml:space="preserve"> ↳ Chronic inflammatory demyelinating polyneuritis</w:t>
+              <w:t xml:space="preserve">↳ Chronic inflammatory demyelinating polyneuritis</w:t>
             </w:r>
           </w:p>
         </w:tc>
@@ -11366,6 +14287,17 @@
               <w:pStyle w:val="Compact"/>
             </w:pPr>
             <w:r>
+              <w:t xml:space="preserve">0.001</w:t>
+            </w:r>
+          </w:p>
+        </w:tc>
+        <w:tc>
+          <w:tcPr/>
+          <w:p>
+            <w:pPr>
+              <w:pStyle w:val="Compact"/>
+            </w:pPr>
+            <w:r>
               <w:t xml:space="preserve">&lt;11 / 0.1%</w:t>
             </w:r>
           </w:p>
@@ -11378,6 +14310,17 @@
             </w:pPr>
             <w:r>
               <w:t xml:space="preserve">5.98 [2.49–14.4]</w:t>
+            </w:r>
+          </w:p>
+        </w:tc>
+        <w:tc>
+          <w:tcPr/>
+          <w:p>
+            <w:pPr>
+              <w:pStyle w:val="Compact"/>
+            </w:pPr>
+            <w:r>
+              <w:t xml:space="preserve">6.3e-05</w:t>
             </w:r>
           </w:p>
         </w:tc>
@@ -11438,6 +14381,17 @@
               <w:pStyle w:val="Compact"/>
             </w:pPr>
             <w:r>
+              <w:t xml:space="preserve">6.9e-07*</w:t>
+            </w:r>
+          </w:p>
+        </w:tc>
+        <w:tc>
+          <w:tcPr/>
+          <w:p>
+            <w:pPr>
+              <w:pStyle w:val="Compact"/>
+            </w:pPr>
+            <w:r>
               <w:t xml:space="preserve">0.5% / 0.2%</w:t>
             </w:r>
           </w:p>
@@ -11450,6 +14404,17 @@
             </w:pPr>
             <w:r>
               <w:t xml:space="preserve">4.98 [2.74–9.06]</w:t>
+            </w:r>
+          </w:p>
+        </w:tc>
+        <w:tc>
+          <w:tcPr/>
+          <w:p>
+            <w:pPr>
+              <w:pStyle w:val="Compact"/>
+            </w:pPr>
+            <w:r>
+              <w:t xml:space="preserve">5.9e-06*</w:t>
             </w:r>
           </w:p>
         </w:tc>
@@ -11510,6 +14475,17 @@
               <w:pStyle w:val="Compact"/>
             </w:pPr>
             <w:r>
+              <w:t xml:space="preserve">0.00031</w:t>
+            </w:r>
+          </w:p>
+        </w:tc>
+        <w:tc>
+          <w:tcPr/>
+          <w:p>
+            <w:pPr>
+              <w:pStyle w:val="Compact"/>
+            </w:pPr>
+            <w:r>
               <w:t xml:space="preserve">0.3% / 0.1%</w:t>
             </w:r>
           </w:p>
@@ -11522,6 +14498,17 @@
             </w:pPr>
             <w:r>
               <w:t xml:space="preserve">4.79 [2.49–9.2]</w:t>
+            </w:r>
+          </w:p>
+        </w:tc>
+        <w:tc>
+          <w:tcPr/>
+          <w:p>
+            <w:pPr>
+              <w:pStyle w:val="Compact"/>
+            </w:pPr>
+            <w:r>
+              <w:t xml:space="preserve">6e-05</w:t>
             </w:r>
           </w:p>
         </w:tc>
@@ -11582,6 +14569,17 @@
               <w:pStyle w:val="Compact"/>
             </w:pPr>
             <w:r>
+              <w:t xml:space="preserve">1.3e-08*</w:t>
+            </w:r>
+          </w:p>
+        </w:tc>
+        <w:tc>
+          <w:tcPr/>
+          <w:p>
+            <w:pPr>
+              <w:pStyle w:val="Compact"/>
+            </w:pPr>
+            <w:r>
               <w:t xml:space="preserve">0.5% / 0.1%</w:t>
             </w:r>
           </w:p>
@@ -11594,6 +14592,17 @@
             </w:pPr>
             <w:r>
               <w:t xml:space="preserve">3.79 [1.84–7.81]</w:t>
+            </w:r>
+          </w:p>
+        </w:tc>
+        <w:tc>
+          <w:tcPr/>
+          <w:p>
+            <w:pPr>
+              <w:pStyle w:val="Compact"/>
+            </w:pPr>
+            <w:r>
+              <w:t xml:space="preserve">0.0022</w:t>
             </w:r>
           </w:p>
         </w:tc>
@@ -11654,6 +14663,17 @@
               <w:pStyle w:val="Compact"/>
             </w:pPr>
             <w:r>
+              <w:t xml:space="preserve">8.6e-132*</w:t>
+            </w:r>
+          </w:p>
+        </w:tc>
+        <w:tc>
+          <w:tcPr/>
+          <w:p>
+            <w:pPr>
+              <w:pStyle w:val="Compact"/>
+            </w:pPr>
+            <w:r>
               <w:t xml:space="preserve">17.3% / 5.3%</w:t>
             </w:r>
           </w:p>
@@ -11666,6 +14686,17 @@
             </w:pPr>
             <w:r>
               <w:t xml:space="preserve">4.21 [3.73–4.75]</w:t>
+            </w:r>
+          </w:p>
+        </w:tc>
+        <w:tc>
+          <w:tcPr/>
+          <w:p>
+            <w:pPr>
+              <w:pStyle w:val="Compact"/>
+            </w:pPr>
+            <w:r>
+              <w:t xml:space="preserve">1.3e-119*</w:t>
             </w:r>
           </w:p>
         </w:tc>
@@ -11726,6 +14757,17 @@
               <w:pStyle w:val="Compact"/>
             </w:pPr>
             <w:r>
+              <w:t xml:space="preserve">7.6e-16*</w:t>
+            </w:r>
+          </w:p>
+        </w:tc>
+        <w:tc>
+          <w:tcPr/>
+          <w:p>
+            <w:pPr>
+              <w:pStyle w:val="Compact"/>
+            </w:pPr>
+            <w:r>
               <w:t xml:space="preserve">1.5% / 0.4%</w:t>
             </w:r>
           </w:p>
@@ -11738,6 +14780,17 @@
             </w:pPr>
             <w:r>
               <w:t xml:space="preserve">4.74 [3.22–6.98]</w:t>
+            </w:r>
+          </w:p>
+        </w:tc>
+        <w:tc>
+          <w:tcPr/>
+          <w:p>
+            <w:pPr>
+              <w:pStyle w:val="Compact"/>
+            </w:pPr>
+            <w:r>
+              <w:t xml:space="preserve">2.7e-15*</w:t>
             </w:r>
           </w:p>
         </w:tc>
@@ -11798,6 +14851,17 @@
               <w:pStyle w:val="Compact"/>
             </w:pPr>
             <w:r>
+              <w:t xml:space="preserve">2.7e-05*</w:t>
+            </w:r>
+          </w:p>
+        </w:tc>
+        <w:tc>
+          <w:tcPr/>
+          <w:p>
+            <w:pPr>
+              <w:pStyle w:val="Compact"/>
+            </w:pPr>
+            <w:r>
               <w:t xml:space="preserve">0.5% / 0.1%</w:t>
             </w:r>
           </w:p>
@@ -11810,6 +14874,17 @@
             </w:pPr>
             <w:r>
               <w:t xml:space="preserve">6.82 [3.17–14.7]</w:t>
+            </w:r>
+          </w:p>
+        </w:tc>
+        <w:tc>
+          <w:tcPr/>
+          <w:p>
+            <w:pPr>
+              <w:pStyle w:val="Compact"/>
+            </w:pPr>
+            <w:r>
+              <w:t xml:space="preserve">8.9e-07*</w:t>
             </w:r>
           </w:p>
         </w:tc>
@@ -11870,6 +14945,17 @@
               <w:pStyle w:val="Compact"/>
             </w:pPr>
             <w:r>
+              <w:t xml:space="preserve">7.6e-07*</w:t>
+            </w:r>
+          </w:p>
+        </w:tc>
+        <w:tc>
+          <w:tcPr/>
+          <w:p>
+            <w:pPr>
+              <w:pStyle w:val="Compact"/>
+            </w:pPr>
+            <w:r>
               <w:t xml:space="preserve">0.6% / 0.2%</w:t>
             </w:r>
           </w:p>
@@ -11882,6 +14968,17 @@
             </w:pPr>
             <w:r>
               <w:t xml:space="preserve">4.2 [2.17–8.12]</w:t>
+            </w:r>
+          </w:p>
+        </w:tc>
+        <w:tc>
+          <w:tcPr/>
+          <w:p>
+            <w:pPr>
+              <w:pStyle w:val="Compact"/>
+            </w:pPr>
+            <w:r>
+              <w:t xml:space="preserve">2e-05*</w:t>
             </w:r>
           </w:p>
         </w:tc>
@@ -11942,6 +15039,17 @@
               <w:pStyle w:val="Compact"/>
             </w:pPr>
             <w:r>
+              <w:t xml:space="preserve">3.4e-23*</w:t>
+            </w:r>
+          </w:p>
+        </w:tc>
+        <w:tc>
+          <w:tcPr/>
+          <w:p>
+            <w:pPr>
+              <w:pStyle w:val="Compact"/>
+            </w:pPr>
+            <w:r>
               <w:t xml:space="preserve">2.7% / 0.9%</w:t>
             </w:r>
           </w:p>
@@ -11954,6 +15062,17 @@
             </w:pPr>
             <w:r>
               <w:t xml:space="preserve">4.29 [3.29–5.6]</w:t>
+            </w:r>
+          </w:p>
+        </w:tc>
+        <w:tc>
+          <w:tcPr/>
+          <w:p>
+            <w:pPr>
+              <w:pStyle w:val="Compact"/>
+            </w:pPr>
+            <w:r>
+              <w:t xml:space="preserve">6.4e-27*</w:t>
             </w:r>
           </w:p>
         </w:tc>
@@ -11988,7 +15107,7 @@
               <w:pStyle w:val="Compact"/>
             </w:pPr>
             <w:r>
-              <w:t xml:space="preserve"> ↳ Dysphonia</w:t>
+              <w:t xml:space="preserve">↳ Dysphonia</w:t>
             </w:r>
           </w:p>
         </w:tc>
@@ -12010,6 +15129,17 @@
               <w:pStyle w:val="Compact"/>
             </w:pPr>
             <w:r>
+              <w:t xml:space="preserve">6e-23*</w:t>
+            </w:r>
+          </w:p>
+        </w:tc>
+        <w:tc>
+          <w:tcPr/>
+          <w:p>
+            <w:pPr>
+              <w:pStyle w:val="Compact"/>
+            </w:pPr>
+            <w:r>
               <w:t xml:space="preserve">2.4% / 0.7%</w:t>
             </w:r>
           </w:p>
@@ -12022,6 +15152,17 @@
             </w:pPr>
             <w:r>
               <w:t xml:space="preserve">4.72 [3.58–6.22]</w:t>
+            </w:r>
+          </w:p>
+        </w:tc>
+        <w:tc>
+          <w:tcPr/>
+          <w:p>
+            <w:pPr>
+              <w:pStyle w:val="Compact"/>
+            </w:pPr>
+            <w:r>
+              <w:t xml:space="preserve">4.9e-28*</w:t>
             </w:r>
           </w:p>
         </w:tc>
@@ -12082,6 +15223,17 @@
               <w:pStyle w:val="Compact"/>
             </w:pPr>
             <w:r>
+              <w:t xml:space="preserve">1.6e-13*</w:t>
+            </w:r>
+          </w:p>
+        </w:tc>
+        <w:tc>
+          <w:tcPr/>
+          <w:p>
+            <w:pPr>
+              <w:pStyle w:val="Compact"/>
+            </w:pPr>
+            <w:r>
               <w:t xml:space="preserve">1.6% / 0.5%</w:t>
             </w:r>
           </w:p>
@@ -12094,6 +15246,17 @@
             </w:pPr>
             <w:r>
               <w:t xml:space="preserve">3.86 [2.79–5.33]</w:t>
+            </w:r>
+          </w:p>
+        </w:tc>
+        <w:tc>
+          <w:tcPr/>
+          <w:p>
+            <w:pPr>
+              <w:pStyle w:val="Compact"/>
+            </w:pPr>
+            <w:r>
+              <w:t xml:space="preserve">2.5e-16*</w:t>
             </w:r>
           </w:p>
         </w:tc>
@@ -12128,7 +15291,7 @@
               <w:pStyle w:val="Compact"/>
             </w:pPr>
             <w:r>
-              <w:t xml:space="preserve"> ↳ Conversion disorder</w:t>
+              <w:t xml:space="preserve">↳ Conversion disorder</w:t>
             </w:r>
           </w:p>
         </w:tc>
@@ -12150,6 +15313,17 @@
               <w:pStyle w:val="Compact"/>
             </w:pPr>
             <w:r>
+              <w:t xml:space="preserve">1.5e-07*</w:t>
+            </w:r>
+          </w:p>
+        </w:tc>
+        <w:tc>
+          <w:tcPr/>
+          <w:p>
+            <w:pPr>
+              <w:pStyle w:val="Compact"/>
+            </w:pPr>
+            <w:r>
               <w:t xml:space="preserve">0.7% / 0.2%</w:t>
             </w:r>
           </w:p>
@@ -12162,6 +15336,17 @@
             </w:pPr>
             <w:r>
               <w:t xml:space="preserve">4.62 [2.98–7.16]</w:t>
+            </w:r>
+          </w:p>
+        </w:tc>
+        <w:tc>
+          <w:tcPr/>
+          <w:p>
+            <w:pPr>
+              <w:pStyle w:val="Compact"/>
+            </w:pPr>
+            <w:r>
+              <w:t xml:space="preserve">7.7e-12*</w:t>
             </w:r>
           </w:p>
         </w:tc>
@@ -12222,6 +15407,17 @@
               <w:pStyle w:val="Compact"/>
             </w:pPr>
             <w:r>
+              <w:t xml:space="preserve">5.7e-06*</w:t>
+            </w:r>
+          </w:p>
+        </w:tc>
+        <w:tc>
+          <w:tcPr/>
+          <w:p>
+            <w:pPr>
+              <w:pStyle w:val="Compact"/>
+            </w:pPr>
+            <w:r>
               <w:t xml:space="preserve">0.6% / 0.1%</w:t>
             </w:r>
           </w:p>
@@ -12234,6 +15430,17 @@
             </w:pPr>
             <w:r>
               <w:t xml:space="preserve">3.51 [1.83–6.72]</w:t>
+            </w:r>
+          </w:p>
+        </w:tc>
+        <w:tc>
+          <w:tcPr/>
+          <w:p>
+            <w:pPr>
+              <w:pStyle w:val="Compact"/>
+            </w:pPr>
+            <w:r>
+              <w:t xml:space="preserve">0.001</w:t>
             </w:r>
           </w:p>
         </w:tc>
@@ -12294,6 +15501,17 @@
               <w:pStyle w:val="Compact"/>
             </w:pPr>
             <w:r>
+              <w:t xml:space="preserve">9.6e-28*</w:t>
+            </w:r>
+          </w:p>
+        </w:tc>
+        <w:tc>
+          <w:tcPr/>
+          <w:p>
+            <w:pPr>
+              <w:pStyle w:val="Compact"/>
+            </w:pPr>
+            <w:r>
               <w:t xml:space="preserve">3.1% / 0.9%</w:t>
             </w:r>
           </w:p>
@@ -12306,6 +15524,17 @@
             </w:pPr>
             <w:r>
               <w:t xml:space="preserve">4.89 [3.74–6.4]</w:t>
+            </w:r>
+          </w:p>
+        </w:tc>
+        <w:tc>
+          <w:tcPr/>
+          <w:p>
+            <w:pPr>
+              <w:pStyle w:val="Compact"/>
+            </w:pPr>
+            <w:r>
+              <w:t xml:space="preserve">4.2e-31*</w:t>
             </w:r>
           </w:p>
         </w:tc>
@@ -12366,6 +15595,17 @@
               <w:pStyle w:val="Compact"/>
             </w:pPr>
             <w:r>
+              <w:t xml:space="preserve">7.6e-50*</w:t>
+            </w:r>
+          </w:p>
+        </w:tc>
+        <w:tc>
+          <w:tcPr/>
+          <w:p>
+            <w:pPr>
+              <w:pStyle w:val="Compact"/>
+            </w:pPr>
+            <w:r>
               <w:t xml:space="preserve">6.0% / 1.7%</w:t>
             </w:r>
           </w:p>
@@ -12378,6 +15618,17 @@
             </w:pPr>
             <w:r>
               <w:t xml:space="preserve">3.89 [3.24–4.67]</w:t>
+            </w:r>
+          </w:p>
+        </w:tc>
+        <w:tc>
+          <w:tcPr/>
+          <w:p>
+            <w:pPr>
+              <w:pStyle w:val="Compact"/>
+            </w:pPr>
+            <w:r>
+              <w:t xml:space="preserve">2.8e-48*</w:t>
             </w:r>
           </w:p>
         </w:tc>
@@ -12438,6 +15689,17 @@
               <w:pStyle w:val="Compact"/>
             </w:pPr>
             <w:r>
+              <w:t xml:space="preserve">1.1e-06*</w:t>
+            </w:r>
+          </w:p>
+        </w:tc>
+        <w:tc>
+          <w:tcPr/>
+          <w:p>
+            <w:pPr>
+              <w:pStyle w:val="Compact"/>
+            </w:pPr>
+            <w:r>
               <w:t xml:space="preserve">0.7% / 0.2%</w:t>
             </w:r>
           </w:p>
@@ -12450,6 +15712,17 @@
             </w:pPr>
             <w:r>
               <w:t xml:space="preserve">4.52 [2.77–7.36]</w:t>
+            </w:r>
+          </w:p>
+        </w:tc>
+        <w:tc>
+          <w:tcPr/>
+          <w:p>
+            <w:pPr>
+              <w:pStyle w:val="Compact"/>
+            </w:pPr>
+            <w:r>
+              <w:t xml:space="preserve">8.6e-08*</w:t>
             </w:r>
           </w:p>
         </w:tc>
@@ -12510,6 +15783,17 @@
               <w:pStyle w:val="Compact"/>
             </w:pPr>
             <w:r>
+              <w:t xml:space="preserve">3.4e-46*</w:t>
+            </w:r>
+          </w:p>
+        </w:tc>
+        <w:tc>
+          <w:tcPr/>
+          <w:p>
+            <w:pPr>
+              <w:pStyle w:val="Compact"/>
+            </w:pPr>
+            <w:r>
               <w:t xml:space="preserve">5.6% / 1.5%</w:t>
             </w:r>
           </w:p>
@@ -12522,6 +15806,17 @@
             </w:pPr>
             <w:r>
               <w:t xml:space="preserve">3.68 [3.07–4.41]</w:t>
+            </w:r>
+          </w:p>
+        </w:tc>
+        <w:tc>
+          <w:tcPr/>
+          <w:p>
+            <w:pPr>
+              <w:pStyle w:val="Compact"/>
+            </w:pPr>
+            <w:r>
+              <w:t xml:space="preserve">1.8e-45*</w:t>
             </w:r>
           </w:p>
         </w:tc>
@@ -12582,6 +15877,17 @@
               <w:pStyle w:val="Compact"/>
             </w:pPr>
             <w:r>
+              <w:t xml:space="preserve">9.8e-07*</w:t>
+            </w:r>
+          </w:p>
+        </w:tc>
+        <w:tc>
+          <w:tcPr/>
+          <w:p>
+            <w:pPr>
+              <w:pStyle w:val="Compact"/>
+            </w:pPr>
+            <w:r>
               <w:t xml:space="preserve">0.6% / 0.2%</w:t>
             </w:r>
           </w:p>
@@ -12594,6 +15900,17 @@
             </w:pPr>
             <w:r>
               <w:t xml:space="preserve">3.99 [2.38–6.68]</w:t>
+            </w:r>
+          </w:p>
+        </w:tc>
+        <w:tc>
+          <w:tcPr/>
+          <w:p>
+            <w:pPr>
+              <w:pStyle w:val="Compact"/>
+            </w:pPr>
+            <w:r>
+              <w:t xml:space="preserve">1.4e-07*</w:t>
             </w:r>
           </w:p>
         </w:tc>
@@ -12654,6 +15971,17 @@
               <w:pStyle w:val="Compact"/>
             </w:pPr>
             <w:r>
+              <w:t xml:space="preserve">4e-08*</w:t>
+            </w:r>
+          </w:p>
+        </w:tc>
+        <w:tc>
+          <w:tcPr/>
+          <w:p>
+            <w:pPr>
+              <w:pStyle w:val="Compact"/>
+            </w:pPr>
+            <w:r>
               <w:t xml:space="preserve">0.8% / 0.2%</w:t>
             </w:r>
           </w:p>
@@ -12666,6 +15994,17 @@
             </w:pPr>
             <w:r>
               <w:t xml:space="preserve">4.38 [2.53–7.57]</w:t>
+            </w:r>
+          </w:p>
+        </w:tc>
+        <w:tc>
+          <w:tcPr/>
+          <w:p>
+            <w:pPr>
+              <w:pStyle w:val="Compact"/>
+            </w:pPr>
+            <w:r>
+              <w:t xml:space="preserve">1.2e-07*</w:t>
             </w:r>
           </w:p>
         </w:tc>
@@ -12726,6 +16065,17 @@
               <w:pStyle w:val="Compact"/>
             </w:pPr>
             <w:r>
+              <w:t xml:space="preserve">1.8e-09*</w:t>
+            </w:r>
+          </w:p>
+        </w:tc>
+        <w:tc>
+          <w:tcPr/>
+          <w:p>
+            <w:pPr>
+              <w:pStyle w:val="Compact"/>
+            </w:pPr>
+            <w:r>
               <w:t xml:space="preserve">1.0% / 0.3%</w:t>
             </w:r>
           </w:p>
@@ -12738,6 +16088,17 @@
             </w:pPr>
             <w:r>
               <w:t xml:space="preserve">4.87 [2.9–8.17]</w:t>
+            </w:r>
+          </w:p>
+        </w:tc>
+        <w:tc>
+          <w:tcPr/>
+          <w:p>
+            <w:pPr>
+              <w:pStyle w:val="Compact"/>
+            </w:pPr>
+            <w:r>
+              <w:t xml:space="preserve">2.2e-09*</w:t>
             </w:r>
           </w:p>
         </w:tc>
@@ -12798,6 +16159,17 @@
               <w:pStyle w:val="Compact"/>
             </w:pPr>
             <w:r>
+              <w:t xml:space="preserve">8.2e-10*</w:t>
+            </w:r>
+          </w:p>
+        </w:tc>
+        <w:tc>
+          <w:tcPr/>
+          <w:p>
+            <w:pPr>
+              <w:pStyle w:val="Compact"/>
+            </w:pPr>
+            <w:r>
               <w:t xml:space="preserve">1.0% / 0.3%</w:t>
             </w:r>
           </w:p>
@@ -12810,6 +16182,17 @@
             </w:pPr>
             <w:r>
               <w:t xml:space="preserve">3.76 [2.28–6.2]</w:t>
+            </w:r>
+          </w:p>
+        </w:tc>
+        <w:tc>
+          <w:tcPr/>
+          <w:p>
+            <w:pPr>
+              <w:pStyle w:val="Compact"/>
+            </w:pPr>
+            <w:r>
+              <w:t xml:space="preserve">2.2e-07*</w:t>
             </w:r>
           </w:p>
         </w:tc>
@@ -12870,6 +16253,17 @@
               <w:pStyle w:val="Compact"/>
             </w:pPr>
             <w:r>
+              <w:t xml:space="preserve">0.0021</w:t>
+            </w:r>
+          </w:p>
+        </w:tc>
+        <w:tc>
+          <w:tcPr/>
+          <w:p>
+            <w:pPr>
+              <w:pStyle w:val="Compact"/>
+            </w:pPr>
+            <w:r>
               <w:t xml:space="preserve">0.3% / 0.1%</w:t>
             </w:r>
           </w:p>
@@ -12882,6 +16276,17 @@
             </w:pPr>
             <w:r>
               <w:t xml:space="preserve">8.58 [4.12–17.9]</w:t>
+            </w:r>
+          </w:p>
+        </w:tc>
+        <w:tc>
+          <w:tcPr/>
+          <w:p>
+            <w:pPr>
+              <w:pStyle w:val="Compact"/>
+            </w:pPr>
+            <w:r>
+              <w:t xml:space="preserve">1e-06*</w:t>
             </w:r>
           </w:p>
         </w:tc>
@@ -12942,6 +16347,17 @@
               <w:pStyle w:val="Compact"/>
             </w:pPr>
             <w:r>
+              <w:t xml:space="preserve">7.7e-26*</w:t>
+            </w:r>
+          </w:p>
+        </w:tc>
+        <w:tc>
+          <w:tcPr/>
+          <w:p>
+            <w:pPr>
+              <w:pStyle w:val="Compact"/>
+            </w:pPr>
+            <w:r>
               <w:t xml:space="preserve">3.1% / 0.9%</w:t>
             </w:r>
           </w:p>
@@ -12954,6 +16370,17 @@
             </w:pPr>
             <w:r>
               <w:t xml:space="preserve">3.92 [3.02–5.09]</w:t>
+            </w:r>
+          </w:p>
+        </w:tc>
+        <w:tc>
+          <w:tcPr/>
+          <w:p>
+            <w:pPr>
+              <w:pStyle w:val="Compact"/>
+            </w:pPr>
+            <w:r>
+              <w:t xml:space="preserve">8.2e-25*</w:t>
             </w:r>
           </w:p>
         </w:tc>
@@ -13014,6 +16441,17 @@
               <w:pStyle w:val="Compact"/>
             </w:pPr>
             <w:r>
+              <w:t xml:space="preserve">0.00059</w:t>
+            </w:r>
+          </w:p>
+        </w:tc>
+        <w:tc>
+          <w:tcPr/>
+          <w:p>
+            <w:pPr>
+              <w:pStyle w:val="Compact"/>
+            </w:pPr>
+            <w:r>
               <w:t xml:space="preserve">0.3% / 0.1%</w:t>
             </w:r>
           </w:p>
@@ -13026,6 +16464,17 @@
             </w:pPr>
             <w:r>
               <w:t xml:space="preserve">6.78 [3.56–12.9]</w:t>
+            </w:r>
+          </w:p>
+        </w:tc>
+        <w:tc>
+          <w:tcPr/>
+          <w:p>
+            <w:pPr>
+              <w:pStyle w:val="Compact"/>
+            </w:pPr>
+            <w:r>
+              <w:t xml:space="preserve">5.8e-07*</w:t>
             </w:r>
           </w:p>
         </w:tc>
@@ -13086,6 +16535,17 @@
               <w:pStyle w:val="Compact"/>
             </w:pPr>
             <w:r>
+              <w:t xml:space="preserve">0.00011</w:t>
+            </w:r>
+          </w:p>
+        </w:tc>
+        <w:tc>
+          <w:tcPr/>
+          <w:p>
+            <w:pPr>
+              <w:pStyle w:val="Compact"/>
+            </w:pPr>
+            <w:r>
               <w:t xml:space="preserve">0.4% / 0.2%</w:t>
             </w:r>
           </w:p>
@@ -13098,6 +16558,17 @@
             </w:pPr>
             <w:r>
               <w:t xml:space="preserve">5.14 [2.98–8.87]</w:t>
+            </w:r>
+          </w:p>
+        </w:tc>
+        <w:tc>
+          <w:tcPr/>
+          <w:p>
+            <w:pPr>
+              <w:pStyle w:val="Compact"/>
+            </w:pPr>
+            <w:r>
+              <w:t xml:space="preserve">4.2e-09*</w:t>
             </w:r>
           </w:p>
         </w:tc>
@@ -13132,7 +16603,7 @@
               <w:pStyle w:val="Compact"/>
             </w:pPr>
             <w:r>
-              <w:t xml:space="preserve"> ↳ Hereditary hemochromatosis</w:t>
+              <w:t xml:space="preserve">↳ Hereditary hemochromatosis</w:t>
             </w:r>
           </w:p>
         </w:tc>
@@ -13154,6 +16625,17 @@
               <w:pStyle w:val="Compact"/>
             </w:pPr>
             <w:r>
+              <w:t xml:space="preserve">0.00012</w:t>
+            </w:r>
+          </w:p>
+        </w:tc>
+        <w:tc>
+          <w:tcPr/>
+          <w:p>
+            <w:pPr>
+              <w:pStyle w:val="Compact"/>
+            </w:pPr>
+            <w:r>
               <w:t xml:space="preserve">0.4% / 0.1%</w:t>
             </w:r>
           </w:p>
@@ -13166,6 +16648,17 @@
             </w:pPr>
             <w:r>
               <w:t xml:space="preserve">4.01 [2.26–7.1]</w:t>
+            </w:r>
+          </w:p>
+        </w:tc>
+        <w:tc>
+          <w:tcPr/>
+          <w:p>
+            <w:pPr>
+              <w:pStyle w:val="Compact"/>
+            </w:pPr>
+            <w:r>
+              <w:t xml:space="preserve">4.6e-05</w:t>
             </w:r>
           </w:p>
         </w:tc>
@@ -13226,6 +16719,17 @@
               <w:pStyle w:val="Compact"/>
             </w:pPr>
             <w:r>
+              <w:t xml:space="preserve">3.5e-05</w:t>
+            </w:r>
+          </w:p>
+        </w:tc>
+        <w:tc>
+          <w:tcPr/>
+          <w:p>
+            <w:pPr>
+              <w:pStyle w:val="Compact"/>
+            </w:pPr>
+            <w:r>
               <w:t xml:space="preserve">0.5% / 0.1%</w:t>
             </w:r>
           </w:p>
@@ -13238,6 +16742,17 @@
             </w:pPr>
             <w:r>
               <w:t xml:space="preserve">5.62 [2.68–11.8]</w:t>
+            </w:r>
+          </w:p>
+        </w:tc>
+        <w:tc>
+          <w:tcPr/>
+          <w:p>
+            <w:pPr>
+              <w:pStyle w:val="Compact"/>
+            </w:pPr>
+            <w:r>
+              <w:t xml:space="preserve">5e-06*</w:t>
             </w:r>
           </w:p>
         </w:tc>
@@ -13298,6 +16813,17 @@
               <w:pStyle w:val="Compact"/>
             </w:pPr>
             <w:r>
+              <w:t xml:space="preserve">2.3e-12*</w:t>
+            </w:r>
+          </w:p>
+        </w:tc>
+        <w:tc>
+          <w:tcPr/>
+          <w:p>
+            <w:pPr>
+              <w:pStyle w:val="Compact"/>
+            </w:pPr>
+            <w:r>
               <w:t xml:space="preserve">1.4% / 0.4%</w:t>
             </w:r>
           </w:p>
@@ -13310,6 +16836,17 @@
             </w:pPr>
             <w:r>
               <w:t xml:space="preserve">3.66 [2.57–5.22]</w:t>
+            </w:r>
+          </w:p>
+        </w:tc>
+        <w:tc>
+          <w:tcPr/>
+          <w:p>
+            <w:pPr>
+              <w:pStyle w:val="Compact"/>
+            </w:pPr>
+            <w:r>
+              <w:t xml:space="preserve">7.8e-13*</w:t>
             </w:r>
           </w:p>
         </w:tc>
@@ -13370,6 +16907,17 @@
               <w:pStyle w:val="Compact"/>
             </w:pPr>
             <w:r>
+              <w:t xml:space="preserve">2.6e-17*</w:t>
+            </w:r>
+          </w:p>
+        </w:tc>
+        <w:tc>
+          <w:tcPr/>
+          <w:p>
+            <w:pPr>
+              <w:pStyle w:val="Compact"/>
+            </w:pPr>
+            <w:r>
               <w:t xml:space="preserve">2.1% / 0.6%</w:t>
             </w:r>
           </w:p>
@@ -13382,6 +16930,17 @@
             </w:pPr>
             <w:r>
               <w:t xml:space="preserve">4.33 [3.26–5.74]</w:t>
+            </w:r>
+          </w:p>
+        </w:tc>
+        <w:tc>
+          <w:tcPr/>
+          <w:p>
+            <w:pPr>
+              <w:pStyle w:val="Compact"/>
+            </w:pPr>
+            <w:r>
+              <w:t xml:space="preserve">3.2e-24*</w:t>
             </w:r>
           </w:p>
         </w:tc>
@@ -13442,6 +17001,17 @@
               <w:pStyle w:val="Compact"/>
             </w:pPr>
             <w:r>
+              <w:t xml:space="preserve">0.0041</w:t>
+            </w:r>
+          </w:p>
+        </w:tc>
+        <w:tc>
+          <w:tcPr/>
+          <w:p>
+            <w:pPr>
+              <w:pStyle w:val="Compact"/>
+            </w:pPr>
+            <w:r>
               <w:t xml:space="preserve">&lt;11 / 0.1%</w:t>
             </w:r>
           </w:p>
@@ -13464,7 +17034,206 @@
               <w:pStyle w:val="Compact"/>
             </w:pPr>
             <w:r>
+              <w:t xml:space="preserve">0.0044</w:t>
+            </w:r>
+          </w:p>
+        </w:tc>
+        <w:tc>
+          <w:tcPr/>
+          <w:p>
+            <w:pPr>
+              <w:pStyle w:val="Compact"/>
+            </w:pPr>
+            <w:r>
               <w:t xml:space="preserve">&lt;11 / 0.1%</w:t>
+            </w:r>
+          </w:p>
+        </w:tc>
+      </w:tr>
+      <w:tr>
+        <w:tc>
+          <w:tcPr/>
+          <w:p>
+            <w:pPr>
+              <w:pStyle w:val="Compact"/>
+            </w:pPr>
+            <w:r>
+              <w:t xml:space="preserve">CM_768</w:t>
+            </w:r>
+          </w:p>
+        </w:tc>
+        <w:tc>
+          <w:tcPr/>
+          <w:p>
+            <w:pPr>
+              <w:pStyle w:val="Compact"/>
+            </w:pPr>
+            <w:r>
+              <w:rPr>
+                <w:b/>
+                <w:bCs/>
+              </w:rPr>
+              <w:t xml:space="preserve">Congenital deformities of chest and bony thorax</w:t>
+            </w:r>
+          </w:p>
+        </w:tc>
+        <w:tc>
+          <w:tcPr/>
+          <w:p>
+            <w:pPr>
+              <w:pStyle w:val="Compact"/>
+            </w:pPr>
+            <w:r>
+              <w:t xml:space="preserve">3.16 [1.61–6.2]</w:t>
+            </w:r>
+          </w:p>
+        </w:tc>
+        <w:tc>
+          <w:tcPr/>
+          <w:p>
+            <w:pPr>
+              <w:pStyle w:val="Compact"/>
+            </w:pPr>
+            <w:r>
+              <w:t xml:space="preserve">0.0045</w:t>
+            </w:r>
+          </w:p>
+        </w:tc>
+        <w:tc>
+          <w:tcPr/>
+          <w:p>
+            <w:pPr>
+              <w:pStyle w:val="Compact"/>
+            </w:pPr>
+            <w:r>
+              <w:t xml:space="preserve">&lt;11 / 0.1%</w:t>
+            </w:r>
+          </w:p>
+        </w:tc>
+        <w:tc>
+          <w:tcPr/>
+          <w:p>
+            <w:pPr>
+              <w:pStyle w:val="Compact"/>
+            </w:pPr>
+            <w:r>
+              <w:t xml:space="preserve">4.3 [1.97–9.4]</w:t>
+            </w:r>
+          </w:p>
+        </w:tc>
+        <w:tc>
+          <w:tcPr/>
+          <w:p>
+            <w:pPr>
+              <w:pStyle w:val="Compact"/>
+            </w:pPr>
+            <w:r>
+              <w:t xml:space="preserve">0.0024</w:t>
+            </w:r>
+          </w:p>
+        </w:tc>
+        <w:tc>
+          <w:tcPr/>
+          <w:p>
+            <w:pPr>
+              <w:pStyle w:val="Compact"/>
+            </w:pPr>
+            <w:r>
+              <w:t xml:space="preserve">&lt;11 / 0.0%</w:t>
+            </w:r>
+          </w:p>
+        </w:tc>
+      </w:tr>
+      <w:tr>
+        <w:tc>
+          <w:tcPr/>
+          <w:p>
+            <w:pPr>
+              <w:pStyle w:val="Compact"/>
+            </w:pPr>
+            <w:r>
+              <w:t xml:space="preserve">CV_417.1</w:t>
+            </w:r>
+          </w:p>
+        </w:tc>
+        <w:tc>
+          <w:tcPr/>
+          <w:p>
+            <w:pPr>
+              <w:pStyle w:val="Compact"/>
+            </w:pPr>
+            <w:r>
+              <w:rPr>
+                <w:b/>
+                <w:bCs/>
+              </w:rPr>
+              <w:t xml:space="preserve">Palpitations</w:t>
+            </w:r>
+          </w:p>
+        </w:tc>
+        <w:tc>
+          <w:tcPr/>
+          <w:p>
+            <w:pPr>
+              <w:pStyle w:val="Compact"/>
+            </w:pPr>
+            <w:r>
+              <w:t xml:space="preserve">3.13 [2.82–3.48]</w:t>
+            </w:r>
+          </w:p>
+        </w:tc>
+        <w:tc>
+          <w:tcPr/>
+          <w:p>
+            <w:pPr>
+              <w:pStyle w:val="Compact"/>
+            </w:pPr>
+            <w:r>
+              <w:t xml:space="preserve">1.2e-99*</w:t>
+            </w:r>
+          </w:p>
+        </w:tc>
+        <w:tc>
+          <w:tcPr/>
+          <w:p>
+            <w:pPr>
+              <w:pStyle w:val="Compact"/>
+            </w:pPr>
+            <w:r>
+              <w:t xml:space="preserve">15.9% / 5.6%</w:t>
+            </w:r>
+          </w:p>
+        </w:tc>
+        <w:tc>
+          <w:tcPr/>
+          <w:p>
+            <w:pPr>
+              <w:pStyle w:val="Compact"/>
+            </w:pPr>
+            <w:r>
+              <w:t xml:space="preserve">3.58 [3.14–4.08]</w:t>
+            </w:r>
+          </w:p>
+        </w:tc>
+        <w:tc>
+          <w:tcPr/>
+          <w:p>
+            <w:pPr>
+              <w:pStyle w:val="Compact"/>
+            </w:pPr>
+            <w:r>
+              <w:t xml:space="preserve">2.5e-80*</w:t>
+            </w:r>
+          </w:p>
+        </w:tc>
+        <w:tc>
+          <w:tcPr/>
+          <w:p>
+            <w:pPr>
+              <w:pStyle w:val="Compact"/>
+            </w:pPr>
+            <w:r>
+              <w:t xml:space="preserve">10.4% / 2.9%</w:t>
             </w:r>
           </w:p>
         </w:tc>
@@ -13514,6 +17283,17 @@
               <w:pStyle w:val="Compact"/>
             </w:pPr>
             <w:r>
+              <w:t xml:space="preserve">2.7e-17*</w:t>
+            </w:r>
+          </w:p>
+        </w:tc>
+        <w:tc>
+          <w:tcPr/>
+          <w:p>
+            <w:pPr>
+              <w:pStyle w:val="Compact"/>
+            </w:pPr>
+            <w:r>
               <w:t xml:space="preserve">2.8% / 0.9%</w:t>
             </w:r>
           </w:p>
@@ -13536,151 +17316,18 @@
               <w:pStyle w:val="Compact"/>
             </w:pPr>
             <w:r>
+              <w:t xml:space="preserve">1e-16*</w:t>
+            </w:r>
+          </w:p>
+        </w:tc>
+        <w:tc>
+          <w:tcPr/>
+          <w:p>
+            <w:pPr>
+              <w:pStyle w:val="Compact"/>
+            </w:pPr>
+            <w:r>
               <w:t xml:space="preserve">2.2% / 0.6%</w:t>
-            </w:r>
-          </w:p>
-        </w:tc>
-      </w:tr>
-      <w:tr>
-        <w:tc>
-          <w:tcPr/>
-          <w:p>
-            <w:pPr>
-              <w:pStyle w:val="Compact"/>
-            </w:pPr>
-            <w:r>
-              <w:t xml:space="preserve">CM_768</w:t>
-            </w:r>
-          </w:p>
-        </w:tc>
-        <w:tc>
-          <w:tcPr/>
-          <w:p>
-            <w:pPr>
-              <w:pStyle w:val="Compact"/>
-            </w:pPr>
-            <w:r>
-              <w:rPr>
-                <w:b/>
-                <w:bCs/>
-              </w:rPr>
-              <w:t xml:space="preserve">Congenital deformities of chest and bony thorax</w:t>
-            </w:r>
-          </w:p>
-        </w:tc>
-        <w:tc>
-          <w:tcPr/>
-          <w:p>
-            <w:pPr>
-              <w:pStyle w:val="Compact"/>
-            </w:pPr>
-            <w:r>
-              <w:t xml:space="preserve">3.16 [1.61–6.2]</w:t>
-            </w:r>
-          </w:p>
-        </w:tc>
-        <w:tc>
-          <w:tcPr/>
-          <w:p>
-            <w:pPr>
-              <w:pStyle w:val="Compact"/>
-            </w:pPr>
-            <w:r>
-              <w:t xml:space="preserve">&lt;11 / 0.1%</w:t>
-            </w:r>
-          </w:p>
-        </w:tc>
-        <w:tc>
-          <w:tcPr/>
-          <w:p>
-            <w:pPr>
-              <w:pStyle w:val="Compact"/>
-            </w:pPr>
-            <w:r>
-              <w:t xml:space="preserve">4.3 [1.97–9.4]</w:t>
-            </w:r>
-          </w:p>
-        </w:tc>
-        <w:tc>
-          <w:tcPr/>
-          <w:p>
-            <w:pPr>
-              <w:pStyle w:val="Compact"/>
-            </w:pPr>
-            <w:r>
-              <w:t xml:space="preserve">&lt;11 / 0.0%</w:t>
-            </w:r>
-          </w:p>
-        </w:tc>
-      </w:tr>
-      <w:tr>
-        <w:tc>
-          <w:tcPr/>
-          <w:p>
-            <w:pPr>
-              <w:pStyle w:val="Compact"/>
-            </w:pPr>
-            <w:r>
-              <w:t xml:space="preserve">CV_417.1</w:t>
-            </w:r>
-          </w:p>
-        </w:tc>
-        <w:tc>
-          <w:tcPr/>
-          <w:p>
-            <w:pPr>
-              <w:pStyle w:val="Compact"/>
-            </w:pPr>
-            <w:r>
-              <w:rPr>
-                <w:b/>
-                <w:bCs/>
-              </w:rPr>
-              <w:t xml:space="preserve">Palpitations</w:t>
-            </w:r>
-          </w:p>
-        </w:tc>
-        <w:tc>
-          <w:tcPr/>
-          <w:p>
-            <w:pPr>
-              <w:pStyle w:val="Compact"/>
-            </w:pPr>
-            <w:r>
-              <w:t xml:space="preserve">3.13 [2.82–3.48]</w:t>
-            </w:r>
-          </w:p>
-        </w:tc>
-        <w:tc>
-          <w:tcPr/>
-          <w:p>
-            <w:pPr>
-              <w:pStyle w:val="Compact"/>
-            </w:pPr>
-            <w:r>
-              <w:t xml:space="preserve">15.9% / 5.6%</w:t>
-            </w:r>
-          </w:p>
-        </w:tc>
-        <w:tc>
-          <w:tcPr/>
-          <w:p>
-            <w:pPr>
-              <w:pStyle w:val="Compact"/>
-            </w:pPr>
-            <w:r>
-              <w:t xml:space="preserve">3.58 [3.14–4.08]</w:t>
-            </w:r>
-          </w:p>
-        </w:tc>
-        <w:tc>
-          <w:tcPr/>
-          <w:p>
-            <w:pPr>
-              <w:pStyle w:val="Compact"/>
-            </w:pPr>
-            <w:r>
-              <w:t xml:space="preserve">10.4% / 2.9%</w:t>
             </w:r>
           </w:p>
         </w:tc>
@@ -13730,6 +17377,17 @@
               <w:pStyle w:val="Compact"/>
             </w:pPr>
             <w:r>
+              <w:t xml:space="preserve">0.0058</w:t>
+            </w:r>
+          </w:p>
+        </w:tc>
+        <w:tc>
+          <w:tcPr/>
+          <w:p>
+            <w:pPr>
+              <w:pStyle w:val="Compact"/>
+            </w:pPr>
+            <w:r>
               <w:t xml:space="preserve">&lt;11 / 0.1%</w:t>
             </w:r>
           </w:p>
@@ -13742,6 +17400,17 @@
             </w:pPr>
             <w:r>
               <w:t xml:space="preserve">3.92 [1.89–8.14]</w:t>
+            </w:r>
+          </w:p>
+        </w:tc>
+        <w:tc>
+          <w:tcPr/>
+          <w:p>
+            <w:pPr>
+              <w:pStyle w:val="Compact"/>
+            </w:pPr>
+            <w:r>
+              <w:t xml:space="preserve">0.0022</w:t>
             </w:r>
           </w:p>
         </w:tc>
@@ -13802,6 +17471,17 @@
               <w:pStyle w:val="Compact"/>
             </w:pPr>
             <w:r>
+              <w:t xml:space="preserve">1.1e-149*</w:t>
+            </w:r>
+          </w:p>
+        </w:tc>
+        <w:tc>
+          <w:tcPr/>
+          <w:p>
+            <w:pPr>
+              <w:pStyle w:val="Compact"/>
+            </w:pPr>
+            <w:r>
               <w:t xml:space="preserve">27.8% / 10.9%</w:t>
             </w:r>
           </w:p>
@@ -13814,6 +17494,17 @@
             </w:pPr>
             <w:r>
               <w:t xml:space="preserve">3.59 [3.26–3.94]</w:t>
+            </w:r>
+          </w:p>
+        </w:tc>
+        <w:tc>
+          <w:tcPr/>
+          <w:p>
+            <w:pPr>
+              <w:pStyle w:val="Compact"/>
+            </w:pPr>
+            <w:r>
+              <w:t xml:space="preserve">3.9e-156*</w:t>
             </w:r>
           </w:p>
         </w:tc>
@@ -13874,6 +17565,17 @@
               <w:pStyle w:val="Compact"/>
             </w:pPr>
             <w:r>
+              <w:t xml:space="preserve">6.9e-27*</w:t>
+            </w:r>
+          </w:p>
+        </w:tc>
+        <w:tc>
+          <w:tcPr/>
+          <w:p>
+            <w:pPr>
+              <w:pStyle w:val="Compact"/>
+            </w:pPr>
+            <w:r>
               <w:t xml:space="preserve">3.7% / 1.4%</w:t>
             </w:r>
           </w:p>
@@ -13886,6 +17588,17 @@
             </w:pPr>
             <w:r>
               <w:t xml:space="preserve">4.55 [3.59–5.77]</w:t>
+            </w:r>
+          </w:p>
+        </w:tc>
+        <w:tc>
+          <w:tcPr/>
+          <w:p>
+            <w:pPr>
+              <w:pStyle w:val="Compact"/>
+            </w:pPr>
+            <w:r>
+              <w:t xml:space="preserve">6.3e-36*</w:t>
             </w:r>
           </w:p>
         </w:tc>
@@ -13946,6 +17659,17 @@
               <w:pStyle w:val="Compact"/>
             </w:pPr>
             <w:r>
+              <w:t xml:space="preserve">0.0041</w:t>
+            </w:r>
+          </w:p>
+        </w:tc>
+        <w:tc>
+          <w:tcPr/>
+          <w:p>
+            <w:pPr>
+              <w:pStyle w:val="Compact"/>
+            </w:pPr>
+            <w:r>
               <w:t xml:space="preserve">0.3% / 0.1%</w:t>
             </w:r>
           </w:p>
@@ -13958,6 +17682,17 @@
             </w:pPr>
             <w:r>
               <w:t xml:space="preserve">3.59 [1.59–8.07]</w:t>
+            </w:r>
+          </w:p>
+        </w:tc>
+        <w:tc>
+          <w:tcPr/>
+          <w:p>
+            <w:pPr>
+              <w:pStyle w:val="Compact"/>
+            </w:pPr>
+            <w:r>
+              <w:t xml:space="preserve">0.011</w:t>
             </w:r>
           </w:p>
         </w:tc>
@@ -14018,6 +17753,17 @@
               <w:pStyle w:val="Compact"/>
             </w:pPr>
             <w:r>
+              <w:t xml:space="preserve">5.2e-05</w:t>
+            </w:r>
+          </w:p>
+        </w:tc>
+        <w:tc>
+          <w:tcPr/>
+          <w:p>
+            <w:pPr>
+              <w:pStyle w:val="Compact"/>
+            </w:pPr>
+            <w:r>
               <w:t xml:space="preserve">0.6% / 0.2%</w:t>
             </w:r>
           </w:p>
@@ -14030,6 +17776,17 @@
             </w:pPr>
             <w:r>
               <w:t xml:space="preserve">4.28 [2.39–7.67]</w:t>
+            </w:r>
+          </w:p>
+        </w:tc>
+        <w:tc>
+          <w:tcPr/>
+          <w:p>
+            <w:pPr>
+              <w:pStyle w:val="Compact"/>
+            </w:pPr>
+            <w:r>
+              <w:t xml:space="preserve">1.9e-05*</w:t>
             </w:r>
           </w:p>
         </w:tc>
@@ -14090,6 +17847,17 @@
               <w:pStyle w:val="Compact"/>
             </w:pPr>
             <w:r>
+              <w:t xml:space="preserve">1.7e-10*</w:t>
+            </w:r>
+          </w:p>
+        </w:tc>
+        <w:tc>
+          <w:tcPr/>
+          <w:p>
+            <w:pPr>
+              <w:pStyle w:val="Compact"/>
+            </w:pPr>
+            <w:r>
               <w:t xml:space="preserve">1.3% / 0.4%</w:t>
             </w:r>
           </w:p>
@@ -14102,6 +17870,17 @@
             </w:pPr>
             <w:r>
               <w:t xml:space="preserve">5.77 [3.77–8.84]</w:t>
+            </w:r>
+          </w:p>
+        </w:tc>
+        <w:tc>
+          <w:tcPr/>
+          <w:p>
+            <w:pPr>
+              <w:pStyle w:val="Compact"/>
+            </w:pPr>
+            <w:r>
+              <w:t xml:space="preserve">8.4e-16*</w:t>
             </w:r>
           </w:p>
         </w:tc>
